--- a/AISearchProforma.docx
+++ b/AISearchProforma.docx
@@ -1,89 +1,92 @@
 
 <file path=word/document.xml><?xml version="1.0" encoding="utf-8"?>
-<w:document xmlns:wpc="http://schemas.microsoft.com/office/word/2010/wordprocessingCanvas" xmlns:cx="http://schemas.microsoft.com/office/drawing/2014/chartex" xmlns:cx1="http://schemas.microsoft.com/office/drawing/2015/9/8/chartex" xmlns:cx2="http://schemas.microsoft.com/office/drawing/2015/10/21/chartex" xmlns:cx3="http://schemas.microsoft.com/office/drawing/2016/5/9/chartex" xmlns:cx4="http://schemas.microsoft.com/office/drawing/2016/5/10/chartex" xmlns:cx5="http://schemas.microsoft.com/office/drawing/2016/5/11/chartex" xmlns:cx6="http://schemas.microsoft.com/office/drawing/2016/5/12/chartex" xmlns:cx7="http://schemas.microsoft.com/office/drawing/2016/5/13/chartex" xmlns:cx8="http://schemas.microsoft.com/office/drawing/2016/5/14/chartex" xmlns:mc="http://schemas.openxmlformats.org/markup-compatibility/2006" xmlns:aink="http://schemas.microsoft.com/office/drawing/2016/ink" xmlns:am3d="http://schemas.microsoft.com/office/drawing/2017/model3d" xmlns:o="urn:schemas-microsoft-com:office:office" xmlns:oel="http://schemas.microsoft.com/office/2019/extlst" xmlns:r="http://schemas.openxmlformats.org/officeDocument/2006/relationships" xmlns:m="http://schemas.openxmlformats.org/officeDocument/2006/math" xmlns:v="urn:schemas-microsoft-com:vml" xmlns:wp14="http://schemas.microsoft.com/office/word/2010/wordprocessingDrawing" xmlns:wp="http://schemas.openxmlformats.org/drawingml/2006/wordprocessingDrawing" xmlns:w10="urn:schemas-microsoft-com:office:word" xmlns:w="http://schemas.openxmlformats.org/wordprocessingml/2006/main" xmlns:w14="http://schemas.microsoft.com/office/word/2010/wordml" xmlns:w15="http://schemas.microsoft.com/office/word/2012/wordml" xmlns:w16cex="http://schemas.microsoft.com/office/word/2018/wordml/cex" xmlns:w16cid="http://schemas.microsoft.com/office/word/2016/wordml/cid" xmlns:w16="http://schemas.microsoft.com/office/word/2018/wordml" xmlns:w16sdtdh="http://schemas.microsoft.com/office/word/2020/wordml/sdtdatahash" xmlns:w16se="http://schemas.microsoft.com/office/word/2015/wordml/symex" xmlns:wpg="http://schemas.microsoft.com/office/word/2010/wordprocessingGroup" xmlns:wpi="http://schemas.microsoft.com/office/word/2010/wordprocessingInk" xmlns:wne="http://schemas.microsoft.com/office/word/2006/wordml" xmlns:wps="http://schemas.microsoft.com/office/word/2010/wordprocessingShape" mc:Ignorable="w14 w15 w16se w16cid w16 w16cex w16sdtdh wp14">
+<w:document xmlns:o="urn:schemas-microsoft-com:office:office" xmlns:r="http://schemas.openxmlformats.org/officeDocument/2006/relationships" xmlns:v="urn:schemas-microsoft-com:vml" xmlns:w="http://schemas.openxmlformats.org/wordprocessingml/2006/main" xmlns:w10="urn:schemas-microsoft-com:office:word" xmlns:wp="http://schemas.openxmlformats.org/drawingml/2006/wordprocessingDrawing" xmlns:pic="http://schemas.openxmlformats.org/drawingml/2006/picture" xmlns:wps="http://schemas.microsoft.com/office/word/2010/wordprocessingShape" xmlns:wpg="http://schemas.microsoft.com/office/word/2010/wordprocessingGroup" xmlns:mc="http://schemas.openxmlformats.org/markup-compatibility/2006" xmlns:wp14="http://schemas.microsoft.com/office/word/2010/wordprocessingDrawing" xmlns:w14="http://schemas.microsoft.com/office/word/2010/wordml" xmlns:w15="http://schemas.microsoft.com/office/word/2012/wordml" mc:Ignorable="w14 wp14 w15">
   <w:body>
     <w:p>
       <w:pPr>
+        <w:pStyle w:val="Normal"/>
         <w:tabs>
-          <w:tab w:val="left" w:pos="6237"/>
+          <w:tab w:val="clear" w:pos="720"/>
+          <w:tab w:val="left" w:pos="6237" w:leader="none"/>
         </w:tabs>
-        <w:spacing w:after="0" w:line="240" w:lineRule="auto"/>
-        <w:ind w:left="-1276" w:right="-1322"/>
+        <w:spacing w:lineRule="auto" w:line="240" w:before="0" w:after="0"/>
+        <w:ind w:start="-1276" w:end="-1322"/>
+        <w:rPr/>
       </w:pPr>
       <w:r>
-        <w:t>Name</w:t>
+        <w:rPr/>
+        <w:t xml:space="preserve">Name: </w:t>
       </w:r>
       <w:r>
-        <w:t xml:space="preserve">: </w:t>
+        <w:rPr/>
+        <w:t>Jacob Flint</w:t>
       </w:r>
       <w:r>
+        <w:rPr/>
         <w:tab/>
-      </w:r>
-      <w:proofErr w:type="gramStart"/>
-      <w:r>
-        <w:t>User-</w:t>
+        <w:t xml:space="preserve">User-name: </w:t>
       </w:r>
       <w:r>
-        <w:t>name</w:t>
-      </w:r>
-      <w:proofErr w:type="gramEnd"/>
-      <w:r>
-        <w:t xml:space="preserve">: </w:t>
+        <w:rPr/>
+        <w:t>ssqf78</w:t>
       </w:r>
     </w:p>
     <w:p>
       <w:pPr>
+        <w:pStyle w:val="Normal"/>
         <w:tabs>
-          <w:tab w:val="left" w:pos="6804"/>
+          <w:tab w:val="clear" w:pos="720"/>
+          <w:tab w:val="left" w:pos="6804" w:leader="none"/>
         </w:tabs>
-        <w:spacing w:after="0" w:line="240" w:lineRule="auto"/>
-        <w:ind w:left="-1276" w:right="-1322"/>
+        <w:spacing w:lineRule="auto" w:line="240" w:before="0" w:after="0"/>
+        <w:ind w:start="-1276" w:end="-1322"/>
+        <w:rPr/>
       </w:pPr>
       <w:r>
-        <w:t>Algorithm</w:t>
+        <w:rPr/>
+        <w:t xml:space="preserve">Algorithm A: </w:t>
       </w:r>
       <w:r>
-        <w:t xml:space="preserve"> </w:t>
-      </w:r>
-      <w:r>
-        <w:t xml:space="preserve">A: </w:t>
+        <w:rPr/>
+        <w:t>Genetic Algorithm</w:t>
       </w:r>
     </w:p>
     <w:p>
       <w:pPr>
+        <w:pStyle w:val="Normal"/>
         <w:tabs>
-          <w:tab w:val="left" w:pos="6804"/>
+          <w:tab w:val="clear" w:pos="720"/>
+          <w:tab w:val="left" w:pos="6804" w:leader="none"/>
         </w:tabs>
-        <w:spacing w:after="0" w:line="240" w:lineRule="auto"/>
-        <w:ind w:left="-1276" w:right="-1322"/>
+        <w:spacing w:lineRule="auto" w:line="240" w:before="0" w:after="0"/>
+        <w:ind w:start="-1276" w:end="-1322"/>
+        <w:rPr/>
       </w:pPr>
       <w:r>
-        <w:t>Algorithm</w:t>
+        <w:rPr/>
+        <w:t xml:space="preserve">Algorithm B: </w:t>
       </w:r>
       <w:r>
-        <w:t xml:space="preserve"> </w:t>
-      </w:r>
-      <w:r>
-        <w:t xml:space="preserve">B: </w:t>
+        <w:rPr/>
+        <w:t>Ant Colony Optimisation</w:t>
       </w:r>
     </w:p>
     <w:p>
       <w:pPr>
+        <w:pStyle w:val="Normal"/>
         <w:tabs>
-          <w:tab w:val="left" w:pos="6804"/>
+          <w:tab w:val="clear" w:pos="720"/>
+          <w:tab w:val="left" w:pos="6804" w:leader="none"/>
         </w:tabs>
-        <w:spacing w:after="0" w:line="240" w:lineRule="auto"/>
-        <w:ind w:left="-1276" w:right="-1322"/>
+        <w:spacing w:lineRule="auto" w:line="240" w:before="0" w:after="0"/>
+        <w:ind w:start="-1276" w:end="-1322"/>
+        <w:rPr/>
       </w:pPr>
       <w:r>
-        <w:rPr>
-          <w:noProof/>
-          <w:lang w:eastAsia="en-GB"/>
-        </w:rPr>
         <mc:AlternateContent>
           <mc:Choice Requires="wps">
             <w:drawing>
-              <wp:anchor distT="45720" distB="45720" distL="114300" distR="114300" simplePos="0" relativeHeight="251659264" behindDoc="0" locked="0" layoutInCell="1" allowOverlap="1" wp14:anchorId="0DDCE53D" wp14:editId="2241E2C8">
+              <wp:anchor behindDoc="0" distT="40640" distB="63500" distL="109220" distR="128905" simplePos="0" locked="0" layoutInCell="0" allowOverlap="1" relativeHeight="2" wp14:anchorId="0DDCE53D">
                 <wp:simplePos x="0" y="0"/>
                 <wp:positionH relativeFrom="margin">
                   <wp:posOffset>-803910</wp:posOffset>
@@ -92,22 +95,17 @@
                   <wp:posOffset>348615</wp:posOffset>
                 </wp:positionV>
                 <wp:extent cx="7352030" cy="3672840"/>
-                <wp:effectExtent l="0" t="0" r="20320" b="22860"/>
+                <wp:effectExtent l="5080" t="5080" r="5080" b="5080"/>
                 <wp:wrapSquare wrapText="bothSides"/>
-                <wp:docPr id="217" name="Text Box 2"/>
-                <wp:cNvGraphicFramePr>
-                  <a:graphicFrameLocks xmlns:a="http://schemas.openxmlformats.org/drawingml/2006/main"/>
-                </wp:cNvGraphicFramePr>
+                <wp:docPr id="1" name="Text Box 2"/>
                 <a:graphic xmlns:a="http://schemas.openxmlformats.org/drawingml/2006/main">
                   <a:graphicData uri="http://schemas.microsoft.com/office/word/2010/wordprocessingShape">
                     <wps:wsp>
-                      <wps:cNvSpPr txBox="1">
-                        <a:spLocks noChangeArrowheads="1"/>
-                      </wps:cNvSpPr>
-                      <wps:spPr bwMode="auto">
+                      <wps:cNvSpPr/>
+                      <wps:spPr>
                         <a:xfrm>
                           <a:off x="0" y="0"/>
-                          <a:ext cx="7352030" cy="3672840"/>
+                          <a:ext cx="7351920" cy="3672720"/>
                         </a:xfrm>
                         <a:prstGeom prst="rect">
                           <a:avLst/>
@@ -119,24 +117,32 @@
                           <a:solidFill>
                             <a:srgbClr val="000000"/>
                           </a:solidFill>
-                          <a:miter lim="800000"/>
-                          <a:headEnd/>
-                          <a:tailEnd/>
+                          <a:miter/>
                         </a:ln>
                       </wps:spPr>
+                      <wps:style>
+                        <a:lnRef idx="0"/>
+                        <a:fillRef idx="0"/>
+                        <a:effectRef idx="0"/>
+                        <a:fontRef idx="minor"/>
+                      </wps:style>
                       <wps:txbx>
                         <w:txbxContent>
                           <w:p>
                             <w:pPr>
-                              <w:spacing w:after="0" w:line="240" w:lineRule="auto"/>
-                              <w:ind w:right="45"/>
-                              <w:rPr>
-                                <w:i/>
+                              <w:pStyle w:val="FrameContents"/>
+                              <w:spacing w:lineRule="auto" w:line="240" w:before="0" w:after="0"/>
+                              <w:ind w:end="45"/>
+                              <w:rPr>
+                                <w:sz w:val="6"/>
+                                <w:szCs w:val="6"/>
                               </w:rPr>
                             </w:pPr>
                             <w:r>
                               <w:rPr>
                                 <w:i/>
+                                <w:sz w:val="6"/>
+                                <w:szCs w:val="6"/>
                               </w:rPr>
                               <w:t xml:space="preserve">Describe the </w:t>
                             </w:r>
@@ -144,314 +150,480 @@
                               <w:rPr>
                                 <w:b/>
                                 <w:i/>
+                                <w:sz w:val="6"/>
+                                <w:szCs w:val="6"/>
                               </w:rPr>
                               <w:t>enhancements</w:t>
                             </w:r>
                             <w:r>
                               <w:rPr>
                                 <w:i/>
-                              </w:rPr>
-                              <w:t xml:space="preserve"> you have made to your algorithms in the two boxes. You can vary the sizes of these boxes but </w:t>
-                            </w:r>
-                            <w:r>
-                              <w:rPr>
-                                <w:i/>
-                              </w:rPr>
-                              <w:t xml:space="preserve">do </w:t>
-                            </w:r>
-                            <w:r>
-                              <w:rPr>
-                                <w:i/>
+                                <w:sz w:val="6"/>
+                                <w:szCs w:val="6"/>
+                              </w:rPr>
+                              <w:t xml:space="preserve"> you have made to your algorithms in the two boxes. You can vary the sizes of these boxes but do </w:t>
+                            </w:r>
+                            <w:r>
+                              <w:rPr>
+                                <w:i/>
+                                <w:sz w:val="6"/>
+                                <w:szCs w:val="6"/>
                                 <w:u w:val="single"/>
                               </w:rPr>
-                              <w:t xml:space="preserve">not </w:t>
-                            </w:r>
-                            <w:r>
-                              <w:rPr>
-                                <w:i/>
+                              <w:t>not change the font (Calabri), font size (11), the paragraph properties (single space) or the header and footer</w:t>
+                            </w:r>
+                            <w:r>
+                              <w:rPr>
+                                <w:i/>
+                                <w:sz w:val="6"/>
+                                <w:szCs w:val="6"/>
+                              </w:rPr>
+                              <w:t xml:space="preserve">, and both boxes should </w:t>
+                            </w:r>
+                            <w:r>
+                              <w:rPr>
+                                <w:i/>
+                                <w:sz w:val="6"/>
+                                <w:szCs w:val="6"/>
                                 <w:u w:val="single"/>
                               </w:rPr>
-                              <w:t xml:space="preserve">change </w:t>
-                            </w:r>
-                            <w:r>
-                              <w:rPr>
-                                <w:i/>
+                              <w:t>fit onto one side of A4</w:t>
+                            </w:r>
+                            <w:r>
+                              <w:rPr>
+                                <w:i/>
+                                <w:sz w:val="6"/>
+                                <w:szCs w:val="6"/>
+                              </w:rPr>
+                              <w:t xml:space="preserve">. Do not embed images. You should </w:t>
+                            </w:r>
+                            <w:r>
+                              <w:rPr>
+                                <w:i/>
+                                <w:sz w:val="6"/>
+                                <w:szCs w:val="6"/>
                                 <w:u w:val="single"/>
                               </w:rPr>
-                              <w:t>the font (</w:t>
-                            </w:r>
-                            <w:proofErr w:type="spellStart"/>
-                            <w:r>
-                              <w:rPr>
-                                <w:i/>
-                                <w:u w:val="single"/>
-                              </w:rPr>
-                              <w:t>Calabri</w:t>
-                            </w:r>
-                            <w:proofErr w:type="spellEnd"/>
-                            <w:r>
-                              <w:rPr>
-                                <w:i/>
-                                <w:u w:val="single"/>
-                              </w:rPr>
-                              <w:t>), font size (11)</w:t>
-                            </w:r>
-                            <w:r>
-                              <w:rPr>
-                                <w:i/>
-                                <w:u w:val="single"/>
-                              </w:rPr>
-                              <w:t xml:space="preserve">, the </w:t>
-                            </w:r>
-                            <w:r>
-                              <w:rPr>
-                                <w:i/>
-                                <w:u w:val="single"/>
-                              </w:rPr>
-                              <w:t>paragraph properties (single space)</w:t>
-                            </w:r>
-                            <w:r>
-                              <w:rPr>
-                                <w:i/>
-                                <w:u w:val="single"/>
-                              </w:rPr>
-                              <w:t xml:space="preserve"> or the header and footer</w:t>
-                            </w:r>
-                            <w:r>
-                              <w:rPr>
-                                <w:i/>
-                              </w:rPr>
-                              <w:t xml:space="preserve">, and </w:t>
-                            </w:r>
-                            <w:r>
-                              <w:rPr>
-                                <w:i/>
-                              </w:rPr>
-                              <w:t>both boxes</w:t>
-                            </w:r>
-                            <w:r>
-                              <w:rPr>
-                                <w:i/>
-                              </w:rPr>
-                              <w:t xml:space="preserve"> should </w:t>
-                            </w:r>
-                            <w:r>
-                              <w:rPr>
-                                <w:i/>
-                                <w:u w:val="single"/>
-                              </w:rPr>
-                              <w:t>fit onto one side of A4</w:t>
-                            </w:r>
-                            <w:r>
-                              <w:rPr>
-                                <w:i/>
-                              </w:rPr>
-                              <w:t xml:space="preserve">. </w:t>
-                            </w:r>
-                            <w:r>
-                              <w:rPr>
-                                <w:i/>
-                              </w:rPr>
-                              <w:t>Do not embed images</w:t>
-                            </w:r>
-                            <w:r>
-                              <w:rPr>
-                                <w:i/>
-                              </w:rPr>
-                              <w:t xml:space="preserve">. You should </w:t>
-                            </w:r>
-                            <w:r>
-                              <w:rPr>
-                                <w:i/>
-                                <w:u w:val="single"/>
-                              </w:rPr>
                               <w:t>type</w:t>
                             </w:r>
                             <w:r>
                               <w:rPr>
                                 <w:i/>
-                              </w:rPr>
-                              <w:t xml:space="preserve"> into this Word document and save it as a pdf. </w:t>
-                            </w:r>
-                            <w:r>
-                              <w:rPr>
-                                <w:i/>
-                              </w:rPr>
-                              <w:t xml:space="preserve">You may include a commentary on the </w:t>
-                            </w:r>
-                            <w:r>
-                              <w:rPr>
-                                <w:i/>
-                              </w:rPr>
-                              <w:t>relative</w:t>
-                            </w:r>
-                            <w:r>
-                              <w:rPr>
-                                <w:i/>
-                              </w:rPr>
-                              <w:t xml:space="preserve"> success of your enhancements if you wish</w:t>
-                            </w:r>
-                            <w:r>
-                              <w:rPr>
-                                <w:i/>
-                              </w:rPr>
-                              <w:t xml:space="preserve"> and </w:t>
+                                <w:sz w:val="6"/>
+                                <w:szCs w:val="6"/>
+                              </w:rPr>
+                              <w:t xml:space="preserve"> into this Word document and save it as a pdf. You may include a commentary on the relative success of your enhancements if you wish and </w:t>
                             </w:r>
                             <w:r>
                               <w:rPr>
                                 <w:b/>
                                 <w:i/>
+                                <w:sz w:val="6"/>
+                                <w:szCs w:val="6"/>
                               </w:rPr>
                               <w:t>your submitted codes should be well commented</w:t>
                             </w:r>
                             <w:r>
                               <w:rPr>
                                 <w:i/>
-                              </w:rPr>
-                              <w:t>.</w:t>
-                            </w:r>
-                            <w:r>
-                              <w:rPr>
-                                <w:i/>
-                              </w:rPr>
-                              <w:t xml:space="preserve"> </w:t>
-                            </w:r>
-                            <w:r>
-                              <w:rPr>
-                                <w:i/>
-                              </w:rPr>
-                              <w:t xml:space="preserve">However, </w:t>
+                                <w:sz w:val="6"/>
+                                <w:szCs w:val="6"/>
+                              </w:rPr>
+                              <w:t xml:space="preserve">. However, </w:t>
                             </w:r>
                             <w:r>
                               <w:rPr>
                                 <w:b/>
                                 <w:i/>
+                                <w:sz w:val="6"/>
+                                <w:szCs w:val="6"/>
                               </w:rPr>
                               <w:t>full explanations of enhancements should be provided here</w:t>
                             </w:r>
                             <w:r>
                               <w:rPr>
                                 <w:i/>
-                              </w:rPr>
-                              <w:t xml:space="preserve"> with code comments used to show where and how the enhancements are made.</w:t>
-                            </w:r>
-                            <w:r>
-                              <w:rPr>
-                                <w:i/>
-                              </w:rPr>
-                              <w:t xml:space="preserve"> You should try and ite</w:t>
-                            </w:r>
-                            <w:r>
-                              <w:rPr>
-                                <w:i/>
-                              </w:rPr>
-                              <w:t>m</w:t>
-                            </w:r>
-                            <w:r>
-                              <w:rPr>
-                                <w:i/>
-                              </w:rPr>
-                              <w:t>ize your enhancements, in some way, possibly by using bold and underline</w:t>
-                            </w:r>
-                            <w:r>
-                              <w:rPr>
-                                <w:i/>
-                              </w:rPr>
-                              <w:t xml:space="preserve">d fonts, so that you </w:t>
-                            </w:r>
-                            <w:r>
-                              <w:rPr>
-                                <w:i/>
-                              </w:rPr>
-                              <w:t xml:space="preserve">succinctly </w:t>
-                            </w:r>
-                            <w:r>
-                              <w:rPr>
-                                <w:i/>
-                              </w:rPr>
-                              <w:t>describe each enhancement in turn.</w:t>
+                                <w:sz w:val="6"/>
+                                <w:szCs w:val="6"/>
+                              </w:rPr>
+                              <w:t xml:space="preserve"> with code comments used to show where and how the enhancements are made. You should try and itemize your enhancements, in some way, possibly by using bold and underlined fonts, so that you succinctly describe each enhancement in turn.</w:t>
                             </w:r>
                           </w:p>
                           <w:p>
                             <w:pPr>
-                              <w:spacing w:after="0" w:line="240" w:lineRule="auto"/>
-                              <w:ind w:right="45"/>
-                              <w:rPr>
-                                <w:i/>
+                              <w:pStyle w:val="FrameContents"/>
+                              <w:spacing w:lineRule="auto" w:line="240" w:before="0" w:after="0"/>
+                              <w:ind w:end="45"/>
+                              <w:rPr>
+                                <w:i/>
+                                <w:sz w:val="6"/>
+                                <w:szCs w:val="6"/>
                               </w:rPr>
                             </w:pPr>
+                            <w:r>
+                              <w:rPr>
+                                <w:i/>
+                                <w:sz w:val="6"/>
+                                <w:szCs w:val="6"/>
+                              </w:rPr>
+                            </w:r>
                           </w:p>
                           <w:p>
                             <w:pPr>
-                              <w:spacing w:after="0" w:line="240" w:lineRule="auto"/>
-                              <w:ind w:right="45"/>
-                              <w:rPr>
-                                <w:i/>
+                              <w:pStyle w:val="FrameContents"/>
+                              <w:spacing w:lineRule="auto" w:line="240" w:before="0" w:after="0"/>
+                              <w:ind w:end="45"/>
+                              <w:rPr>
+                                <w:sz w:val="6"/>
+                                <w:szCs w:val="6"/>
                               </w:rPr>
                             </w:pPr>
                             <w:r>
                               <w:rPr>
                                 <w:b/>
                                 <w:i/>
+                                <w:sz w:val="6"/>
+                                <w:szCs w:val="6"/>
                               </w:rPr>
                               <w:t>Save the final document as a pdf.</w:t>
                             </w:r>
                             <w:r>
                               <w:rPr>
                                 <w:i/>
-                              </w:rPr>
-                              <w:t xml:space="preserve"> (You can delete </w:t>
-                            </w:r>
-                            <w:r>
-                              <w:rPr>
-                                <w:i/>
-                              </w:rPr>
-                              <w:t xml:space="preserve">all </w:t>
-                            </w:r>
-                            <w:r>
-                              <w:rPr>
-                                <w:i/>
-                              </w:rPr>
-                              <w:t>these instructions.)</w:t>
+                                <w:sz w:val="6"/>
+                                <w:szCs w:val="6"/>
+                              </w:rPr>
+                              <w:t xml:space="preserve"> (You can delete all these instructions.)</w:t>
+                            </w:r>
+                          </w:p>
+                          <w:p>
+                            <w:pPr>
+                              <w:pStyle w:val="FrameContents"/>
+                              <w:spacing w:lineRule="auto" w:line="240" w:before="0" w:after="0"/>
+                              <w:ind w:end="45"/>
+                              <w:rPr>
+                                <w:i/>
+                              </w:rPr>
+                            </w:pPr>
+                            <w:r>
+                              <w:rPr>
+                                <w:i/>
+                              </w:rPr>
+                            </w:r>
+                          </w:p>
+                          <w:p>
+                            <w:pPr>
+                              <w:pStyle w:val="FrameContents"/>
+                              <w:spacing w:lineRule="auto" w:line="240" w:before="0" w:after="0"/>
+                              <w:ind w:end="45"/>
+                              <w:rPr>
+                                <w:i/>
+                              </w:rPr>
+                            </w:pPr>
+                            <w:r>
+                              <w:rPr>
+                                <w:i/>
+                              </w:rPr>
+                              <w:t xml:space="preserve">When </w:t>
+                            </w:r>
+                            <w:r>
+                              <w:rPr>
+                                <w:b/>
+                                <w:bCs/>
+                                <w:i/>
+                                <w:u w:val="single"/>
+                              </w:rPr>
+                              <w:t>generating the initial population</w:t>
+                            </w:r>
+                            <w:r>
+                              <w:rPr>
+                                <w:i/>
+                              </w:rPr>
+                              <w:t xml:space="preserve"> I take a random walk through the graph, weighted by the inverse of the edge distances. This gives a much better starting point than shuffling cities is in the basic implementation as the average tour length of the initial population reduces by </w:t>
+                            </w:r>
+                            <w:r>
+                              <w:rPr>
+                                <w:i/>
+                              </w:rPr>
+                              <w:t>20</w:t>
+                            </w:r>
+                            <w:r>
+                              <w:rPr>
+                                <w:i/>
+                              </w:rPr>
+                              <w:t>%.</w:t>
+                            </w:r>
+                          </w:p>
+                          <w:p>
+                            <w:pPr>
+                              <w:pStyle w:val="FrameContents"/>
+                              <w:spacing w:lineRule="auto" w:line="240" w:before="0" w:after="0"/>
+                              <w:ind w:end="45"/>
+                              <w:rPr>
+                                <w:i/>
+                              </w:rPr>
+                            </w:pPr>
+                            <w:r>
+                              <w:rPr>
+                                <w:i/>
+                              </w:rPr>
+                            </w:r>
+                          </w:p>
+                          <w:p>
+                            <w:pPr>
+                              <w:pStyle w:val="FrameContents"/>
+                              <w:spacing w:lineRule="auto" w:line="240" w:before="0" w:after="0"/>
+                              <w:ind w:end="45"/>
+                              <w:rPr>
+                                <w:i/>
+                              </w:rPr>
+                            </w:pPr>
+                            <w:r>
+                              <w:rPr>
+                                <w:i/>
+                              </w:rPr>
+                              <w:t xml:space="preserve">For my genetic algorithm, I use </w:t>
+                            </w:r>
+                            <w:r>
+                              <w:rPr>
+                                <w:b/>
+                                <w:bCs/>
+                                <w:i/>
+                                <w:u w:val="single"/>
+                              </w:rPr>
+                              <w:t>partially-mapped crossover</w:t>
+                            </w:r>
+                            <w:r>
+                              <w:rPr>
+                                <w:b w:val="false"/>
+                                <w:bCs w:val="false"/>
+                                <w:i/>
+                                <w:u w:val="none"/>
+                              </w:rPr>
+                              <w:t xml:space="preserve"> </w:t>
+                            </w:r>
+                            <w:r>
+                              <w:rPr>
+                                <w:i/>
+                              </w:rPr>
+                              <w:t xml:space="preserve">to generate children from given parents. </w:t>
+                            </w:r>
+                            <w:r>
+                              <w:rPr>
+                                <w:i/>
+                              </w:rPr>
+                              <w:t xml:space="preserve">This creates a child for each parent, then swaps a sub-tour between them. Conflicts </w:t>
+                            </w:r>
+                            <w:r>
+                              <w:rPr>
+                                <w:i/>
+                              </w:rPr>
+                              <w:t>can be</w:t>
+                            </w:r>
+                            <w:r>
+                              <w:rPr>
+                                <w:i/>
+                              </w:rPr>
+                              <w:t xml:space="preserve"> easily resolved by constructing a mapping between the subtours. </w:t>
+                            </w:r>
+                            <w:r>
+                              <w:rPr>
+                                <w:i/>
+                              </w:rPr>
+                              <w:t>I chose this as it retains ordering information from both of the parent tours and has a better conflict resolution compared to other crossover algorithms. This reduced tour length by 10%, and required generations by 20%</w:t>
+                            </w:r>
+                          </w:p>
+                          <w:p>
+                            <w:pPr>
+                              <w:pStyle w:val="FrameContents"/>
+                              <w:spacing w:lineRule="auto" w:line="240" w:before="0" w:after="0"/>
+                              <w:ind w:end="45"/>
+                              <w:rPr>
+                                <w:i/>
+                              </w:rPr>
+                            </w:pPr>
+                            <w:r>
+                              <w:rPr>
+                                <w:i/>
+                              </w:rPr>
+                            </w:r>
+                          </w:p>
+                          <w:p>
+                            <w:pPr>
+                              <w:pStyle w:val="FrameContents"/>
+                              <w:spacing w:lineRule="auto" w:line="240" w:before="0" w:after="0"/>
+                              <w:ind w:end="45"/>
+                              <w:rPr>
+                                <w:i/>
+                              </w:rPr>
+                            </w:pPr>
+                            <w:r>
+                              <w:rPr>
+                                <w:i/>
+                              </w:rPr>
+                              <w:t xml:space="preserve">To mutate individuals, I used </w:t>
+                            </w:r>
+                            <w:r>
+                              <w:rPr>
+                                <w:b/>
+                                <w:bCs/>
+                                <w:i/>
+                                <w:u w:val="single"/>
+                              </w:rPr>
+                              <w:t>displacement mutation</w:t>
+                            </w:r>
+                            <w:r>
+                              <w:rPr>
+                                <w:i/>
+                              </w:rPr>
+                              <w:t xml:space="preserve">. </w:t>
+                            </w:r>
+                            <w:r>
+                              <w:rPr>
+                                <w:i/>
+                              </w:rPr>
+                              <w:t xml:space="preserve">This works removing a randomly selected subtour from a given tour, and inserting it back in, but in a new, random place. I only choose to mutate children about 20% of the time. </w:t>
+                            </w:r>
+                            <w:r>
+                              <w:rPr>
+                                <w:i/>
+                              </w:rPr>
+                              <w:t>I again chose this as it does not cause many conflicts and is easy to compute. This reduced the tour length by a further 10%.</w:t>
+                            </w:r>
+                          </w:p>
+                          <w:p>
+                            <w:pPr>
+                              <w:pStyle w:val="FrameContents"/>
+                              <w:spacing w:lineRule="auto" w:line="240" w:before="0" w:after="0"/>
+                              <w:ind w:end="45"/>
+                              <w:rPr>
+                                <w:i/>
+                              </w:rPr>
+                            </w:pPr>
+                            <w:r>
+                              <w:rPr>
+                                <w:i/>
+                              </w:rPr>
+                            </w:r>
+                          </w:p>
+                          <w:p>
+                            <w:pPr>
+                              <w:pStyle w:val="FrameContents"/>
+                              <w:spacing w:lineRule="auto" w:line="240" w:before="0" w:after="0"/>
+                              <w:ind w:end="45"/>
+                              <w:rPr>
+                                <w:i/>
+                              </w:rPr>
+                            </w:pPr>
+                            <w:r>
+                              <w:rPr>
+                                <w:i/>
+                              </w:rPr>
+                              <w:t xml:space="preserve">When going into the next generation I </w:t>
+                            </w:r>
+                            <w:r>
+                              <w:rPr>
+                                <w:b/>
+                                <w:bCs/>
+                                <w:i/>
+                                <w:u w:val="single"/>
+                              </w:rPr>
+                              <w:t>kept the best individuals</w:t>
+                            </w:r>
+                            <w:r>
+                              <w:rPr>
+                                <w:i/>
+                              </w:rPr>
+                              <w:t xml:space="preserve"> from </w:t>
+                            </w:r>
+                            <w:r>
+                              <w:rPr>
+                                <w:i/>
+                              </w:rPr>
+                              <w:t xml:space="preserve">both </w:t>
+                            </w:r>
+                            <w:r>
+                              <w:rPr>
+                                <w:i/>
+                              </w:rPr>
+                              <w:t xml:space="preserve">the previous </w:t>
+                            </w:r>
+                            <w:r>
+                              <w:rPr>
+                                <w:i/>
+                              </w:rPr>
+                              <w:t xml:space="preserve">and current </w:t>
+                            </w:r>
+                            <w:r>
+                              <w:rPr>
+                                <w:i/>
+                              </w:rPr>
+                              <w:t>generation</w:t>
+                            </w:r>
+                            <w:r>
+                              <w:rPr>
+                                <w:i/>
+                              </w:rPr>
+                              <w:t>s combined</w:t>
+                            </w:r>
+                            <w:r>
+                              <w:rPr>
+                                <w:i/>
+                              </w:rPr>
+                              <w:t>, and did not include the worst perform</w:t>
+                            </w:r>
+                            <w:r>
+                              <w:rPr>
+                                <w:i/>
+                              </w:rPr>
+                              <w:t>ers</w:t>
+                            </w:r>
+                            <w:r>
+                              <w:rPr>
+                                <w:i/>
+                              </w:rPr>
+                              <w:t xml:space="preserve">. </w:t>
+                            </w:r>
+                            <w:r>
+                              <w:rPr>
+                                <w:i/>
+                              </w:rPr>
+                              <w:t xml:space="preserve">This ensures the best solutions found are never lost. </w:t>
                             </w:r>
                           </w:p>
                         </w:txbxContent>
                       </wps:txbx>
-                      <wps:bodyPr rot="0" vert="horz" wrap="square" lIns="91440" tIns="45720" rIns="91440" bIns="45720" anchor="t" anchorCtr="0">
+                      <wps:bodyPr anchor="t">
                         <a:noAutofit/>
                       </wps:bodyPr>
                     </wps:wsp>
                   </a:graphicData>
                 </a:graphic>
-                <wp14:sizeRelH relativeFrom="margin">
-                  <wp14:pctWidth>0</wp14:pctWidth>
-                </wp14:sizeRelH>
-                <wp14:sizeRelV relativeFrom="margin">
-                  <wp14:pctHeight>0</wp14:pctHeight>
-                </wp14:sizeRelV>
               </wp:anchor>
             </w:drawing>
           </mc:Choice>
           <mc:Fallback>
             <w:pict>
-              <v:shapetype w14:anchorId="0DDCE53D" id="_x0000_t202" coordsize="21600,21600" o:spt="202" path="m,l,21600r21600,l21600,xe">
-                <v:stroke joinstyle="miter"/>
-                <v:path gradientshapeok="t" o:connecttype="rect"/>
-              </v:shapetype>
-              <v:shape id="Text Box 2" o:spid="_x0000_s1026" type="#_x0000_t202" style="position:absolute;left:0;text-align:left;margin-left:-63.3pt;margin-top:27.45pt;width:578.9pt;height:289.2pt;z-index:251659264;visibility:visible;mso-wrap-style:square;mso-width-percent:0;mso-height-percent:0;mso-wrap-distance-left:9pt;mso-wrap-distance-top:3.6pt;mso-wrap-distance-right:9pt;mso-wrap-distance-bottom:3.6pt;mso-position-horizontal:absolute;mso-position-horizontal-relative:margin;mso-position-vertical:absolute;mso-position-vertical-relative:text;mso-width-percent:0;mso-height-percent:0;mso-width-relative:margin;mso-height-relative:margin;v-text-anchor:top" o:gfxdata="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">
+              <v:rect id="shape_0" fillcolor="white" stroked="t" o:allowincell="f" style="position:absolute;margin-left:-63.3pt;margin-top:27.45pt;width:578.85pt;height:289.15pt;mso-wrap-style:square;v-text-anchor:top;mso-position-horizontal-relative:margin" wp14:anchorId="0DDCE53D">
+                <v:fill o:detectmouseclick="t" type="solid" color2="black"/>
+                <v:stroke color="black" weight="9360" joinstyle="miter" endcap="flat"/>
                 <v:textbox>
                   <w:txbxContent>
                     <w:p>
                       <w:pPr>
-                        <w:spacing w:after="0" w:line="240" w:lineRule="auto"/>
-                        <w:ind w:right="45"/>
-                        <w:rPr>
-                          <w:i/>
+                        <w:pStyle w:val="FrameContents"/>
+                        <w:spacing w:lineRule="auto" w:line="240" w:before="0" w:after="0"/>
+                        <w:ind w:end="45"/>
+                        <w:rPr>
+                          <w:sz w:val="6"/>
+                          <w:szCs w:val="6"/>
                         </w:rPr>
                       </w:pPr>
                       <w:r>
                         <w:rPr>
                           <w:i/>
+                          <w:sz w:val="6"/>
+                          <w:szCs w:val="6"/>
                         </w:rPr>
                         <w:t xml:space="preserve">Describe the </w:t>
                       </w:r>
@@ -459,315 +631,504 @@
                         <w:rPr>
                           <w:b/>
                           <w:i/>
+                          <w:sz w:val="6"/>
+                          <w:szCs w:val="6"/>
                         </w:rPr>
                         <w:t>enhancements</w:t>
                       </w:r>
                       <w:r>
                         <w:rPr>
                           <w:i/>
-                        </w:rPr>
-                        <w:t xml:space="preserve"> you have made to your algorithms in the two boxes. You can vary the sizes of these boxes but </w:t>
-                      </w:r>
-                      <w:r>
-                        <w:rPr>
-                          <w:i/>
-                        </w:rPr>
-                        <w:t xml:space="preserve">do </w:t>
-                      </w:r>
-                      <w:r>
-                        <w:rPr>
-                          <w:i/>
+                          <w:sz w:val="6"/>
+                          <w:szCs w:val="6"/>
+                        </w:rPr>
+                        <w:t xml:space="preserve"> you have made to your algorithms in the two boxes. You can vary the sizes of these boxes but do </w:t>
+                      </w:r>
+                      <w:r>
+                        <w:rPr>
+                          <w:i/>
+                          <w:sz w:val="6"/>
+                          <w:szCs w:val="6"/>
                           <w:u w:val="single"/>
                         </w:rPr>
-                        <w:t xml:space="preserve">not </w:t>
-                      </w:r>
-                      <w:r>
-                        <w:rPr>
-                          <w:i/>
+                        <w:t>not change the font (Calabri), font size (11), the paragraph properties (single space) or the header and footer</w:t>
+                      </w:r>
+                      <w:r>
+                        <w:rPr>
+                          <w:i/>
+                          <w:sz w:val="6"/>
+                          <w:szCs w:val="6"/>
+                        </w:rPr>
+                        <w:t xml:space="preserve">, and both boxes should </w:t>
+                      </w:r>
+                      <w:r>
+                        <w:rPr>
+                          <w:i/>
+                          <w:sz w:val="6"/>
+                          <w:szCs w:val="6"/>
                           <w:u w:val="single"/>
                         </w:rPr>
-                        <w:t xml:space="preserve">change </w:t>
-                      </w:r>
-                      <w:r>
-                        <w:rPr>
-                          <w:i/>
+                        <w:t>fit onto one side of A4</w:t>
+                      </w:r>
+                      <w:r>
+                        <w:rPr>
+                          <w:i/>
+                          <w:sz w:val="6"/>
+                          <w:szCs w:val="6"/>
+                        </w:rPr>
+                        <w:t xml:space="preserve">. Do not embed images. You should </w:t>
+                      </w:r>
+                      <w:r>
+                        <w:rPr>
+                          <w:i/>
+                          <w:sz w:val="6"/>
+                          <w:szCs w:val="6"/>
                           <w:u w:val="single"/>
                         </w:rPr>
-                        <w:t>the font (</w:t>
-                      </w:r>
-                      <w:proofErr w:type="spellStart"/>
-                      <w:r>
-                        <w:rPr>
-                          <w:i/>
-                          <w:u w:val="single"/>
-                        </w:rPr>
-                        <w:t>Calabri</w:t>
-                      </w:r>
-                      <w:proofErr w:type="spellEnd"/>
-                      <w:r>
-                        <w:rPr>
-                          <w:i/>
-                          <w:u w:val="single"/>
-                        </w:rPr>
-                        <w:t>), font size (11)</w:t>
-                      </w:r>
-                      <w:r>
-                        <w:rPr>
-                          <w:i/>
-                          <w:u w:val="single"/>
-                        </w:rPr>
-                        <w:t xml:space="preserve">, the </w:t>
-                      </w:r>
-                      <w:r>
-                        <w:rPr>
-                          <w:i/>
-                          <w:u w:val="single"/>
-                        </w:rPr>
-                        <w:t>paragraph properties (single space)</w:t>
-                      </w:r>
-                      <w:r>
-                        <w:rPr>
-                          <w:i/>
-                          <w:u w:val="single"/>
-                        </w:rPr>
-                        <w:t xml:space="preserve"> or the header and footer</w:t>
-                      </w:r>
-                      <w:r>
-                        <w:rPr>
-                          <w:i/>
-                        </w:rPr>
-                        <w:t xml:space="preserve">, and </w:t>
-                      </w:r>
-                      <w:r>
-                        <w:rPr>
-                          <w:i/>
-                        </w:rPr>
-                        <w:t>both boxes</w:t>
-                      </w:r>
-                      <w:r>
-                        <w:rPr>
-                          <w:i/>
-                        </w:rPr>
-                        <w:t xml:space="preserve"> should </w:t>
-                      </w:r>
-                      <w:r>
-                        <w:rPr>
-                          <w:i/>
-                          <w:u w:val="single"/>
-                        </w:rPr>
-                        <w:t>fit onto one side of A4</w:t>
-                      </w:r>
-                      <w:r>
-                        <w:rPr>
-                          <w:i/>
-                        </w:rPr>
-                        <w:t xml:space="preserve">. </w:t>
-                      </w:r>
-                      <w:r>
-                        <w:rPr>
-                          <w:i/>
-                        </w:rPr>
-                        <w:t>Do not embed images</w:t>
-                      </w:r>
-                      <w:r>
-                        <w:rPr>
-                          <w:i/>
-                        </w:rPr>
-                        <w:t xml:space="preserve">. You should </w:t>
-                      </w:r>
-                      <w:r>
-                        <w:rPr>
-                          <w:i/>
-                          <w:u w:val="single"/>
-                        </w:rPr>
                         <w:t>type</w:t>
                       </w:r>
                       <w:r>
                         <w:rPr>
                           <w:i/>
-                        </w:rPr>
-                        <w:t xml:space="preserve"> into this Word document and save it as a pdf. </w:t>
-                      </w:r>
-                      <w:r>
-                        <w:rPr>
-                          <w:i/>
-                        </w:rPr>
-                        <w:t xml:space="preserve">You may include a commentary on the </w:t>
-                      </w:r>
-                      <w:r>
-                        <w:rPr>
-                          <w:i/>
-                        </w:rPr>
-                        <w:t>relative</w:t>
-                      </w:r>
-                      <w:r>
-                        <w:rPr>
-                          <w:i/>
-                        </w:rPr>
-                        <w:t xml:space="preserve"> success of your enhancements if you wish</w:t>
-                      </w:r>
-                      <w:r>
-                        <w:rPr>
-                          <w:i/>
-                        </w:rPr>
-                        <w:t xml:space="preserve"> and </w:t>
+                          <w:sz w:val="6"/>
+                          <w:szCs w:val="6"/>
+                        </w:rPr>
+                        <w:t xml:space="preserve"> into this Word document and save it as a pdf. You may include a commentary on the relative success of your enhancements if you wish and </w:t>
                       </w:r>
                       <w:r>
                         <w:rPr>
                           <w:b/>
                           <w:i/>
+                          <w:sz w:val="6"/>
+                          <w:szCs w:val="6"/>
                         </w:rPr>
                         <w:t>your submitted codes should be well commented</w:t>
                       </w:r>
                       <w:r>
                         <w:rPr>
                           <w:i/>
-                        </w:rPr>
-                        <w:t>.</w:t>
-                      </w:r>
-                      <w:r>
-                        <w:rPr>
-                          <w:i/>
-                        </w:rPr>
-                        <w:t xml:space="preserve"> </w:t>
-                      </w:r>
-                      <w:r>
-                        <w:rPr>
-                          <w:i/>
-                        </w:rPr>
-                        <w:t xml:space="preserve">However, </w:t>
+                          <w:sz w:val="6"/>
+                          <w:szCs w:val="6"/>
+                        </w:rPr>
+                        <w:t xml:space="preserve">. However, </w:t>
                       </w:r>
                       <w:r>
                         <w:rPr>
                           <w:b/>
                           <w:i/>
+                          <w:sz w:val="6"/>
+                          <w:szCs w:val="6"/>
                         </w:rPr>
                         <w:t>full explanations of enhancements should be provided here</w:t>
                       </w:r>
                       <w:r>
                         <w:rPr>
                           <w:i/>
-                        </w:rPr>
-                        <w:t xml:space="preserve"> with code comments used to show where and how the enhancements are made.</w:t>
-                      </w:r>
-                      <w:r>
-                        <w:rPr>
-                          <w:i/>
-                        </w:rPr>
-                        <w:t xml:space="preserve"> You should try and ite</w:t>
-                      </w:r>
-                      <w:r>
-                        <w:rPr>
-                          <w:i/>
-                        </w:rPr>
-                        <w:t>m</w:t>
-                      </w:r>
-                      <w:r>
-                        <w:rPr>
-                          <w:i/>
-                        </w:rPr>
-                        <w:t>ize your enhancements, in some way, possibly by using bold and underline</w:t>
-                      </w:r>
-                      <w:r>
-                        <w:rPr>
-                          <w:i/>
-                        </w:rPr>
-                        <w:t xml:space="preserve">d fonts, so that you </w:t>
-                      </w:r>
-                      <w:r>
-                        <w:rPr>
-                          <w:i/>
-                        </w:rPr>
-                        <w:t xml:space="preserve">succinctly </w:t>
-                      </w:r>
-                      <w:r>
-                        <w:rPr>
-                          <w:i/>
-                        </w:rPr>
-                        <w:t>describe each enhancement in turn.</w:t>
+                          <w:sz w:val="6"/>
+                          <w:szCs w:val="6"/>
+                        </w:rPr>
+                        <w:t xml:space="preserve"> with code comments used to show where and how the enhancements are made. You should try and itemize your enhancements, in some way, possibly by using bold and underlined fonts, so that you succinctly describe each enhancement in turn.</w:t>
                       </w:r>
                     </w:p>
                     <w:p>
                       <w:pPr>
-                        <w:spacing w:after="0" w:line="240" w:lineRule="auto"/>
-                        <w:ind w:right="45"/>
-                        <w:rPr>
-                          <w:i/>
+                        <w:pStyle w:val="FrameContents"/>
+                        <w:spacing w:lineRule="auto" w:line="240" w:before="0" w:after="0"/>
+                        <w:ind w:end="45"/>
+                        <w:rPr>
+                          <w:i/>
+                          <w:sz w:val="6"/>
+                          <w:szCs w:val="6"/>
                         </w:rPr>
                       </w:pPr>
+                      <w:r>
+                        <w:rPr>
+                          <w:i/>
+                          <w:sz w:val="6"/>
+                          <w:szCs w:val="6"/>
+                        </w:rPr>
+                      </w:r>
                     </w:p>
                     <w:p>
                       <w:pPr>
-                        <w:spacing w:after="0" w:line="240" w:lineRule="auto"/>
-                        <w:ind w:right="45"/>
-                        <w:rPr>
-                          <w:i/>
+                        <w:pStyle w:val="FrameContents"/>
+                        <w:spacing w:lineRule="auto" w:line="240" w:before="0" w:after="0"/>
+                        <w:ind w:end="45"/>
+                        <w:rPr>
+                          <w:sz w:val="6"/>
+                          <w:szCs w:val="6"/>
                         </w:rPr>
                       </w:pPr>
                       <w:r>
                         <w:rPr>
                           <w:b/>
                           <w:i/>
+                          <w:sz w:val="6"/>
+                          <w:szCs w:val="6"/>
                         </w:rPr>
                         <w:t>Save the final document as a pdf.</w:t>
                       </w:r>
                       <w:r>
                         <w:rPr>
                           <w:i/>
-                        </w:rPr>
-                        <w:t xml:space="preserve"> (You can delete </w:t>
-                      </w:r>
-                      <w:r>
-                        <w:rPr>
-                          <w:i/>
-                        </w:rPr>
-                        <w:t xml:space="preserve">all </w:t>
-                      </w:r>
-                      <w:r>
-                        <w:rPr>
-                          <w:i/>
-                        </w:rPr>
-                        <w:t>these instructions.)</w:t>
+                          <w:sz w:val="6"/>
+                          <w:szCs w:val="6"/>
+                        </w:rPr>
+                        <w:t xml:space="preserve"> (You can delete all these instructions.)</w:t>
+                      </w:r>
+                    </w:p>
+                    <w:p>
+                      <w:pPr>
+                        <w:pStyle w:val="FrameContents"/>
+                        <w:spacing w:lineRule="auto" w:line="240" w:before="0" w:after="0"/>
+                        <w:ind w:end="45"/>
+                        <w:rPr>
+                          <w:i/>
+                        </w:rPr>
+                      </w:pPr>
+                      <w:r>
+                        <w:rPr>
+                          <w:i/>
+                        </w:rPr>
+                      </w:r>
+                    </w:p>
+                    <w:p>
+                      <w:pPr>
+                        <w:pStyle w:val="FrameContents"/>
+                        <w:spacing w:lineRule="auto" w:line="240" w:before="0" w:after="0"/>
+                        <w:ind w:end="45"/>
+                        <w:rPr>
+                          <w:i/>
+                        </w:rPr>
+                      </w:pPr>
+                      <w:r>
+                        <w:rPr>
+                          <w:i/>
+                        </w:rPr>
+                        <w:t xml:space="preserve">When </w:t>
+                      </w:r>
+                      <w:r>
+                        <w:rPr>
+                          <w:b/>
+                          <w:bCs/>
+                          <w:i/>
+                          <w:u w:val="single"/>
+                        </w:rPr>
+                        <w:t>generating the initial population</w:t>
+                      </w:r>
+                      <w:r>
+                        <w:rPr>
+                          <w:i/>
+                        </w:rPr>
+                        <w:t xml:space="preserve"> I take a random walk through the graph, weighted by the inverse of the edge distances. This gives a much better starting point than shuffling cities is in the basic implementation as the average tour length of the initial population reduces by </w:t>
+                      </w:r>
+                      <w:r>
+                        <w:rPr>
+                          <w:i/>
+                        </w:rPr>
+                        <w:t>20</w:t>
+                      </w:r>
+                      <w:r>
+                        <w:rPr>
+                          <w:i/>
+                        </w:rPr>
+                        <w:t>%.</w:t>
+                      </w:r>
+                    </w:p>
+                    <w:p>
+                      <w:pPr>
+                        <w:pStyle w:val="FrameContents"/>
+                        <w:spacing w:lineRule="auto" w:line="240" w:before="0" w:after="0"/>
+                        <w:ind w:end="45"/>
+                        <w:rPr>
+                          <w:i/>
+                        </w:rPr>
+                      </w:pPr>
+                      <w:r>
+                        <w:rPr>
+                          <w:i/>
+                        </w:rPr>
+                      </w:r>
+                    </w:p>
+                    <w:p>
+                      <w:pPr>
+                        <w:pStyle w:val="FrameContents"/>
+                        <w:spacing w:lineRule="auto" w:line="240" w:before="0" w:after="0"/>
+                        <w:ind w:end="45"/>
+                        <w:rPr>
+                          <w:i/>
+                        </w:rPr>
+                      </w:pPr>
+                      <w:r>
+                        <w:rPr>
+                          <w:i/>
+                        </w:rPr>
+                        <w:t xml:space="preserve">For my genetic algorithm, I use </w:t>
+                      </w:r>
+                      <w:r>
+                        <w:rPr>
+                          <w:b/>
+                          <w:bCs/>
+                          <w:i/>
+                          <w:u w:val="single"/>
+                        </w:rPr>
+                        <w:t>partially-mapped crossover</w:t>
+                      </w:r>
+                      <w:r>
+                        <w:rPr>
+                          <w:b w:val="false"/>
+                          <w:bCs w:val="false"/>
+                          <w:i/>
+                          <w:u w:val="none"/>
+                        </w:rPr>
+                        <w:t xml:space="preserve"> </w:t>
+                      </w:r>
+                      <w:r>
+                        <w:rPr>
+                          <w:i/>
+                        </w:rPr>
+                        <w:t xml:space="preserve">to generate children from given parents. </w:t>
+                      </w:r>
+                      <w:r>
+                        <w:rPr>
+                          <w:i/>
+                        </w:rPr>
+                        <w:t xml:space="preserve">This creates a child for each parent, then swaps a sub-tour between them. Conflicts </w:t>
+                      </w:r>
+                      <w:r>
+                        <w:rPr>
+                          <w:i/>
+                        </w:rPr>
+                        <w:t>can be</w:t>
+                      </w:r>
+                      <w:r>
+                        <w:rPr>
+                          <w:i/>
+                        </w:rPr>
+                        <w:t xml:space="preserve"> easily resolved by constructing a mapping between the subtours. </w:t>
+                      </w:r>
+                      <w:r>
+                        <w:rPr>
+                          <w:i/>
+                        </w:rPr>
+                        <w:t>I chose this as it retains ordering information from both of the parent tours and has a better conflict resolution compared to other crossover algorithms. This reduced tour length by 10%, and required generations by 20%</w:t>
+                      </w:r>
+                    </w:p>
+                    <w:p>
+                      <w:pPr>
+                        <w:pStyle w:val="FrameContents"/>
+                        <w:spacing w:lineRule="auto" w:line="240" w:before="0" w:after="0"/>
+                        <w:ind w:end="45"/>
+                        <w:rPr>
+                          <w:i/>
+                        </w:rPr>
+                      </w:pPr>
+                      <w:r>
+                        <w:rPr>
+                          <w:i/>
+                        </w:rPr>
+                      </w:r>
+                    </w:p>
+                    <w:p>
+                      <w:pPr>
+                        <w:pStyle w:val="FrameContents"/>
+                        <w:spacing w:lineRule="auto" w:line="240" w:before="0" w:after="0"/>
+                        <w:ind w:end="45"/>
+                        <w:rPr>
+                          <w:i/>
+                        </w:rPr>
+                      </w:pPr>
+                      <w:r>
+                        <w:rPr>
+                          <w:i/>
+                        </w:rPr>
+                        <w:t xml:space="preserve">To mutate individuals, I used </w:t>
+                      </w:r>
+                      <w:r>
+                        <w:rPr>
+                          <w:b/>
+                          <w:bCs/>
+                          <w:i/>
+                          <w:u w:val="single"/>
+                        </w:rPr>
+                        <w:t>displacement mutation</w:t>
+                      </w:r>
+                      <w:r>
+                        <w:rPr>
+                          <w:i/>
+                        </w:rPr>
+                        <w:t xml:space="preserve">. </w:t>
+                      </w:r>
+                      <w:r>
+                        <w:rPr>
+                          <w:i/>
+                        </w:rPr>
+                        <w:t xml:space="preserve">This works removing a randomly selected subtour from a given tour, and inserting it back in, but in a new, random place. I only choose to mutate children about 20% of the time. </w:t>
+                      </w:r>
+                      <w:r>
+                        <w:rPr>
+                          <w:i/>
+                        </w:rPr>
+                        <w:t>I again chose this as it does not cause many conflicts and is easy to compute. This reduced the tour length by a further 10%.</w:t>
+                      </w:r>
+                    </w:p>
+                    <w:p>
+                      <w:pPr>
+                        <w:pStyle w:val="FrameContents"/>
+                        <w:spacing w:lineRule="auto" w:line="240" w:before="0" w:after="0"/>
+                        <w:ind w:end="45"/>
+                        <w:rPr>
+                          <w:i/>
+                        </w:rPr>
+                      </w:pPr>
+                      <w:r>
+                        <w:rPr>
+                          <w:i/>
+                        </w:rPr>
+                      </w:r>
+                    </w:p>
+                    <w:p>
+                      <w:pPr>
+                        <w:pStyle w:val="FrameContents"/>
+                        <w:spacing w:lineRule="auto" w:line="240" w:before="0" w:after="0"/>
+                        <w:ind w:end="45"/>
+                        <w:rPr>
+                          <w:i/>
+                        </w:rPr>
+                      </w:pPr>
+                      <w:r>
+                        <w:rPr>
+                          <w:i/>
+                        </w:rPr>
+                        <w:t xml:space="preserve">When going into the next generation I </w:t>
+                      </w:r>
+                      <w:r>
+                        <w:rPr>
+                          <w:b/>
+                          <w:bCs/>
+                          <w:i/>
+                          <w:u w:val="single"/>
+                        </w:rPr>
+                        <w:t>kept the best individuals</w:t>
+                      </w:r>
+                      <w:r>
+                        <w:rPr>
+                          <w:i/>
+                        </w:rPr>
+                        <w:t xml:space="preserve"> from </w:t>
+                      </w:r>
+                      <w:r>
+                        <w:rPr>
+                          <w:i/>
+                        </w:rPr>
+                        <w:t xml:space="preserve">both </w:t>
+                      </w:r>
+                      <w:r>
+                        <w:rPr>
+                          <w:i/>
+                        </w:rPr>
+                        <w:t xml:space="preserve">the previous </w:t>
+                      </w:r>
+                      <w:r>
+                        <w:rPr>
+                          <w:i/>
+                        </w:rPr>
+                        <w:t xml:space="preserve">and current </w:t>
+                      </w:r>
+                      <w:r>
+                        <w:rPr>
+                          <w:i/>
+                        </w:rPr>
+                        <w:t>generation</w:t>
+                      </w:r>
+                      <w:r>
+                        <w:rPr>
+                          <w:i/>
+                        </w:rPr>
+                        <w:t>s combined</w:t>
+                      </w:r>
+                      <w:r>
+                        <w:rPr>
+                          <w:i/>
+                        </w:rPr>
+                        <w:t>, and did not include the worst perform</w:t>
+                      </w:r>
+                      <w:r>
+                        <w:rPr>
+                          <w:i/>
+                        </w:rPr>
+                        <w:t>ers</w:t>
+                      </w:r>
+                      <w:r>
+                        <w:rPr>
+                          <w:i/>
+                        </w:rPr>
+                        <w:t xml:space="preserve">. </w:t>
+                      </w:r>
+                      <w:r>
+                        <w:rPr>
+                          <w:i/>
+                        </w:rPr>
+                        <w:t xml:space="preserve">This ensures the best solutions found are never lost. </w:t>
                       </w:r>
                     </w:p>
                   </w:txbxContent>
                 </v:textbox>
-                <w10:wrap type="square" anchorx="margin"/>
-              </v:shape>
+                <w10:wrap type="square"/>
+              </v:rect>
             </w:pict>
           </mc:Fallback>
         </mc:AlternateContent>
       </w:r>
       <w:r>
-        <w:t>Description of enhancement of Algorithm</w:t>
+        <w:rPr/>
+        <w:t xml:space="preserve">Description of enhancement of Algorithm A: </w:t>
       </w:r>
       <w:r>
-        <w:t xml:space="preserve"> </w:t>
+        <w:rPr>
+          <w:b/>
+          <w:bCs/>
+        </w:rPr>
+        <w:t xml:space="preserve">Partially-mapped crossover; </w:t>
       </w:r>
       <w:r>
+        <w:rPr>
+          <w:b/>
+          <w:bCs/>
+        </w:rPr>
         <w:t>A</w:t>
       </w:r>
       <w:r>
-        <w:t>:</w:t>
+        <w:rPr>
+          <w:b/>
+          <w:bCs/>
+        </w:rPr>
+        <w:t xml:space="preserve">lternating position crossover; </w:t>
+      </w:r>
+      <w:r>
+        <w:rPr>
+          <w:b/>
+          <w:bCs/>
+        </w:rPr>
+        <w:t>Elitist selection</w:t>
       </w:r>
     </w:p>
     <w:p>
       <w:pPr>
+        <w:pStyle w:val="Normal"/>
         <w:tabs>
-          <w:tab w:val="left" w:pos="6804"/>
+          <w:tab w:val="clear" w:pos="720"/>
+          <w:tab w:val="left" w:pos="6804" w:leader="none"/>
         </w:tabs>
-        <w:spacing w:after="0" w:line="240" w:lineRule="auto"/>
-        <w:ind w:left="-1276" w:right="-1322"/>
+        <w:spacing w:lineRule="auto" w:line="240" w:before="0" w:after="0"/>
+        <w:ind w:start="-1276" w:end="-1322"/>
+        <w:rPr/>
       </w:pPr>
       <w:r>
-        <w:rPr>
-          <w:noProof/>
-          <w:lang w:eastAsia="en-GB"/>
-        </w:rPr>
         <mc:AlternateContent>
           <mc:Choice Requires="wps">
             <w:drawing>
-              <wp:anchor distT="45720" distB="45720" distL="114300" distR="114300" simplePos="0" relativeHeight="251661312" behindDoc="0" locked="0" layoutInCell="1" allowOverlap="1" wp14:anchorId="395F7EF3" wp14:editId="39693AD0">
+              <wp:anchor behindDoc="0" distT="40005" distB="62865" distL="109220" distR="121285" simplePos="0" locked="0" layoutInCell="0" allowOverlap="1" relativeHeight="4" wp14:anchorId="395F7EF3">
                 <wp:simplePos x="0" y="0"/>
                 <wp:positionH relativeFrom="margin">
                   <wp:posOffset>-811530</wp:posOffset>
@@ -776,22 +1137,17 @@
                   <wp:posOffset>4231640</wp:posOffset>
                 </wp:positionV>
                 <wp:extent cx="7359650" cy="3921760"/>
-                <wp:effectExtent l="0" t="0" r="12700" b="21590"/>
+                <wp:effectExtent l="5080" t="5080" r="5080" b="5080"/>
                 <wp:wrapSquare wrapText="bothSides"/>
-                <wp:docPr id="1" name="Text Box 2"/>
-                <wp:cNvGraphicFramePr>
-                  <a:graphicFrameLocks xmlns:a="http://schemas.openxmlformats.org/drawingml/2006/main"/>
-                </wp:cNvGraphicFramePr>
+                <wp:docPr id="2" name="Text Box 2"/>
                 <a:graphic xmlns:a="http://schemas.openxmlformats.org/drawingml/2006/main">
                   <a:graphicData uri="http://schemas.microsoft.com/office/word/2010/wordprocessingShape">
                     <wps:wsp>
-                      <wps:cNvSpPr txBox="1">
-                        <a:spLocks noChangeArrowheads="1"/>
-                      </wps:cNvSpPr>
-                      <wps:spPr bwMode="auto">
+                      <wps:cNvSpPr/>
+                      <wps:spPr>
                         <a:xfrm>
                           <a:off x="0" y="0"/>
-                          <a:ext cx="7359650" cy="3921760"/>
+                          <a:ext cx="7359480" cy="3921840"/>
                         </a:xfrm>
                         <a:prstGeom prst="rect">
                           <a:avLst/>
@@ -803,95 +1159,1071 @@
                           <a:solidFill>
                             <a:srgbClr val="000000"/>
                           </a:solidFill>
-                          <a:miter lim="800000"/>
-                          <a:headEnd/>
-                          <a:tailEnd/>
+                          <a:miter/>
                         </a:ln>
                       </wps:spPr>
+                      <wps:style>
+                        <a:lnRef idx="0"/>
+                        <a:fillRef idx="0"/>
+                        <a:effectRef idx="0"/>
+                        <a:fontRef idx="minor"/>
+                      </wps:style>
                       <wps:txbx>
                         <w:txbxContent>
                           <w:p>
                             <w:pPr>
-                              <w:spacing w:after="0" w:line="240" w:lineRule="auto"/>
-                              <w:ind w:right="45"/>
-                              <w:rPr>
-                                <w:i/>
+                              <w:pStyle w:val="FrameContents"/>
+                              <w:spacing w:lineRule="auto" w:line="240" w:before="0" w:after="0"/>
+                              <w:ind w:end="45"/>
+                              <w:rPr>
+                                <w:i/>
+                                <w:iCs/>
                               </w:rPr>
                             </w:pPr>
                             <w:r>
                               <w:rPr>
                                 <w:i/>
-                              </w:rPr>
-                              <w:t>Type here</w:t>
-                            </w:r>
-                            <w:r>
-                              <w:rPr>
-                                <w:i/>
-                              </w:rPr>
-                              <w:t>, as above.</w:t>
+                                <w:iCs/>
+                              </w:rPr>
+                              <w:t xml:space="preserve">To enhance my Ant Colony Optimisation algorithm, I </w:t>
+                            </w:r>
+                            <w:r>
+                              <w:rPr>
+                                <w:b/>
+                                <w:bCs/>
+                                <w:i/>
+                                <w:iCs/>
+                                <w:u w:val="single"/>
+                              </w:rPr>
+                              <w:t>added an extra heuristic</w:t>
+                            </w:r>
+                            <w:r>
+                              <w:rPr>
+                                <w:i/>
+                                <w:iCs/>
+                              </w:rPr>
+                              <w:t xml:space="preserve"> that, </w:t>
+                            </w:r>
+                            <w:r>
+                              <w:rPr>
+                                <w:i/>
+                                <w:iCs/>
+                              </w:rPr>
+                              <w:t xml:space="preserve">for every node, </w:t>
+                            </w:r>
+                            <w:r>
+                              <w:rPr>
+                                <w:i/>
+                                <w:iCs/>
+                              </w:rPr>
+                              <w:t>is related to the number of cit</w:t>
+                            </w:r>
+                            <w:r>
+                              <w:rPr>
+                                <w:i/>
+                                <w:iCs/>
+                              </w:rPr>
+                              <w:t>i</w:t>
+                            </w:r>
+                            <w:r>
+                              <w:rPr>
+                                <w:i/>
+                                <w:iCs/>
+                              </w:rPr>
+                              <w:t xml:space="preserve">es that are closer </w:t>
+                            </w:r>
+                            <w:r>
+                              <w:rPr>
+                                <w:i/>
+                                <w:iCs/>
+                              </w:rPr>
+                              <w:t>any other node (closest[i][j] = 5 iff i is the 5</w:t>
+                            </w:r>
+                            <w:r>
+                              <w:rPr>
+                                <w:i/>
+                                <w:iCs/>
+                                <w:vertAlign w:val="superscript"/>
+                              </w:rPr>
+                              <w:t>th</w:t>
+                            </w:r>
+                            <w:r>
+                              <w:rPr>
+                                <w:i/>
+                                <w:iCs/>
+                              </w:rPr>
+                              <w:t xml:space="preserve"> closest city to j). </w:t>
+                            </w:r>
+                            <w:r>
+                              <w:rPr>
+                                <w:i/>
+                                <w:iCs/>
+                              </w:rPr>
+                              <w:t>This is able to give the ants a clearer idea of which nodes are closer than others than using the absolute distance heuristic by itself (especially true if many of the distances are very similar).</w:t>
+                            </w:r>
+                          </w:p>
+                          <w:p>
+                            <w:pPr>
+                              <w:pStyle w:val="FrameContents"/>
+                              <w:spacing w:lineRule="auto" w:line="240" w:before="0" w:after="0"/>
+                              <w:ind w:end="45"/>
+                              <w:rPr>
+                                <w:i/>
+                                <w:iCs/>
+                              </w:rPr>
+                            </w:pPr>
+                            <w:r>
+                              <w:rPr>
+                                <w:i/>
+                                <w:iCs/>
+                              </w:rPr>
+                            </w:r>
+                          </w:p>
+                          <w:p>
+                            <w:pPr>
+                              <w:pStyle w:val="FrameContents"/>
+                              <w:spacing w:lineRule="auto" w:line="240" w:before="0" w:after="0"/>
+                              <w:ind w:end="45"/>
+                              <w:rPr>
+                                <w:i/>
+                                <w:iCs/>
+                              </w:rPr>
+                            </w:pPr>
+                            <w:r>
+                              <w:rPr>
+                                <w:i/>
+                                <w:iCs/>
+                              </w:rPr>
+                              <w:t xml:space="preserve">For a portion of the best-performing ants of each iteration, I perform the </w:t>
+                            </w:r>
+                            <w:r>
+                              <w:rPr>
+                                <w:b/>
+                                <w:bCs/>
+                                <w:i/>
+                                <w:iCs/>
+                                <w:u w:val="single"/>
+                              </w:rPr>
+                              <w:t>2-opt algorithm</w:t>
+                            </w:r>
+                            <w:r>
+                              <w:rPr>
+                                <w:b w:val="false"/>
+                                <w:bCs w:val="false"/>
+                                <w:i/>
+                                <w:iCs/>
+                                <w:u w:val="none"/>
+                              </w:rPr>
+                              <w:t xml:space="preserve"> </w:t>
+                            </w:r>
+                            <w:r>
+                              <w:rPr>
+                                <w:i/>
+                                <w:iCs/>
+                              </w:rPr>
+                              <w:t xml:space="preserve">on all of them, before they deposit their pheromones. From this, I saw that the results converged about </w:t>
+                            </w:r>
+                            <w:r>
+                              <w:rPr>
+                                <w:b/>
+                                <w:bCs/>
+                                <w:i/>
+                                <w:iCs/>
+                              </w:rPr>
+                              <w:t>30% faster</w:t>
+                            </w:r>
+                            <w:r>
+                              <w:rPr>
+                                <w:i/>
+                                <w:iCs/>
+                              </w:rPr>
+                              <w:t xml:space="preserve">. </w:t>
+                            </w:r>
+                            <w:r>
+                              <w:rPr>
+                                <w:i/>
+                                <w:iCs/>
+                              </w:rPr>
+                              <w:t>The number of ants I chose to do this for is max {50, num_ants / 5}. The reason I do not use this on larger problems is because the running time is O(n</w:t>
+                            </w:r>
+                            <w:r>
+                              <w:rPr>
+                                <w:i/>
+                                <w:iCs/>
+                                <w:vertAlign w:val="superscript"/>
+                              </w:rPr>
+                              <w:t>2</w:t>
+                            </w:r>
+                            <w:r>
+                              <w:rPr>
+                                <w:i/>
+                                <w:iCs/>
+                              </w:rPr>
+                              <w:t xml:space="preserve">). This allows for 2-opt to be used more heavily on smaller problems where n is smaller, and not as much on larger ones. </w:t>
+                            </w:r>
+                          </w:p>
+                          <w:p>
+                            <w:pPr>
+                              <w:pStyle w:val="FrameContents"/>
+                              <w:spacing w:lineRule="auto" w:line="240" w:before="0" w:after="0"/>
+                              <w:ind w:end="45"/>
+                              <w:rPr>
+                                <w:i/>
+                                <w:iCs/>
+                              </w:rPr>
+                            </w:pPr>
+                            <w:r>
+                              <w:rPr>
+                                <w:i/>
+                                <w:iCs/>
+                              </w:rPr>
+                            </w:r>
+                          </w:p>
+                          <w:p>
+                            <w:pPr>
+                              <w:pStyle w:val="FrameContents"/>
+                              <w:spacing w:lineRule="auto" w:line="240" w:before="0" w:after="0"/>
+                              <w:ind w:end="45"/>
+                              <w:rPr>
+                                <w:i/>
+                                <w:iCs/>
+                              </w:rPr>
+                            </w:pPr>
+                            <w:r>
+                              <w:rPr>
+                                <w:i/>
+                                <w:iCs/>
+                              </w:rPr>
+                              <w:t xml:space="preserve">The </w:t>
+                            </w:r>
+                            <w:r>
+                              <w:rPr>
+                                <w:b/>
+                                <w:bCs/>
+                                <w:i/>
+                                <w:iCs/>
+                                <w:u w:val="single"/>
+                              </w:rPr>
+                              <w:t>pheromones are initally set</w:t>
+                            </w:r>
+                            <w:r>
+                              <w:rPr>
+                                <w:i/>
+                                <w:iCs/>
+                              </w:rPr>
+                              <w:t xml:space="preserve"> related to a multiple of the closest cities heuristic and the minimum pheromone value. Doing this </w:t>
+                            </w:r>
+                            <w:r>
+                              <w:rPr>
+                                <w:b/>
+                                <w:bCs/>
+                                <w:i/>
+                                <w:iCs/>
+                              </w:rPr>
+                              <w:t xml:space="preserve">reduced the path length </w:t>
+                            </w:r>
+                            <w:r>
+                              <w:rPr>
+                                <w:i/>
+                                <w:iCs/>
+                              </w:rPr>
+                              <w:t xml:space="preserve">of the first iteration by </w:t>
+                            </w:r>
+                            <w:r>
+                              <w:rPr>
+                                <w:b/>
+                                <w:bCs/>
+                                <w:i/>
+                                <w:iCs/>
+                              </w:rPr>
+                              <w:t>30%</w:t>
+                            </w:r>
+                            <w:r>
+                              <w:rPr>
+                                <w:i/>
+                                <w:iCs/>
+                              </w:rPr>
+                              <w:t xml:space="preserve">. </w:t>
+                            </w:r>
+                          </w:p>
+                          <w:p>
+                            <w:pPr>
+                              <w:pStyle w:val="FrameContents"/>
+                              <w:spacing w:lineRule="auto" w:line="240" w:before="0" w:after="0"/>
+                              <w:ind w:end="45"/>
+                              <w:rPr>
+                                <w:i/>
+                                <w:iCs/>
+                              </w:rPr>
+                            </w:pPr>
+                            <w:r>
+                              <w:rPr>
+                                <w:i/>
+                                <w:iCs/>
+                              </w:rPr>
+                            </w:r>
+                          </w:p>
+                          <w:p>
+                            <w:pPr>
+                              <w:pStyle w:val="FrameContents"/>
+                              <w:spacing w:lineRule="auto" w:line="240" w:before="0" w:after="0"/>
+                              <w:ind w:end="45"/>
+                              <w:rPr>
+                                <w:i/>
+                                <w:iCs/>
+                              </w:rPr>
+                            </w:pPr>
+                            <w:r>
+                              <w:rPr>
+                                <w:i/>
+                                <w:iCs/>
+                              </w:rPr>
+                              <w:t xml:space="preserve">Another enhancement is </w:t>
+                            </w:r>
+                            <w:r>
+                              <w:rPr>
+                                <w:b/>
+                                <w:bCs/>
+                                <w:i/>
+                                <w:iCs/>
+                                <w:u w:val="single"/>
+                              </w:rPr>
+                              <w:t>bounding the pheromone strength</w:t>
+                            </w:r>
+                            <w:r>
+                              <w:rPr>
+                                <w:b w:val="false"/>
+                                <w:bCs w:val="false"/>
+                                <w:i/>
+                                <w:iCs/>
+                                <w:u w:val="none"/>
+                              </w:rPr>
+                              <w:t xml:space="preserve">. </w:t>
+                            </w:r>
+                            <w:r>
+                              <w:rPr>
+                                <w:b w:val="false"/>
+                                <w:bCs w:val="false"/>
+                                <w:i/>
+                                <w:iCs/>
+                                <w:u w:val="none"/>
+                              </w:rPr>
+                              <w:t>This is done to stop the algorithm getting stuck in a locally optimal solution</w:t>
+                            </w:r>
+                            <w:r>
+                              <w:rPr>
+                                <w:b w:val="false"/>
+                                <w:bCs w:val="false"/>
+                                <w:i/>
+                                <w:iCs/>
+                                <w:u w:val="none"/>
+                              </w:rPr>
+                              <w:t xml:space="preserve"> this is bounded by k * (rho * best tour length). </w:t>
+                            </w:r>
+                          </w:p>
+                          <w:p>
+                            <w:pPr>
+                              <w:pStyle w:val="FrameContents"/>
+                              <w:spacing w:lineRule="auto" w:line="240" w:before="0" w:after="0"/>
+                              <w:ind w:end="45"/>
+                              <w:rPr>
+                                <w:b w:val="false"/>
+                                <w:bCs w:val="false"/>
+                                <w:i/>
+                                <w:iCs/>
+                                <w:u w:val="none"/>
+                              </w:rPr>
+                            </w:pPr>
+                            <w:r>
+                              <w:rPr>
+                                <w:b w:val="false"/>
+                                <w:bCs w:val="false"/>
+                                <w:i/>
+                                <w:iCs/>
+                                <w:u w:val="none"/>
+                              </w:rPr>
+                            </w:r>
+                          </w:p>
+                          <w:p>
+                            <w:pPr>
+                              <w:pStyle w:val="FrameContents"/>
+                              <w:bidi w:val="0"/>
+                              <w:spacing w:lineRule="auto" w:line="240" w:before="0" w:after="0"/>
+                              <w:ind w:end="45"/>
+                              <w:rPr>
+                                <w:b w:val="false"/>
+                                <w:bCs w:val="false"/>
+                                <w:i/>
+                                <w:iCs/>
+                                <w:u w:val="none"/>
+                              </w:rPr>
+                            </w:pPr>
+                            <w:r>
+                              <w:rPr>
+                                <w:b w:val="false"/>
+                                <w:bCs w:val="false"/>
+                                <w:i/>
+                                <w:iCs/>
+                                <w:u w:val="none"/>
+                              </w:rPr>
+                              <w:t xml:space="preserve">The last thing I did to improve the algorithm is use a </w:t>
+                            </w:r>
+                            <w:r>
+                              <w:rPr>
+                                <w:b/>
+                                <w:bCs/>
+                                <w:i/>
+                                <w:iCs/>
+                                <w:u w:val="single"/>
+                              </w:rPr>
+                              <w:t>symmetric pheromone matrix</w:t>
+                            </w:r>
+                            <w:r>
+                              <w:rPr>
+                                <w:b w:val="false"/>
+                                <w:bCs w:val="false"/>
+                                <w:i/>
+                                <w:iCs/>
+                                <w:u w:val="none"/>
+                              </w:rPr>
+                              <w:t xml:space="preserve"> since the graph/tour is undirected and means that ants interact more often, meaning I can use fewer ants in the system. </w:t>
+                            </w:r>
+                          </w:p>
+                          <w:p>
+                            <w:pPr>
+                              <w:pStyle w:val="FrameContents"/>
+                              <w:spacing w:lineRule="auto" w:line="240" w:before="0" w:after="0"/>
+                              <w:ind w:end="45"/>
+                              <w:rPr>
+                                <w:i/>
+                                <w:iCs/>
+                              </w:rPr>
+                            </w:pPr>
+                            <w:r>
+                              <w:rPr>
+                                <w:i/>
+                                <w:iCs/>
+                              </w:rPr>
+                            </w:r>
+                          </w:p>
+                          <w:p>
+                            <w:pPr>
+                              <w:pStyle w:val="FrameContents"/>
+                              <w:spacing w:lineRule="auto" w:line="240" w:before="0" w:after="0"/>
+                              <w:ind w:end="45"/>
+                              <w:rPr>
+                                <w:i/>
+                                <w:iCs/>
+                              </w:rPr>
+                            </w:pPr>
+                            <w:r>
+                              <w:rPr>
+                                <w:i/>
+                                <w:iCs/>
+                              </w:rPr>
+                              <w:t xml:space="preserve">I also drastically </w:t>
+                            </w:r>
+                            <w:r>
+                              <w:rPr>
+                                <w:b/>
+                                <w:bCs/>
+                                <w:i/>
+                                <w:iCs/>
+                                <w:u w:val="single"/>
+                              </w:rPr>
+                              <w:t>improved performance</w:t>
+                            </w:r>
+                            <w:r>
+                              <w:rPr>
+                                <w:i/>
+                                <w:iCs/>
+                              </w:rPr>
+                              <w:t xml:space="preserve"> so </w:t>
+                            </w:r>
+                            <w:r>
+                              <w:rPr>
+                                <w:b/>
+                                <w:bCs/>
+                                <w:i/>
+                                <w:iCs/>
+                              </w:rPr>
+                              <w:t xml:space="preserve">each iteration takes less than 50% of the time </w:t>
+                            </w:r>
+                            <w:r>
+                              <w:rPr>
+                                <w:i/>
+                                <w:iCs/>
+                              </w:rPr>
+                              <w:t xml:space="preserve">the basic implementation did (including the 2-opt). This was done by precomputing probability values for each edge, making sure to use python sets as they have an O(1) membership test, and also only using path length differences in my 2-opt implementation as supposed to calculating the length of the entire route. </w:t>
+                            </w:r>
+                          </w:p>
+                          <w:p>
+                            <w:pPr>
+                              <w:pStyle w:val="FrameContents"/>
+                              <w:spacing w:lineRule="auto" w:line="240" w:before="0" w:after="0"/>
+                              <w:ind w:end="45"/>
+                              <w:rPr>
+                                <w:i/>
+                                <w:iCs/>
+                              </w:rPr>
+                            </w:pPr>
+                            <w:r>
+                              <w:rPr>
+                                <w:i/>
+                                <w:iCs/>
+                              </w:rPr>
                             </w:r>
                           </w:p>
                         </w:txbxContent>
                       </wps:txbx>
-                      <wps:bodyPr rot="0" vert="horz" wrap="square" lIns="91440" tIns="45720" rIns="91440" bIns="45720" anchor="t" anchorCtr="0">
+                      <wps:bodyPr anchor="t">
                         <a:noAutofit/>
                       </wps:bodyPr>
                     </wps:wsp>
                   </a:graphicData>
                 </a:graphic>
-                <wp14:sizeRelH relativeFrom="margin">
-                  <wp14:pctWidth>0</wp14:pctWidth>
-                </wp14:sizeRelH>
-                <wp14:sizeRelV relativeFrom="margin">
-                  <wp14:pctHeight>0</wp14:pctHeight>
-                </wp14:sizeRelV>
               </wp:anchor>
             </w:drawing>
           </mc:Choice>
           <mc:Fallback>
             <w:pict>
-              <v:shape w14:anchorId="395F7EF3" id="_x0000_s1027" type="#_x0000_t202" style="position:absolute;left:0;text-align:left;margin-left:-63.9pt;margin-top:333.2pt;width:579.5pt;height:308.8pt;z-index:251661312;visibility:visible;mso-wrap-style:square;mso-width-percent:0;mso-height-percent:0;mso-wrap-distance-left:9pt;mso-wrap-distance-top:3.6pt;mso-wrap-distance-right:9pt;mso-wrap-distance-bottom:3.6pt;mso-position-horizontal:absolute;mso-position-horizontal-relative:margin;mso-position-vertical:absolute;mso-position-vertical-relative:text;mso-width-percent:0;mso-height-percent:0;mso-width-relative:margin;mso-height-relative:margin;v-text-anchor:top" o:gfxdata="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">
+              <v:rect id="shape_0" fillcolor="white" stroked="t" o:allowincell="f" style="position:absolute;margin-left:-63.9pt;margin-top:333.2pt;width:579.45pt;height:308.75pt;mso-wrap-style:square;v-text-anchor:top;mso-position-horizontal-relative:margin" wp14:anchorId="395F7EF3">
+                <v:fill o:detectmouseclick="t" type="solid" color2="black"/>
+                <v:stroke color="black" weight="9360" joinstyle="miter" endcap="flat"/>
                 <v:textbox>
                   <w:txbxContent>
                     <w:p>
                       <w:pPr>
-                        <w:spacing w:after="0" w:line="240" w:lineRule="auto"/>
-                        <w:ind w:right="45"/>
-                        <w:rPr>
-                          <w:i/>
+                        <w:pStyle w:val="FrameContents"/>
+                        <w:spacing w:lineRule="auto" w:line="240" w:before="0" w:after="0"/>
+                        <w:ind w:end="45"/>
+                        <w:rPr>
+                          <w:i/>
+                          <w:iCs/>
                         </w:rPr>
                       </w:pPr>
                       <w:r>
                         <w:rPr>
                           <w:i/>
-                        </w:rPr>
-                        <w:t>Type here</w:t>
-                      </w:r>
-                      <w:r>
-                        <w:rPr>
-                          <w:i/>
-                        </w:rPr>
-                        <w:t>, as above.</w:t>
+                          <w:iCs/>
+                        </w:rPr>
+                        <w:t xml:space="preserve">To enhance my Ant Colony Optimisation algorithm, I </w:t>
+                      </w:r>
+                      <w:r>
+                        <w:rPr>
+                          <w:b/>
+                          <w:bCs/>
+                          <w:i/>
+                          <w:iCs/>
+                          <w:u w:val="single"/>
+                        </w:rPr>
+                        <w:t>added an extra heuristic</w:t>
+                      </w:r>
+                      <w:r>
+                        <w:rPr>
+                          <w:i/>
+                          <w:iCs/>
+                        </w:rPr>
+                        <w:t xml:space="preserve"> that, </w:t>
+                      </w:r>
+                      <w:r>
+                        <w:rPr>
+                          <w:i/>
+                          <w:iCs/>
+                        </w:rPr>
+                        <w:t xml:space="preserve">for every node, </w:t>
+                      </w:r>
+                      <w:r>
+                        <w:rPr>
+                          <w:i/>
+                          <w:iCs/>
+                        </w:rPr>
+                        <w:t>is related to the number of cit</w:t>
+                      </w:r>
+                      <w:r>
+                        <w:rPr>
+                          <w:i/>
+                          <w:iCs/>
+                        </w:rPr>
+                        <w:t>i</w:t>
+                      </w:r>
+                      <w:r>
+                        <w:rPr>
+                          <w:i/>
+                          <w:iCs/>
+                        </w:rPr>
+                        <w:t xml:space="preserve">es that are closer </w:t>
+                      </w:r>
+                      <w:r>
+                        <w:rPr>
+                          <w:i/>
+                          <w:iCs/>
+                        </w:rPr>
+                        <w:t>any other node (closest[i][j] = 5 iff i is the 5</w:t>
+                      </w:r>
+                      <w:r>
+                        <w:rPr>
+                          <w:i/>
+                          <w:iCs/>
+                          <w:vertAlign w:val="superscript"/>
+                        </w:rPr>
+                        <w:t>th</w:t>
+                      </w:r>
+                      <w:r>
+                        <w:rPr>
+                          <w:i/>
+                          <w:iCs/>
+                        </w:rPr>
+                        <w:t xml:space="preserve"> closest city to j). </w:t>
+                      </w:r>
+                      <w:r>
+                        <w:rPr>
+                          <w:i/>
+                          <w:iCs/>
+                        </w:rPr>
+                        <w:t>This is able to give the ants a clearer idea of which nodes are closer than others than using the absolute distance heuristic by itself (especially true if many of the distances are very similar).</w:t>
+                      </w:r>
+                    </w:p>
+                    <w:p>
+                      <w:pPr>
+                        <w:pStyle w:val="FrameContents"/>
+                        <w:spacing w:lineRule="auto" w:line="240" w:before="0" w:after="0"/>
+                        <w:ind w:end="45"/>
+                        <w:rPr>
+                          <w:i/>
+                          <w:iCs/>
+                        </w:rPr>
+                      </w:pPr>
+                      <w:r>
+                        <w:rPr>
+                          <w:i/>
+                          <w:iCs/>
+                        </w:rPr>
+                      </w:r>
+                    </w:p>
+                    <w:p>
+                      <w:pPr>
+                        <w:pStyle w:val="FrameContents"/>
+                        <w:spacing w:lineRule="auto" w:line="240" w:before="0" w:after="0"/>
+                        <w:ind w:end="45"/>
+                        <w:rPr>
+                          <w:i/>
+                          <w:iCs/>
+                        </w:rPr>
+                      </w:pPr>
+                      <w:r>
+                        <w:rPr>
+                          <w:i/>
+                          <w:iCs/>
+                        </w:rPr>
+                        <w:t xml:space="preserve">For a portion of the best-performing ants of each iteration, I perform the </w:t>
+                      </w:r>
+                      <w:r>
+                        <w:rPr>
+                          <w:b/>
+                          <w:bCs/>
+                          <w:i/>
+                          <w:iCs/>
+                          <w:u w:val="single"/>
+                        </w:rPr>
+                        <w:t>2-opt algorithm</w:t>
+                      </w:r>
+                      <w:r>
+                        <w:rPr>
+                          <w:b w:val="false"/>
+                          <w:bCs w:val="false"/>
+                          <w:i/>
+                          <w:iCs/>
+                          <w:u w:val="none"/>
+                        </w:rPr>
+                        <w:t xml:space="preserve"> </w:t>
+                      </w:r>
+                      <w:r>
+                        <w:rPr>
+                          <w:i/>
+                          <w:iCs/>
+                        </w:rPr>
+                        <w:t xml:space="preserve">on all of them, before they deposit their pheromones. From this, I saw that the results converged about </w:t>
+                      </w:r>
+                      <w:r>
+                        <w:rPr>
+                          <w:b/>
+                          <w:bCs/>
+                          <w:i/>
+                          <w:iCs/>
+                        </w:rPr>
+                        <w:t>30% faster</w:t>
+                      </w:r>
+                      <w:r>
+                        <w:rPr>
+                          <w:i/>
+                          <w:iCs/>
+                        </w:rPr>
+                        <w:t xml:space="preserve">. </w:t>
+                      </w:r>
+                      <w:r>
+                        <w:rPr>
+                          <w:i/>
+                          <w:iCs/>
+                        </w:rPr>
+                        <w:t>The number of ants I chose to do this for is max {50, num_ants / 5}. The reason I do not use this on larger problems is because the running time is O(n</w:t>
+                      </w:r>
+                      <w:r>
+                        <w:rPr>
+                          <w:i/>
+                          <w:iCs/>
+                          <w:vertAlign w:val="superscript"/>
+                        </w:rPr>
+                        <w:t>2</w:t>
+                      </w:r>
+                      <w:r>
+                        <w:rPr>
+                          <w:i/>
+                          <w:iCs/>
+                        </w:rPr>
+                        <w:t xml:space="preserve">). This allows for 2-opt to be used more heavily on smaller problems where n is smaller, and not as much on larger ones. </w:t>
+                      </w:r>
+                    </w:p>
+                    <w:p>
+                      <w:pPr>
+                        <w:pStyle w:val="FrameContents"/>
+                        <w:spacing w:lineRule="auto" w:line="240" w:before="0" w:after="0"/>
+                        <w:ind w:end="45"/>
+                        <w:rPr>
+                          <w:i/>
+                          <w:iCs/>
+                        </w:rPr>
+                      </w:pPr>
+                      <w:r>
+                        <w:rPr>
+                          <w:i/>
+                          <w:iCs/>
+                        </w:rPr>
+                      </w:r>
+                    </w:p>
+                    <w:p>
+                      <w:pPr>
+                        <w:pStyle w:val="FrameContents"/>
+                        <w:spacing w:lineRule="auto" w:line="240" w:before="0" w:after="0"/>
+                        <w:ind w:end="45"/>
+                        <w:rPr>
+                          <w:i/>
+                          <w:iCs/>
+                        </w:rPr>
+                      </w:pPr>
+                      <w:r>
+                        <w:rPr>
+                          <w:i/>
+                          <w:iCs/>
+                        </w:rPr>
+                        <w:t xml:space="preserve">The </w:t>
+                      </w:r>
+                      <w:r>
+                        <w:rPr>
+                          <w:b/>
+                          <w:bCs/>
+                          <w:i/>
+                          <w:iCs/>
+                          <w:u w:val="single"/>
+                        </w:rPr>
+                        <w:t>pheromones are initally set</w:t>
+                      </w:r>
+                      <w:r>
+                        <w:rPr>
+                          <w:i/>
+                          <w:iCs/>
+                        </w:rPr>
+                        <w:t xml:space="preserve"> related to a multiple of the closest cities heuristic and the minimum pheromone value. Doing this </w:t>
+                      </w:r>
+                      <w:r>
+                        <w:rPr>
+                          <w:b/>
+                          <w:bCs/>
+                          <w:i/>
+                          <w:iCs/>
+                        </w:rPr>
+                        <w:t xml:space="preserve">reduced the path length </w:t>
+                      </w:r>
+                      <w:r>
+                        <w:rPr>
+                          <w:i/>
+                          <w:iCs/>
+                        </w:rPr>
+                        <w:t xml:space="preserve">of the first iteration by </w:t>
+                      </w:r>
+                      <w:r>
+                        <w:rPr>
+                          <w:b/>
+                          <w:bCs/>
+                          <w:i/>
+                          <w:iCs/>
+                        </w:rPr>
+                        <w:t>30%</w:t>
+                      </w:r>
+                      <w:r>
+                        <w:rPr>
+                          <w:i/>
+                          <w:iCs/>
+                        </w:rPr>
+                        <w:t xml:space="preserve">. </w:t>
+                      </w:r>
+                    </w:p>
+                    <w:p>
+                      <w:pPr>
+                        <w:pStyle w:val="FrameContents"/>
+                        <w:spacing w:lineRule="auto" w:line="240" w:before="0" w:after="0"/>
+                        <w:ind w:end="45"/>
+                        <w:rPr>
+                          <w:i/>
+                          <w:iCs/>
+                        </w:rPr>
+                      </w:pPr>
+                      <w:r>
+                        <w:rPr>
+                          <w:i/>
+                          <w:iCs/>
+                        </w:rPr>
+                      </w:r>
+                    </w:p>
+                    <w:p>
+                      <w:pPr>
+                        <w:pStyle w:val="FrameContents"/>
+                        <w:spacing w:lineRule="auto" w:line="240" w:before="0" w:after="0"/>
+                        <w:ind w:end="45"/>
+                        <w:rPr>
+                          <w:i/>
+                          <w:iCs/>
+                        </w:rPr>
+                      </w:pPr>
+                      <w:r>
+                        <w:rPr>
+                          <w:i/>
+                          <w:iCs/>
+                        </w:rPr>
+                        <w:t xml:space="preserve">Another enhancement is </w:t>
+                      </w:r>
+                      <w:r>
+                        <w:rPr>
+                          <w:b/>
+                          <w:bCs/>
+                          <w:i/>
+                          <w:iCs/>
+                          <w:u w:val="single"/>
+                        </w:rPr>
+                        <w:t>bounding the pheromone strength</w:t>
+                      </w:r>
+                      <w:r>
+                        <w:rPr>
+                          <w:b w:val="false"/>
+                          <w:bCs w:val="false"/>
+                          <w:i/>
+                          <w:iCs/>
+                          <w:u w:val="none"/>
+                        </w:rPr>
+                        <w:t xml:space="preserve">. </w:t>
+                      </w:r>
+                      <w:r>
+                        <w:rPr>
+                          <w:b w:val="false"/>
+                          <w:bCs w:val="false"/>
+                          <w:i/>
+                          <w:iCs/>
+                          <w:u w:val="none"/>
+                        </w:rPr>
+                        <w:t>This is done to stop the algorithm getting stuck in a locally optimal solution</w:t>
+                      </w:r>
+                      <w:r>
+                        <w:rPr>
+                          <w:b w:val="false"/>
+                          <w:bCs w:val="false"/>
+                          <w:i/>
+                          <w:iCs/>
+                          <w:u w:val="none"/>
+                        </w:rPr>
+                        <w:t xml:space="preserve"> this is bounded by k * (rho * best tour length). </w:t>
+                      </w:r>
+                    </w:p>
+                    <w:p>
+                      <w:pPr>
+                        <w:pStyle w:val="FrameContents"/>
+                        <w:spacing w:lineRule="auto" w:line="240" w:before="0" w:after="0"/>
+                        <w:ind w:end="45"/>
+                        <w:rPr>
+                          <w:b w:val="false"/>
+                          <w:bCs w:val="false"/>
+                          <w:i/>
+                          <w:iCs/>
+                          <w:u w:val="none"/>
+                        </w:rPr>
+                      </w:pPr>
+                      <w:r>
+                        <w:rPr>
+                          <w:b w:val="false"/>
+                          <w:bCs w:val="false"/>
+                          <w:i/>
+                          <w:iCs/>
+                          <w:u w:val="none"/>
+                        </w:rPr>
+                      </w:r>
+                    </w:p>
+                    <w:p>
+                      <w:pPr>
+                        <w:pStyle w:val="FrameContents"/>
+                        <w:bidi w:val="0"/>
+                        <w:spacing w:lineRule="auto" w:line="240" w:before="0" w:after="0"/>
+                        <w:ind w:end="45"/>
+                        <w:rPr>
+                          <w:b w:val="false"/>
+                          <w:bCs w:val="false"/>
+                          <w:i/>
+                          <w:iCs/>
+                          <w:u w:val="none"/>
+                        </w:rPr>
+                      </w:pPr>
+                      <w:r>
+                        <w:rPr>
+                          <w:b w:val="false"/>
+                          <w:bCs w:val="false"/>
+                          <w:i/>
+                          <w:iCs/>
+                          <w:u w:val="none"/>
+                        </w:rPr>
+                        <w:t xml:space="preserve">The last thing I did to improve the algorithm is use a </w:t>
+                      </w:r>
+                      <w:r>
+                        <w:rPr>
+                          <w:b/>
+                          <w:bCs/>
+                          <w:i/>
+                          <w:iCs/>
+                          <w:u w:val="single"/>
+                        </w:rPr>
+                        <w:t>symmetric pheromone matrix</w:t>
+                      </w:r>
+                      <w:r>
+                        <w:rPr>
+                          <w:b w:val="false"/>
+                          <w:bCs w:val="false"/>
+                          <w:i/>
+                          <w:iCs/>
+                          <w:u w:val="none"/>
+                        </w:rPr>
+                        <w:t xml:space="preserve"> since the graph/tour is undirected and means that ants interact more often, meaning I can use fewer ants in the system. </w:t>
+                      </w:r>
+                    </w:p>
+                    <w:p>
+                      <w:pPr>
+                        <w:pStyle w:val="FrameContents"/>
+                        <w:spacing w:lineRule="auto" w:line="240" w:before="0" w:after="0"/>
+                        <w:ind w:end="45"/>
+                        <w:rPr>
+                          <w:i/>
+                          <w:iCs/>
+                        </w:rPr>
+                      </w:pPr>
+                      <w:r>
+                        <w:rPr>
+                          <w:i/>
+                          <w:iCs/>
+                        </w:rPr>
+                      </w:r>
+                    </w:p>
+                    <w:p>
+                      <w:pPr>
+                        <w:pStyle w:val="FrameContents"/>
+                        <w:spacing w:lineRule="auto" w:line="240" w:before="0" w:after="0"/>
+                        <w:ind w:end="45"/>
+                        <w:rPr>
+                          <w:i/>
+                          <w:iCs/>
+                        </w:rPr>
+                      </w:pPr>
+                      <w:r>
+                        <w:rPr>
+                          <w:i/>
+                          <w:iCs/>
+                        </w:rPr>
+                        <w:t xml:space="preserve">I also drastically </w:t>
+                      </w:r>
+                      <w:r>
+                        <w:rPr>
+                          <w:b/>
+                          <w:bCs/>
+                          <w:i/>
+                          <w:iCs/>
+                          <w:u w:val="single"/>
+                        </w:rPr>
+                        <w:t>improved performance</w:t>
+                      </w:r>
+                      <w:r>
+                        <w:rPr>
+                          <w:i/>
+                          <w:iCs/>
+                        </w:rPr>
+                        <w:t xml:space="preserve"> so </w:t>
+                      </w:r>
+                      <w:r>
+                        <w:rPr>
+                          <w:b/>
+                          <w:bCs/>
+                          <w:i/>
+                          <w:iCs/>
+                        </w:rPr>
+                        <w:t xml:space="preserve">each iteration takes less than 50% of the time </w:t>
+                      </w:r>
+                      <w:r>
+                        <w:rPr>
+                          <w:i/>
+                          <w:iCs/>
+                        </w:rPr>
+                        <w:t xml:space="preserve">the basic implementation did (including the 2-opt). This was done by precomputing probability values for each edge, making sure to use python sets as they have an O(1) membership test, and also only using path length differences in my 2-opt implementation as supposed to calculating the length of the entire route. </w:t>
+                      </w:r>
+                    </w:p>
+                    <w:p>
+                      <w:pPr>
+                        <w:pStyle w:val="FrameContents"/>
+                        <w:spacing w:lineRule="auto" w:line="240" w:before="0" w:after="0"/>
+                        <w:ind w:end="45"/>
+                        <w:rPr>
+                          <w:i/>
+                          <w:iCs/>
+                        </w:rPr>
+                      </w:pPr>
+                      <w:r>
+                        <w:rPr>
+                          <w:i/>
+                          <w:iCs/>
+                        </w:rPr>
                       </w:r>
                     </w:p>
                   </w:txbxContent>
                 </v:textbox>
-                <w10:wrap type="square" anchorx="margin"/>
-              </v:shape>
+                <w10:wrap type="square"/>
+              </v:rect>
             </w:pict>
           </mc:Fallback>
         </mc:AlternateContent>
       </w:r>
       <w:r>
-        <w:t>Description of enhancement of Algorithm B:</w:t>
+        <w:rPr/>
+        <w:t xml:space="preserve">Description of enhancement of Algorithm B: </w:t>
+      </w:r>
+      <w:r>
+        <w:rPr>
+          <w:b/>
+          <w:bCs/>
+        </w:rPr>
+        <w:t>2-opt; extra heuristic; pheromone bounds</w:t>
       </w:r>
     </w:p>
     <w:p>
       <w:pPr>
+        <w:pStyle w:val="Normal"/>
         <w:tabs>
-          <w:tab w:val="left" w:pos="6237"/>
+          <w:tab w:val="clear" w:pos="720"/>
+          <w:tab w:val="left" w:pos="6237" w:leader="none"/>
         </w:tabs>
-        <w:spacing w:after="0" w:line="240" w:lineRule="auto"/>
+        <w:spacing w:lineRule="auto" w:line="240" w:before="0" w:after="0"/>
         <w:jc w:val="center"/>
         <w:rPr>
           <w:b/>
@@ -905,36 +2237,40 @@
           <w:i/>
           <w:color w:val="FF0000"/>
         </w:rPr>
-        <w:lastRenderedPageBreak/>
         <w:t>DESCRIPTION OF ALGORITHM ONLY IF THE ALGORITHM IS NOT COVERED IN LECTURES</w:t>
       </w:r>
     </w:p>
     <w:p>
       <w:pPr>
+        <w:pStyle w:val="Normal"/>
         <w:tabs>
-          <w:tab w:val="left" w:pos="6804"/>
+          <w:tab w:val="clear" w:pos="720"/>
+          <w:tab w:val="left" w:pos="6804" w:leader="none"/>
         </w:tabs>
-        <w:spacing w:after="0" w:line="240" w:lineRule="auto"/>
-        <w:ind w:left="-1276"/>
+        <w:spacing w:lineRule="auto" w:line="240" w:before="0" w:after="0"/>
+        <w:ind w:start="-1276"/>
+        <w:rPr/>
       </w:pPr>
+      <w:r>
+        <w:rPr/>
+      </w:r>
     </w:p>
     <w:p>
       <w:pPr>
+        <w:pStyle w:val="Normal"/>
         <w:tabs>
-          <w:tab w:val="left" w:pos="6804"/>
+          <w:tab w:val="clear" w:pos="720"/>
+          <w:tab w:val="left" w:pos="6804" w:leader="none"/>
         </w:tabs>
-        <w:spacing w:after="0" w:line="240" w:lineRule="auto"/>
-        <w:ind w:left="-1276"/>
+        <w:spacing w:lineRule="auto" w:line="240" w:before="0" w:after="0"/>
+        <w:ind w:start="-1276"/>
+        <w:rPr/>
       </w:pPr>
       <w:r>
-        <w:rPr>
-          <w:noProof/>
-          <w:lang w:eastAsia="en-GB"/>
-        </w:rPr>
         <mc:AlternateContent>
           <mc:Choice Requires="wps">
             <w:drawing>
-              <wp:anchor distT="45720" distB="45720" distL="114300" distR="114300" simplePos="0" relativeHeight="251663360" behindDoc="0" locked="0" layoutInCell="1" allowOverlap="1" wp14:anchorId="7F7DBDF3" wp14:editId="6A5D024A">
+              <wp:anchor behindDoc="0" distT="40640" distB="64770" distL="108585" distR="124460" simplePos="0" locked="0" layoutInCell="0" allowOverlap="1" relativeHeight="6" wp14:anchorId="7F7DBDF3">
                 <wp:simplePos x="0" y="0"/>
                 <wp:positionH relativeFrom="margin">
                   <wp:posOffset>-819150</wp:posOffset>
@@ -943,22 +2279,17 @@
                   <wp:posOffset>350520</wp:posOffset>
                 </wp:positionV>
                 <wp:extent cx="7338060" cy="3671570"/>
-                <wp:effectExtent l="0" t="0" r="15240" b="24130"/>
+                <wp:effectExtent l="5080" t="5080" r="5080" b="5080"/>
                 <wp:wrapSquare wrapText="bothSides"/>
-                <wp:docPr id="2" name="Text Box 2"/>
-                <wp:cNvGraphicFramePr>
-                  <a:graphicFrameLocks xmlns:a="http://schemas.openxmlformats.org/drawingml/2006/main"/>
-                </wp:cNvGraphicFramePr>
+                <wp:docPr id="3" name="Text Box 2"/>
                 <a:graphic xmlns:a="http://schemas.openxmlformats.org/drawingml/2006/main">
                   <a:graphicData uri="http://schemas.microsoft.com/office/word/2010/wordprocessingShape">
                     <wps:wsp>
-                      <wps:cNvSpPr txBox="1">
-                        <a:spLocks noChangeArrowheads="1"/>
-                      </wps:cNvSpPr>
-                      <wps:spPr bwMode="auto">
+                      <wps:cNvSpPr/>
+                      <wps:spPr>
                         <a:xfrm>
                           <a:off x="0" y="0"/>
-                          <a:ext cx="7338060" cy="3671570"/>
+                          <a:ext cx="7338240" cy="3671640"/>
                         </a:xfrm>
                         <a:prstGeom prst="rect">
                           <a:avLst/>
@@ -970,17 +2301,22 @@
                           <a:solidFill>
                             <a:srgbClr val="000000"/>
                           </a:solidFill>
-                          <a:miter lim="800000"/>
-                          <a:headEnd/>
-                          <a:tailEnd/>
+                          <a:miter/>
                         </a:ln>
                       </wps:spPr>
+                      <wps:style>
+                        <a:lnRef idx="0"/>
+                        <a:fillRef idx="0"/>
+                        <a:effectRef idx="0"/>
+                        <a:fontRef idx="minor"/>
+                      </wps:style>
                       <wps:txbx>
                         <w:txbxContent>
                           <w:p>
                             <w:pPr>
-                              <w:spacing w:after="0" w:line="240" w:lineRule="auto"/>
-                              <w:ind w:right="45"/>
+                              <w:pStyle w:val="FrameContents"/>
+                              <w:spacing w:lineRule="auto" w:line="240" w:before="0" w:after="0"/>
+                              <w:ind w:end="45"/>
                               <w:rPr>
                                 <w:i/>
                               </w:rPr>
@@ -1002,176 +2338,81 @@
                               <w:rPr>
                                 <w:i/>
                               </w:rPr>
-                              <w:t xml:space="preserve"> (otherwise these boxes should be blank)</w:t>
-                            </w:r>
-                            <w:r>
-                              <w:rPr>
-                                <w:i/>
-                              </w:rPr>
-                              <w:t xml:space="preserve"> </w:t>
-                            </w:r>
-                            <w:r>
-                              <w:rPr>
-                                <w:i/>
-                              </w:rPr>
-                              <w:t xml:space="preserve">You need to convince me that your implementation is indeed that of the named algorithm and you need to </w:t>
+                              <w:t xml:space="preserve"> (otherwise these boxes should be blank) You need to convince me that your implementation is indeed that of the named algorithm and you need to </w:t>
                             </w:r>
                             <w:r>
                               <w:rPr>
                                 <w:b/>
                                 <w:i/>
                               </w:rPr>
-                              <w:t xml:space="preserve">provide a </w:t>
+                              <w:t>provide a full reference to the source for your algorithm</w:t>
+                            </w:r>
+                            <w:r>
+                              <w:rPr>
+                                <w:i/>
+                              </w:rPr>
+                              <w:t xml:space="preserve">. You should </w:t>
                             </w:r>
                             <w:r>
                               <w:rPr>
                                 <w:b/>
                                 <w:i/>
                               </w:rPr>
-                              <w:t xml:space="preserve">full </w:t>
-                            </w:r>
-                            <w:r>
-                              <w:rPr>
-                                <w:b/>
-                                <w:i/>
-                              </w:rPr>
-                              <w:t>reference to the source for your algorithm</w:t>
-                            </w:r>
-                            <w:r>
-                              <w:rPr>
-                                <w:i/>
-                              </w:rPr>
-                              <w:t xml:space="preserve">. You should </w:t>
-                            </w:r>
-                            <w:r>
-                              <w:rPr>
-                                <w:b/>
-                                <w:i/>
-                              </w:rPr>
                               <w:t>include a pseudocode description</w:t>
                             </w:r>
                             <w:r>
                               <w:rPr>
                                 <w:i/>
                               </w:rPr>
-                              <w:t xml:space="preserve">. </w:t>
-                            </w:r>
-                            <w:r>
-                              <w:rPr>
-                                <w:i/>
-                              </w:rPr>
-                              <w:t xml:space="preserve">You can vary the sizes of these boxes but </w:t>
+                              <w:t xml:space="preserve">. You can vary the sizes of these boxes but </w:t>
                             </w:r>
                             <w:r>
                               <w:rPr>
                                 <w:i/>
                                 <w:u w:val="single"/>
                               </w:rPr>
-                              <w:t xml:space="preserve">do </w:t>
+                              <w:t>do not change the font (Calabri), font size (11), the paragraph properties (single space) or the header and footer</w:t>
+                            </w:r>
+                            <w:r>
+                              <w:rPr>
+                                <w:i/>
+                              </w:rPr>
+                              <w:t xml:space="preserve"> and everything should </w:t>
                             </w:r>
                             <w:r>
                               <w:rPr>
                                 <w:i/>
                                 <w:u w:val="single"/>
                               </w:rPr>
-                              <w:t xml:space="preserve">not </w:t>
-                            </w:r>
-                            <w:r>
-                              <w:rPr>
-                                <w:i/>
-                                <w:u w:val="single"/>
-                              </w:rPr>
-                              <w:t xml:space="preserve">change </w:t>
-                            </w:r>
-                            <w:r>
-                              <w:rPr>
-                                <w:i/>
-                                <w:u w:val="single"/>
-                              </w:rPr>
-                              <w:t>the font (</w:t>
-                            </w:r>
-                            <w:proofErr w:type="spellStart"/>
-                            <w:r>
-                              <w:rPr>
-                                <w:i/>
-                                <w:u w:val="single"/>
-                              </w:rPr>
-                              <w:t>Calabri</w:t>
-                            </w:r>
-                            <w:proofErr w:type="spellEnd"/>
-                            <w:r>
-                              <w:rPr>
-                                <w:i/>
-                                <w:u w:val="single"/>
-                              </w:rPr>
-                              <w:t>), font size (11)</w:t>
-                            </w:r>
-                            <w:r>
-                              <w:rPr>
-                                <w:i/>
-                                <w:u w:val="single"/>
-                              </w:rPr>
-                              <w:t>,</w:t>
-                            </w:r>
-                            <w:r>
-                              <w:rPr>
-                                <w:i/>
-                                <w:u w:val="single"/>
-                              </w:rPr>
-                              <w:t xml:space="preserve"> </w:t>
-                            </w:r>
-                            <w:r>
-                              <w:rPr>
-                                <w:i/>
-                                <w:u w:val="single"/>
-                              </w:rPr>
-                              <w:t>the paragraph properties (single space) or the header and footer</w:t>
-                            </w:r>
-                            <w:r>
-                              <w:rPr>
-                                <w:i/>
-                              </w:rPr>
-                              <w:t xml:space="preserve"> </w:t>
-                            </w:r>
-                            <w:r>
-                              <w:rPr>
-                                <w:i/>
-                              </w:rPr>
-                              <w:t xml:space="preserve">and everything should </w:t>
-                            </w:r>
-                            <w:r>
-                              <w:rPr>
-                                <w:i/>
-                                <w:u w:val="single"/>
-                              </w:rPr>
                               <w:t>fit onto one side of A4</w:t>
                             </w:r>
                             <w:r>
                               <w:rPr>
                                 <w:i/>
                               </w:rPr>
-                              <w:t xml:space="preserve">. </w:t>
-                            </w:r>
-                            <w:r>
-                              <w:rPr>
-                                <w:i/>
-                              </w:rPr>
-                              <w:t xml:space="preserve">(You can delete these instructions.) </w:t>
+                              <w:t xml:space="preserve">. (You can delete these instructions.) </w:t>
                             </w:r>
                           </w:p>
                           <w:p>
                             <w:pPr>
-                              <w:spacing w:after="0" w:line="240" w:lineRule="auto"/>
-                              <w:ind w:right="45"/>
+                              <w:pStyle w:val="FrameContents"/>
+                              <w:spacing w:lineRule="auto" w:line="240" w:before="0" w:after="0"/>
+                              <w:ind w:end="45"/>
                               <w:rPr>
                                 <w:i/>
                               </w:rPr>
                             </w:pPr>
+                            <w:r>
+                              <w:rPr>
+                                <w:i/>
+                              </w:rPr>
+                            </w:r>
                           </w:p>
                           <w:p>
                             <w:pPr>
-                              <w:spacing w:after="0" w:line="240" w:lineRule="auto"/>
-                              <w:ind w:right="45"/>
+                              <w:pStyle w:val="FrameContents"/>
+                              <w:spacing w:lineRule="auto" w:line="240" w:before="0" w:after="0"/>
+                              <w:ind w:end="45"/>
                               <w:rPr>
                                 <w:b/>
                                 <w:bCs/>
@@ -1189,30 +2430,27 @@
                           </w:p>
                         </w:txbxContent>
                       </wps:txbx>
-                      <wps:bodyPr rot="0" vert="horz" wrap="square" lIns="91440" tIns="45720" rIns="91440" bIns="45720" anchor="t" anchorCtr="0">
+                      <wps:bodyPr anchor="t">
                         <a:noAutofit/>
                       </wps:bodyPr>
                     </wps:wsp>
                   </a:graphicData>
                 </a:graphic>
-                <wp14:sizeRelH relativeFrom="margin">
-                  <wp14:pctWidth>0</wp14:pctWidth>
-                </wp14:sizeRelH>
-                <wp14:sizeRelV relativeFrom="margin">
-                  <wp14:pctHeight>0</wp14:pctHeight>
-                </wp14:sizeRelV>
               </wp:anchor>
             </w:drawing>
           </mc:Choice>
           <mc:Fallback>
             <w:pict>
-              <v:shape w14:anchorId="7F7DBDF3" id="_x0000_s1028" type="#_x0000_t202" style="position:absolute;left:0;text-align:left;margin-left:-64.5pt;margin-top:27.6pt;width:577.8pt;height:289.1pt;z-index:251663360;visibility:visible;mso-wrap-style:square;mso-width-percent:0;mso-height-percent:0;mso-wrap-distance-left:9pt;mso-wrap-distance-top:3.6pt;mso-wrap-distance-right:9pt;mso-wrap-distance-bottom:3.6pt;mso-position-horizontal:absolute;mso-position-horizontal-relative:margin;mso-position-vertical:absolute;mso-position-vertical-relative:text;mso-width-percent:0;mso-height-percent:0;mso-width-relative:margin;mso-height-relative:margin;v-text-anchor:top" o:gfxdata="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">
+              <v:rect id="shape_0" fillcolor="white" stroked="t" o:allowincell="f" style="position:absolute;margin-left:-64.5pt;margin-top:27.6pt;width:577.75pt;height:289.05pt;mso-wrap-style:square;v-text-anchor:top;mso-position-horizontal-relative:margin" wp14:anchorId="7F7DBDF3">
+                <v:fill o:detectmouseclick="t" type="solid" color2="black"/>
+                <v:stroke color="black" weight="9360" joinstyle="miter" endcap="flat"/>
                 <v:textbox>
                   <w:txbxContent>
                     <w:p>
                       <w:pPr>
-                        <w:spacing w:after="0" w:line="240" w:lineRule="auto"/>
-                        <w:ind w:right="45"/>
+                        <w:pStyle w:val="FrameContents"/>
+                        <w:spacing w:lineRule="auto" w:line="240" w:before="0" w:after="0"/>
+                        <w:ind w:end="45"/>
                         <w:rPr>
                           <w:i/>
                         </w:rPr>
@@ -1234,176 +2472,81 @@
                         <w:rPr>
                           <w:i/>
                         </w:rPr>
-                        <w:t xml:space="preserve"> (otherwise these boxes should be blank)</w:t>
-                      </w:r>
-                      <w:r>
-                        <w:rPr>
-                          <w:i/>
-                        </w:rPr>
-                        <w:t xml:space="preserve"> </w:t>
-                      </w:r>
-                      <w:r>
-                        <w:rPr>
-                          <w:i/>
-                        </w:rPr>
-                        <w:t xml:space="preserve">You need to convince me that your implementation is indeed that of the named algorithm and you need to </w:t>
+                        <w:t xml:space="preserve"> (otherwise these boxes should be blank) You need to convince me that your implementation is indeed that of the named algorithm and you need to </w:t>
                       </w:r>
                       <w:r>
                         <w:rPr>
                           <w:b/>
                           <w:i/>
                         </w:rPr>
-                        <w:t xml:space="preserve">provide a </w:t>
+                        <w:t>provide a full reference to the source for your algorithm</w:t>
+                      </w:r>
+                      <w:r>
+                        <w:rPr>
+                          <w:i/>
+                        </w:rPr>
+                        <w:t xml:space="preserve">. You should </w:t>
                       </w:r>
                       <w:r>
                         <w:rPr>
                           <w:b/>
                           <w:i/>
                         </w:rPr>
-                        <w:t xml:space="preserve">full </w:t>
-                      </w:r>
-                      <w:r>
-                        <w:rPr>
-                          <w:b/>
-                          <w:i/>
-                        </w:rPr>
-                        <w:t>reference to the source for your algorithm</w:t>
-                      </w:r>
-                      <w:r>
-                        <w:rPr>
-                          <w:i/>
-                        </w:rPr>
-                        <w:t xml:space="preserve">. You should </w:t>
-                      </w:r>
-                      <w:r>
-                        <w:rPr>
-                          <w:b/>
-                          <w:i/>
-                        </w:rPr>
                         <w:t>include a pseudocode description</w:t>
                       </w:r>
                       <w:r>
                         <w:rPr>
                           <w:i/>
                         </w:rPr>
-                        <w:t xml:space="preserve">. </w:t>
-                      </w:r>
-                      <w:r>
-                        <w:rPr>
-                          <w:i/>
-                        </w:rPr>
-                        <w:t xml:space="preserve">You can vary the sizes of these boxes but </w:t>
+                        <w:t xml:space="preserve">. You can vary the sizes of these boxes but </w:t>
                       </w:r>
                       <w:r>
                         <w:rPr>
                           <w:i/>
                           <w:u w:val="single"/>
                         </w:rPr>
-                        <w:t xml:space="preserve">do </w:t>
+                        <w:t>do not change the font (Calabri), font size (11), the paragraph properties (single space) or the header and footer</w:t>
+                      </w:r>
+                      <w:r>
+                        <w:rPr>
+                          <w:i/>
+                        </w:rPr>
+                        <w:t xml:space="preserve"> and everything should </w:t>
                       </w:r>
                       <w:r>
                         <w:rPr>
                           <w:i/>
                           <w:u w:val="single"/>
                         </w:rPr>
-                        <w:t xml:space="preserve">not </w:t>
-                      </w:r>
-                      <w:r>
-                        <w:rPr>
-                          <w:i/>
-                          <w:u w:val="single"/>
-                        </w:rPr>
-                        <w:t xml:space="preserve">change </w:t>
-                      </w:r>
-                      <w:r>
-                        <w:rPr>
-                          <w:i/>
-                          <w:u w:val="single"/>
-                        </w:rPr>
-                        <w:t>the font (</w:t>
-                      </w:r>
-                      <w:proofErr w:type="spellStart"/>
-                      <w:r>
-                        <w:rPr>
-                          <w:i/>
-                          <w:u w:val="single"/>
-                        </w:rPr>
-                        <w:t>Calabri</w:t>
-                      </w:r>
-                      <w:proofErr w:type="spellEnd"/>
-                      <w:r>
-                        <w:rPr>
-                          <w:i/>
-                          <w:u w:val="single"/>
-                        </w:rPr>
-                        <w:t>), font size (11)</w:t>
-                      </w:r>
-                      <w:r>
-                        <w:rPr>
-                          <w:i/>
-                          <w:u w:val="single"/>
-                        </w:rPr>
-                        <w:t>,</w:t>
-                      </w:r>
-                      <w:r>
-                        <w:rPr>
-                          <w:i/>
-                          <w:u w:val="single"/>
-                        </w:rPr>
-                        <w:t xml:space="preserve"> </w:t>
-                      </w:r>
-                      <w:r>
-                        <w:rPr>
-                          <w:i/>
-                          <w:u w:val="single"/>
-                        </w:rPr>
-                        <w:t>the paragraph properties (single space) or the header and footer</w:t>
-                      </w:r>
-                      <w:r>
-                        <w:rPr>
-                          <w:i/>
-                        </w:rPr>
-                        <w:t xml:space="preserve"> </w:t>
-                      </w:r>
-                      <w:r>
-                        <w:rPr>
-                          <w:i/>
-                        </w:rPr>
-                        <w:t xml:space="preserve">and everything should </w:t>
-                      </w:r>
-                      <w:r>
-                        <w:rPr>
-                          <w:i/>
-                          <w:u w:val="single"/>
-                        </w:rPr>
                         <w:t>fit onto one side of A4</w:t>
                       </w:r>
                       <w:r>
                         <w:rPr>
                           <w:i/>
                         </w:rPr>
-                        <w:t xml:space="preserve">. </w:t>
-                      </w:r>
-                      <w:r>
-                        <w:rPr>
-                          <w:i/>
-                        </w:rPr>
-                        <w:t xml:space="preserve">(You can delete these instructions.) </w:t>
+                        <w:t xml:space="preserve">. (You can delete these instructions.) </w:t>
                       </w:r>
                     </w:p>
                     <w:p>
                       <w:pPr>
-                        <w:spacing w:after="0" w:line="240" w:lineRule="auto"/>
-                        <w:ind w:right="45"/>
+                        <w:pStyle w:val="FrameContents"/>
+                        <w:spacing w:lineRule="auto" w:line="240" w:before="0" w:after="0"/>
+                        <w:ind w:end="45"/>
                         <w:rPr>
                           <w:i/>
                         </w:rPr>
                       </w:pPr>
+                      <w:r>
+                        <w:rPr>
+                          <w:i/>
+                        </w:rPr>
+                      </w:r>
                     </w:p>
                     <w:p>
                       <w:pPr>
-                        <w:spacing w:after="0" w:line="240" w:lineRule="auto"/>
-                        <w:ind w:right="45"/>
+                        <w:pStyle w:val="FrameContents"/>
+                        <w:spacing w:lineRule="auto" w:line="240" w:before="0" w:after="0"/>
+                        <w:ind w:end="45"/>
                         <w:rPr>
                           <w:b/>
                           <w:bCs/>
@@ -1421,13 +2564,14 @@
                     </w:p>
                   </w:txbxContent>
                 </v:textbox>
-                <w10:wrap type="square" anchorx="margin"/>
-              </v:shape>
+                <w10:wrap type="square"/>
+              </v:rect>
             </w:pict>
           </mc:Fallback>
         </mc:AlternateContent>
       </w:r>
       <w:r>
+        <w:rPr/>
         <w:t xml:space="preserve">Description of </w:t>
       </w:r>
       <w:r>
@@ -1437,34 +2581,40 @@
         <w:t>non-standard</w:t>
       </w:r>
       <w:r>
+        <w:rPr/>
         <w:t xml:space="preserve"> Algorithm A:</w:t>
       </w:r>
     </w:p>
     <w:p>
       <w:pPr>
+        <w:pStyle w:val="Normal"/>
         <w:tabs>
-          <w:tab w:val="left" w:pos="6804"/>
+          <w:tab w:val="clear" w:pos="720"/>
+          <w:tab w:val="left" w:pos="6804" w:leader="none"/>
         </w:tabs>
-        <w:spacing w:after="0" w:line="240" w:lineRule="auto"/>
+        <w:spacing w:lineRule="auto" w:line="240" w:before="0" w:after="0"/>
+        <w:rPr/>
       </w:pPr>
+      <w:r>
+        <w:rPr/>
+      </w:r>
     </w:p>
     <w:p>
       <w:pPr>
+        <w:pStyle w:val="Normal"/>
         <w:tabs>
-          <w:tab w:val="left" w:pos="6804"/>
+          <w:tab w:val="clear" w:pos="720"/>
+          <w:tab w:val="left" w:pos="6804" w:leader="none"/>
         </w:tabs>
-        <w:spacing w:after="0" w:line="240" w:lineRule="auto"/>
-        <w:ind w:left="-1276"/>
+        <w:spacing w:lineRule="auto" w:line="240" w:before="0" w:after="0"/>
+        <w:ind w:start="-1276"/>
+        <w:rPr/>
       </w:pPr>
       <w:r>
-        <w:rPr>
-          <w:noProof/>
-          <w:lang w:eastAsia="en-GB"/>
-        </w:rPr>
         <mc:AlternateContent>
           <mc:Choice Requires="wps">
             <w:drawing>
-              <wp:anchor distT="45720" distB="45720" distL="114300" distR="114300" simplePos="0" relativeHeight="251664384" behindDoc="0" locked="0" layoutInCell="1" allowOverlap="1" wp14:anchorId="419B783E" wp14:editId="7A963151">
+              <wp:anchor behindDoc="0" distT="40640" distB="64770" distL="108585" distR="137160" simplePos="0" locked="0" layoutInCell="0" allowOverlap="1" relativeHeight="8" wp14:anchorId="419B783E">
                 <wp:simplePos x="0" y="0"/>
                 <wp:positionH relativeFrom="margin">
                   <wp:posOffset>-803275</wp:posOffset>
@@ -1473,22 +2623,17 @@
                   <wp:posOffset>349885</wp:posOffset>
                 </wp:positionV>
                 <wp:extent cx="7306945" cy="3671570"/>
-                <wp:effectExtent l="0" t="0" r="27305" b="24130"/>
+                <wp:effectExtent l="5715" t="5080" r="4445" b="5080"/>
                 <wp:wrapSquare wrapText="bothSides"/>
-                <wp:docPr id="3" name="Text Box 2"/>
-                <wp:cNvGraphicFramePr>
-                  <a:graphicFrameLocks xmlns:a="http://schemas.openxmlformats.org/drawingml/2006/main"/>
-                </wp:cNvGraphicFramePr>
+                <wp:docPr id="4" name="Text Box 2"/>
                 <a:graphic xmlns:a="http://schemas.openxmlformats.org/drawingml/2006/main">
                   <a:graphicData uri="http://schemas.microsoft.com/office/word/2010/wordprocessingShape">
                     <wps:wsp>
-                      <wps:cNvSpPr txBox="1">
-                        <a:spLocks noChangeArrowheads="1"/>
-                      </wps:cNvSpPr>
-                      <wps:spPr bwMode="auto">
+                      <wps:cNvSpPr/>
+                      <wps:spPr>
                         <a:xfrm>
                           <a:off x="0" y="0"/>
-                          <a:ext cx="7306945" cy="3671570"/>
+                          <a:ext cx="7306920" cy="3671640"/>
                         </a:xfrm>
                         <a:prstGeom prst="rect">
                           <a:avLst/>
@@ -1500,17 +2645,22 @@
                           <a:solidFill>
                             <a:srgbClr val="000000"/>
                           </a:solidFill>
-                          <a:miter lim="800000"/>
-                          <a:headEnd/>
-                          <a:tailEnd/>
+                          <a:miter/>
                         </a:ln>
                       </wps:spPr>
+                      <wps:style>
+                        <a:lnRef idx="0"/>
+                        <a:fillRef idx="0"/>
+                        <a:effectRef idx="0"/>
+                        <a:fontRef idx="minor"/>
+                      </wps:style>
                       <wps:txbx>
                         <w:txbxContent>
                           <w:p>
                             <w:pPr>
-                              <w:spacing w:after="0" w:line="240" w:lineRule="auto"/>
-                              <w:ind w:right="45"/>
+                              <w:pStyle w:val="FrameContents"/>
+                              <w:spacing w:lineRule="auto" w:line="240" w:before="0" w:after="0"/>
+                              <w:ind w:end="45"/>
                               <w:rPr>
                                 <w:i/>
                               </w:rPr>
@@ -1519,41 +2669,32 @@
                               <w:rPr>
                                 <w:i/>
                               </w:rPr>
-                              <w:t>Type here</w:t>
-                            </w:r>
-                            <w:r>
-                              <w:rPr>
-                                <w:i/>
-                              </w:rPr>
-                              <w:t>, as above.</w:t>
+                              <w:t>Type here, as above.</w:t>
                             </w:r>
                           </w:p>
                         </w:txbxContent>
                       </wps:txbx>
-                      <wps:bodyPr rot="0" vert="horz" wrap="square" lIns="91440" tIns="45720" rIns="91440" bIns="45720" anchor="t" anchorCtr="0">
+                      <wps:bodyPr anchor="t">
                         <a:noAutofit/>
                       </wps:bodyPr>
                     </wps:wsp>
                   </a:graphicData>
                 </a:graphic>
-                <wp14:sizeRelH relativeFrom="margin">
-                  <wp14:pctWidth>0</wp14:pctWidth>
-                </wp14:sizeRelH>
-                <wp14:sizeRelV relativeFrom="margin">
-                  <wp14:pctHeight>0</wp14:pctHeight>
-                </wp14:sizeRelV>
               </wp:anchor>
             </w:drawing>
           </mc:Choice>
           <mc:Fallback>
             <w:pict>
-              <v:shape w14:anchorId="419B783E" id="_x0000_s1029" type="#_x0000_t202" style="position:absolute;left:0;text-align:left;margin-left:-63.25pt;margin-top:27.55pt;width:575.35pt;height:289.1pt;z-index:251664384;visibility:visible;mso-wrap-style:square;mso-width-percent:0;mso-height-percent:0;mso-wrap-distance-left:9pt;mso-wrap-distance-top:3.6pt;mso-wrap-distance-right:9pt;mso-wrap-distance-bottom:3.6pt;mso-position-horizontal:absolute;mso-position-horizontal-relative:margin;mso-position-vertical:absolute;mso-position-vertical-relative:text;mso-width-percent:0;mso-height-percent:0;mso-width-relative:margin;mso-height-relative:margin;v-text-anchor:top" o:gfxdata="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">
+              <v:rect id="shape_0" fillcolor="white" stroked="t" o:allowincell="f" style="position:absolute;margin-left:-63.25pt;margin-top:27.55pt;width:575.3pt;height:289.05pt;mso-wrap-style:square;v-text-anchor:top;mso-position-horizontal-relative:margin" wp14:anchorId="419B783E">
+                <v:fill o:detectmouseclick="t" type="solid" color2="black"/>
+                <v:stroke color="black" weight="9360" joinstyle="miter" endcap="flat"/>
                 <v:textbox>
                   <w:txbxContent>
                     <w:p>
                       <w:pPr>
-                        <w:spacing w:after="0" w:line="240" w:lineRule="auto"/>
-                        <w:ind w:right="45"/>
+                        <w:pStyle w:val="FrameContents"/>
+                        <w:spacing w:lineRule="auto" w:line="240" w:before="0" w:after="0"/>
+                        <w:ind w:end="45"/>
                         <w:rPr>
                           <w:i/>
                         </w:rPr>
@@ -1562,24 +2703,19 @@
                         <w:rPr>
                           <w:i/>
                         </w:rPr>
-                        <w:t>Type here</w:t>
-                      </w:r>
-                      <w:r>
-                        <w:rPr>
-                          <w:i/>
-                        </w:rPr>
-                        <w:t>, as above.</w:t>
+                        <w:t>Type here, as above.</w:t>
                       </w:r>
                     </w:p>
                   </w:txbxContent>
                 </v:textbox>
-                <w10:wrap type="square" anchorx="margin"/>
-              </v:shape>
+                <w10:wrap type="square"/>
+              </v:rect>
             </w:pict>
           </mc:Fallback>
         </mc:AlternateContent>
       </w:r>
       <w:r>
+        <w:rPr/>
         <w:t xml:space="preserve">Description of </w:t>
       </w:r>
       <w:r>
@@ -1589,25 +2725,29 @@
         <w:t>non-standard</w:t>
       </w:r>
       <w:r>
+        <w:rPr/>
         <w:t xml:space="preserve"> Algorithm B:</w:t>
       </w:r>
     </w:p>
     <w:sectPr>
+      <w:type w:val="nextPage"/>
       <w:pgSz w:w="11906" w:h="16838"/>
-      <w:pgMar w:top="1440" w:right="1440" w:bottom="1440" w:left="1440" w:header="708" w:footer="708" w:gutter="0"/>
-      <w:cols w:space="708"/>
-      <w:docGrid w:linePitch="360"/>
+      <w:pgMar w:left="1440" w:right="1440" w:gutter="0" w:header="0" w:top="1440" w:footer="0" w:bottom="1440"/>
+      <w:pgNumType w:fmt="decimal"/>
+      <w:formProt w:val="false"/>
+      <w:textDirection w:val="lrTb"/>
+      <w:docGrid w:type="default" w:linePitch="360" w:charSpace="0"/>
     </w:sectPr>
   </w:body>
 </w:document>
 </file>
 
 <file path=word/styles.xml><?xml version="1.0" encoding="utf-8"?>
-<w:styles xmlns:mc="http://schemas.openxmlformats.org/markup-compatibility/2006" xmlns:r="http://schemas.openxmlformats.org/officeDocument/2006/relationships" xmlns:w="http://schemas.openxmlformats.org/wordprocessingml/2006/main" xmlns:w14="http://schemas.microsoft.com/office/word/2010/wordml" xmlns:w15="http://schemas.microsoft.com/office/word/2012/wordml" xmlns:w16cex="http://schemas.microsoft.com/office/word/2018/wordml/cex" xmlns:w16cid="http://schemas.microsoft.com/office/word/2016/wordml/cid" xmlns:w16="http://schemas.microsoft.com/office/word/2018/wordml" xmlns:w16sdtdh="http://schemas.microsoft.com/office/word/2020/wordml/sdtdatahash" xmlns:w16se="http://schemas.microsoft.com/office/word/2015/wordml/symex" mc:Ignorable="w14 w15 w16se w16cid w16 w16cex w16sdtdh">
+<w:styles xmlns:w="http://schemas.openxmlformats.org/wordprocessingml/2006/main" xmlns:w14="http://schemas.microsoft.com/office/word/2010/wordml" xmlns:mc="http://schemas.openxmlformats.org/markup-compatibility/2006" mc:Ignorable="w14">
   <w:docDefaults>
     <w:rPrDefault>
       <w:rPr>
-        <w:rFonts w:asciiTheme="minorHAnsi" w:eastAsiaTheme="minorHAnsi" w:hAnsiTheme="minorHAnsi" w:cstheme="minorBidi"/>
+        <w:rFonts w:ascii="Calibri" w:hAnsi="Calibri" w:eastAsia="Calibri" w:cs="" w:asciiTheme="minorHAnsi" w:cstheme="minorBidi" w:eastAsiaTheme="minorHAnsi" w:hAnsiTheme="minorHAnsi"/>
         <w:sz w:val="22"/>
         <w:szCs w:val="22"/>
         <w:lang w:val="en-GB" w:eastAsia="en-US" w:bidi="ar-SA"/>
@@ -1615,21 +2755,21 @@
     </w:rPrDefault>
     <w:pPrDefault>
       <w:pPr>
-        <w:spacing w:after="160" w:line="259" w:lineRule="auto"/>
+        <w:suppressAutoHyphens w:val="true"/>
       </w:pPr>
     </w:pPrDefault>
   </w:docDefaults>
   <w:latentStyles w:defLockedState="0" w:defUIPriority="99" w:defSemiHidden="0" w:defUnhideWhenUsed="0" w:defQFormat="0" w:count="376">
     <w:lsdException w:name="Normal" w:uiPriority="0" w:qFormat="1"/>
     <w:lsdException w:name="heading 1" w:uiPriority="9" w:qFormat="1"/>
-    <w:lsdException w:name="heading 2" w:semiHidden="1" w:uiPriority="9" w:unhideWhenUsed="1" w:qFormat="1"/>
-    <w:lsdException w:name="heading 3" w:semiHidden="1" w:uiPriority="9" w:unhideWhenUsed="1" w:qFormat="1"/>
-    <w:lsdException w:name="heading 4" w:semiHidden="1" w:uiPriority="9" w:unhideWhenUsed="1" w:qFormat="1"/>
-    <w:lsdException w:name="heading 5" w:semiHidden="1" w:uiPriority="9" w:unhideWhenUsed="1" w:qFormat="1"/>
-    <w:lsdException w:name="heading 6" w:semiHidden="1" w:uiPriority="9" w:unhideWhenUsed="1" w:qFormat="1"/>
-    <w:lsdException w:name="heading 7" w:semiHidden="1" w:uiPriority="9" w:unhideWhenUsed="1" w:qFormat="1"/>
-    <w:lsdException w:name="heading 8" w:semiHidden="1" w:uiPriority="9" w:unhideWhenUsed="1" w:qFormat="1"/>
-    <w:lsdException w:name="heading 9" w:semiHidden="1" w:uiPriority="9" w:unhideWhenUsed="1" w:qFormat="1"/>
+    <w:lsdException w:name="heading 2" w:uiPriority="9" w:semiHidden="1" w:unhideWhenUsed="1" w:qFormat="1"/>
+    <w:lsdException w:name="heading 3" w:uiPriority="9" w:semiHidden="1" w:unhideWhenUsed="1" w:qFormat="1"/>
+    <w:lsdException w:name="heading 4" w:uiPriority="9" w:semiHidden="1" w:unhideWhenUsed="1" w:qFormat="1"/>
+    <w:lsdException w:name="heading 5" w:uiPriority="9" w:semiHidden="1" w:unhideWhenUsed="1" w:qFormat="1"/>
+    <w:lsdException w:name="heading 6" w:uiPriority="9" w:semiHidden="1" w:unhideWhenUsed="1" w:qFormat="1"/>
+    <w:lsdException w:name="heading 7" w:uiPriority="9" w:semiHidden="1" w:unhideWhenUsed="1" w:qFormat="1"/>
+    <w:lsdException w:name="heading 8" w:uiPriority="9" w:semiHidden="1" w:unhideWhenUsed="1" w:qFormat="1"/>
+    <w:lsdException w:name="heading 9" w:uiPriority="9" w:semiHidden="1" w:unhideWhenUsed="1" w:qFormat="1"/>
     <w:lsdException w:name="index 1" w:semiHidden="1" w:unhideWhenUsed="1"/>
     <w:lsdException w:name="index 2" w:semiHidden="1" w:unhideWhenUsed="1"/>
     <w:lsdException w:name="index 3" w:semiHidden="1" w:unhideWhenUsed="1"/>
@@ -1639,22 +2779,22 @@
     <w:lsdException w:name="index 7" w:semiHidden="1" w:unhideWhenUsed="1"/>
     <w:lsdException w:name="index 8" w:semiHidden="1" w:unhideWhenUsed="1"/>
     <w:lsdException w:name="index 9" w:semiHidden="1" w:unhideWhenUsed="1"/>
-    <w:lsdException w:name="toc 1" w:semiHidden="1" w:uiPriority="39" w:unhideWhenUsed="1"/>
-    <w:lsdException w:name="toc 2" w:semiHidden="1" w:uiPriority="39" w:unhideWhenUsed="1"/>
-    <w:lsdException w:name="toc 3" w:semiHidden="1" w:uiPriority="39" w:unhideWhenUsed="1"/>
-    <w:lsdException w:name="toc 4" w:semiHidden="1" w:uiPriority="39" w:unhideWhenUsed="1"/>
-    <w:lsdException w:name="toc 5" w:semiHidden="1" w:uiPriority="39" w:unhideWhenUsed="1"/>
-    <w:lsdException w:name="toc 6" w:semiHidden="1" w:uiPriority="39" w:unhideWhenUsed="1"/>
-    <w:lsdException w:name="toc 7" w:semiHidden="1" w:uiPriority="39" w:unhideWhenUsed="1"/>
-    <w:lsdException w:name="toc 8" w:semiHidden="1" w:uiPriority="39" w:unhideWhenUsed="1"/>
-    <w:lsdException w:name="toc 9" w:semiHidden="1" w:uiPriority="39" w:unhideWhenUsed="1"/>
+    <w:lsdException w:name="toc 1" w:uiPriority="39" w:semiHidden="1" w:unhideWhenUsed="1"/>
+    <w:lsdException w:name="toc 2" w:uiPriority="39" w:semiHidden="1" w:unhideWhenUsed="1"/>
+    <w:lsdException w:name="toc 3" w:uiPriority="39" w:semiHidden="1" w:unhideWhenUsed="1"/>
+    <w:lsdException w:name="toc 4" w:uiPriority="39" w:semiHidden="1" w:unhideWhenUsed="1"/>
+    <w:lsdException w:name="toc 5" w:uiPriority="39" w:semiHidden="1" w:unhideWhenUsed="1"/>
+    <w:lsdException w:name="toc 6" w:uiPriority="39" w:semiHidden="1" w:unhideWhenUsed="1"/>
+    <w:lsdException w:name="toc 7" w:uiPriority="39" w:semiHidden="1" w:unhideWhenUsed="1"/>
+    <w:lsdException w:name="toc 8" w:uiPriority="39" w:semiHidden="1" w:unhideWhenUsed="1"/>
+    <w:lsdException w:name="toc 9" w:uiPriority="39" w:semiHidden="1" w:unhideWhenUsed="1"/>
     <w:lsdException w:name="Normal Indent" w:semiHidden="1" w:unhideWhenUsed="1"/>
     <w:lsdException w:name="footnote text" w:semiHidden="1" w:unhideWhenUsed="1"/>
     <w:lsdException w:name="annotation text" w:semiHidden="1" w:unhideWhenUsed="1"/>
     <w:lsdException w:name="header" w:semiHidden="1" w:unhideWhenUsed="1"/>
     <w:lsdException w:name="footer" w:semiHidden="1" w:unhideWhenUsed="1"/>
     <w:lsdException w:name="index heading" w:semiHidden="1" w:unhideWhenUsed="1"/>
-    <w:lsdException w:name="caption" w:semiHidden="1" w:uiPriority="35" w:unhideWhenUsed="1" w:qFormat="1"/>
+    <w:lsdException w:name="caption" w:uiPriority="35" w:semiHidden="1" w:unhideWhenUsed="1" w:qFormat="1"/>
     <w:lsdException w:name="table of figures" w:semiHidden="1" w:unhideWhenUsed="1"/>
     <w:lsdException w:name="envelope address" w:semiHidden="1" w:unhideWhenUsed="1"/>
     <w:lsdException w:name="envelope return" w:semiHidden="1" w:unhideWhenUsed="1"/>
@@ -1685,7 +2825,7 @@
     <w:lsdException w:name="Title" w:uiPriority="10" w:qFormat="1"/>
     <w:lsdException w:name="Closing" w:semiHidden="1" w:unhideWhenUsed="1"/>
     <w:lsdException w:name="Signature" w:semiHidden="1" w:unhideWhenUsed="1"/>
-    <w:lsdException w:name="Default Paragraph Font" w:semiHidden="1" w:uiPriority="1" w:unhideWhenUsed="1"/>
+    <w:lsdException w:name="Default Paragraph Font" w:uiPriority="1" w:semiHidden="1" w:unhideWhenUsed="1"/>
     <w:lsdException w:name="Body Text" w:semiHidden="1" w:unhideWhenUsed="1"/>
     <w:lsdException w:name="Body Text Indent" w:semiHidden="1" w:unhideWhenUsed="1"/>
     <w:lsdException w:name="List Continue" w:semiHidden="1" w:unhideWhenUsed="1"/>
@@ -1885,8 +3025,8 @@
     <w:lsdException w:name="Subtle Reference" w:uiPriority="31" w:qFormat="1"/>
     <w:lsdException w:name="Intense Reference" w:uiPriority="32" w:qFormat="1"/>
     <w:lsdException w:name="Book Title" w:uiPriority="33" w:qFormat="1"/>
-    <w:lsdException w:name="Bibliography" w:semiHidden="1" w:uiPriority="37" w:unhideWhenUsed="1"/>
-    <w:lsdException w:name="TOC Heading" w:semiHidden="1" w:uiPriority="39" w:unhideWhenUsed="1" w:qFormat="1"/>
+    <w:lsdException w:name="Bibliography" w:uiPriority="37" w:semiHidden="1" w:unhideWhenUsed="1"/>
+    <w:lsdException w:name="TOC Heading" w:uiPriority="39" w:semiHidden="1" w:unhideWhenUsed="1" w:qFormat="1"/>
     <w:lsdException w:name="Plain Table 1" w:uiPriority="41"/>
     <w:lsdException w:name="Plain Table 2" w:uiPriority="42"/>
     <w:lsdException w:name="Plain Table 3" w:uiPriority="43"/>
@@ -1997,15 +3137,103 @@
     <w:lsdException w:name="Unresolved Mention" w:semiHidden="1" w:unhideWhenUsed="1"/>
     <w:lsdException w:name="Smart Link" w:semiHidden="1" w:unhideWhenUsed="1"/>
   </w:latentStyles>
-  <w:style w:type="paragraph" w:default="1" w:styleId="Normal">
+  <w:style w:type="paragraph" w:styleId="Normal" w:default="1">
     <w:name w:val="Normal"/>
     <w:qFormat/>
+    <w:pPr>
+      <w:widowControl/>
+      <w:bidi w:val="0"/>
+      <w:spacing w:lineRule="auto" w:line="259" w:before="0" w:after="160"/>
+      <w:jc w:val="start"/>
+    </w:pPr>
+    <w:rPr>
+      <w:rFonts w:ascii="Calibri" w:hAnsi="Calibri" w:eastAsia="Calibri" w:cs="" w:asciiTheme="minorHAnsi" w:cstheme="minorBidi" w:eastAsiaTheme="minorHAnsi" w:hAnsiTheme="minorHAnsi"/>
+      <w:color w:val="auto"/>
+      <w:kern w:val="0"/>
+      <w:sz w:val="22"/>
+      <w:szCs w:val="22"/>
+      <w:lang w:val="en-GB" w:eastAsia="en-US" w:bidi="ar-SA"/>
+    </w:rPr>
   </w:style>
-  <w:style w:type="character" w:default="1" w:styleId="DefaultParagraphFont">
+  <w:style w:type="character" w:styleId="DefaultParagraphFont" w:default="1">
     <w:name w:val="Default Paragraph Font"/>
     <w:uiPriority w:val="1"/>
     <w:semiHidden/>
     <w:unhideWhenUsed/>
+    <w:qFormat/>
+    <w:rPr/>
+  </w:style>
+  <w:style w:type="paragraph" w:styleId="Heading">
+    <w:name w:val="Heading"/>
+    <w:basedOn w:val="Normal"/>
+    <w:next w:val="BodyText"/>
+    <w:qFormat/>
+    <w:pPr>
+      <w:keepNext w:val="true"/>
+      <w:spacing w:before="240" w:after="120"/>
+    </w:pPr>
+    <w:rPr>
+      <w:rFonts w:ascii="Liberation Sans" w:hAnsi="Liberation Sans" w:eastAsia="Noto Sans CJK SC" w:cs="Liberation Sans"/>
+      <w:sz w:val="28"/>
+      <w:szCs w:val="28"/>
+    </w:rPr>
+  </w:style>
+  <w:style w:type="paragraph" w:styleId="BodyText">
+    <w:name w:val="Body Text"/>
+    <w:basedOn w:val="Normal"/>
+    <w:pPr>
+      <w:spacing w:lineRule="auto" w:line="276" w:before="0" w:after="140"/>
+    </w:pPr>
+    <w:rPr/>
+  </w:style>
+  <w:style w:type="paragraph" w:styleId="List">
+    <w:name w:val="List"/>
+    <w:basedOn w:val="BodyText"/>
+    <w:pPr/>
+    <w:rPr>
+      <w:rFonts w:cs="Liberation Sans"/>
+    </w:rPr>
+  </w:style>
+  <w:style w:type="paragraph" w:styleId="Caption">
+    <w:name w:val="caption"/>
+    <w:basedOn w:val="Normal"/>
+    <w:qFormat/>
+    <w:pPr>
+      <w:suppressLineNumbers/>
+      <w:spacing w:before="120" w:after="120"/>
+    </w:pPr>
+    <w:rPr>
+      <w:rFonts w:cs="Liberation Sans"/>
+      <w:i/>
+      <w:iCs/>
+      <w:sz w:val="24"/>
+      <w:szCs w:val="24"/>
+    </w:rPr>
+  </w:style>
+  <w:style w:type="paragraph" w:styleId="Index">
+    <w:name w:val="Index"/>
+    <w:basedOn w:val="Normal"/>
+    <w:qFormat/>
+    <w:pPr>
+      <w:suppressLineNumbers/>
+    </w:pPr>
+    <w:rPr>
+      <w:rFonts w:cs="Liberation Sans"/>
+    </w:rPr>
+  </w:style>
+  <w:style w:type="paragraph" w:styleId="FrameContents">
+    <w:name w:val="Frame Contents"/>
+    <w:basedOn w:val="Normal"/>
+    <w:qFormat/>
+    <w:pPr/>
+    <w:rPr/>
+  </w:style>
+  <w:style w:type="numbering" w:styleId="NoList" w:default="1">
+    <w:name w:val="No List"/>
+    <w:uiPriority w:val="99"/>
+    <w:semiHidden/>
+    <w:unhideWhenUsed/>
+    <w:qFormat/>
   </w:style>
   <w:style w:type="table" w:default="1" w:styleId="TableNormal">
     <w:name w:val="Normal Table"/>
@@ -2013,7 +3241,6 @@
     <w:semiHidden/>
     <w:unhideWhenUsed/>
     <w:tblPr>
-      <w:tblInd w:w="0" w:type="dxa"/>
       <w:tblCellMar>
         <w:top w:w="0" w:type="dxa"/>
         <w:left w:w="108" w:type="dxa"/>
@@ -2022,24 +3249,18 @@
       </w:tblCellMar>
     </w:tblPr>
   </w:style>
-  <w:style w:type="numbering" w:default="1" w:styleId="NoList">
-    <w:name w:val="No List"/>
-    <w:uiPriority w:val="99"/>
-    <w:semiHidden/>
-    <w:unhideWhenUsed/>
-  </w:style>
 </w:styles>
 </file>
 
 <file path=word/theme/theme1.xml><?xml version="1.0" encoding="utf-8"?>
-<a:theme xmlns:a="http://schemas.openxmlformats.org/drawingml/2006/main" name="Office Theme">
+<a:theme xmlns:a="http://schemas.openxmlformats.org/drawingml/2006/main" xmlns:r="http://schemas.openxmlformats.org/officeDocument/2006/relationships" name="Office Theme">
   <a:themeElements>
     <a:clrScheme name="Office">
       <a:dk1>
-        <a:sysClr val="windowText" lastClr="000000"/>
+        <a:srgbClr val="000000"/>
       </a:dk1>
       <a:lt1>
-        <a:sysClr val="window" lastClr="FFFFFF"/>
+        <a:srgbClr val="FFFFFF"/>
       </a:lt1>
       <a:dk2>
         <a:srgbClr val="44546A"/>
@@ -2074,119 +3295,55 @@
     </a:clrScheme>
     <a:fontScheme name="Office">
       <a:majorFont>
-        <a:latin typeface="Calibri Light" panose="020F0302020204030204"/>
+        <a:latin typeface="Calibri Light" panose="020F0302020204030204" pitchFamily="0" charset="1"/>
         <a:ea typeface=""/>
         <a:cs typeface=""/>
-        <a:font script="Jpan" typeface="ＭＳ ゴシック"/>
-        <a:font script="Hang" typeface="맑은 고딕"/>
-        <a:font script="Hans" typeface="宋体"/>
-        <a:font script="Hant" typeface="新細明體"/>
-        <a:font script="Arab" typeface="Times New Roman"/>
-        <a:font script="Hebr" typeface="Times New Roman"/>
-        <a:font script="Thai" typeface="Angsana New"/>
-        <a:font script="Ethi" typeface="Nyala"/>
-        <a:font script="Beng" typeface="Vrinda"/>
-        <a:font script="Gujr" typeface="Shruti"/>
-        <a:font script="Khmr" typeface="MoolBoran"/>
-        <a:font script="Knda" typeface="Tunga"/>
-        <a:font script="Guru" typeface="Raavi"/>
-        <a:font script="Cans" typeface="Euphemia"/>
-        <a:font script="Cher" typeface="Plantagenet Cherokee"/>
-        <a:font script="Yiii" typeface="Microsoft Yi Baiti"/>
-        <a:font script="Tibt" typeface="Microsoft Himalaya"/>
-        <a:font script="Thaa" typeface="MV Boli"/>
-        <a:font script="Deva" typeface="Mangal"/>
-        <a:font script="Telu" typeface="Gautami"/>
-        <a:font script="Taml" typeface="Latha"/>
-        <a:font script="Syrc" typeface="Estrangelo Edessa"/>
-        <a:font script="Orya" typeface="Kalinga"/>
-        <a:font script="Mlym" typeface="Kartika"/>
-        <a:font script="Laoo" typeface="DokChampa"/>
-        <a:font script="Sinh" typeface="Iskoola Pota"/>
-        <a:font script="Mong" typeface="Mongolian Baiti"/>
-        <a:font script="Viet" typeface="Times New Roman"/>
-        <a:font script="Uigh" typeface="Microsoft Uighur"/>
-        <a:font script="Geor" typeface="Sylfaen"/>
       </a:majorFont>
       <a:minorFont>
-        <a:latin typeface="Calibri" panose="020F0502020204030204"/>
+        <a:latin typeface="Calibri" panose="020F0502020204030204" pitchFamily="0" charset="1"/>
         <a:ea typeface=""/>
         <a:cs typeface=""/>
-        <a:font script="Jpan" typeface="ＭＳ 明朝"/>
-        <a:font script="Hang" typeface="맑은 고딕"/>
-        <a:font script="Hans" typeface="宋体"/>
-        <a:font script="Hant" typeface="新細明體"/>
-        <a:font script="Arab" typeface="Arial"/>
-        <a:font script="Hebr" typeface="Arial"/>
-        <a:font script="Thai" typeface="Cordia New"/>
-        <a:font script="Ethi" typeface="Nyala"/>
-        <a:font script="Beng" typeface="Vrinda"/>
-        <a:font script="Gujr" typeface="Shruti"/>
-        <a:font script="Khmr" typeface="DaunPenh"/>
-        <a:font script="Knda" typeface="Tunga"/>
-        <a:font script="Guru" typeface="Raavi"/>
-        <a:font script="Cans" typeface="Euphemia"/>
-        <a:font script="Cher" typeface="Plantagenet Cherokee"/>
-        <a:font script="Yiii" typeface="Microsoft Yi Baiti"/>
-        <a:font script="Tibt" typeface="Microsoft Himalaya"/>
-        <a:font script="Thaa" typeface="MV Boli"/>
-        <a:font script="Deva" typeface="Mangal"/>
-        <a:font script="Telu" typeface="Gautami"/>
-        <a:font script="Taml" typeface="Latha"/>
-        <a:font script="Syrc" typeface="Estrangelo Edessa"/>
-        <a:font script="Orya" typeface="Kalinga"/>
-        <a:font script="Mlym" typeface="Kartika"/>
-        <a:font script="Laoo" typeface="DokChampa"/>
-        <a:font script="Sinh" typeface="Iskoola Pota"/>
-        <a:font script="Mong" typeface="Mongolian Baiti"/>
-        <a:font script="Viet" typeface="Arial"/>
-        <a:font script="Uigh" typeface="Microsoft Uighur"/>
-        <a:font script="Geor" typeface="Sylfaen"/>
       </a:minorFont>
     </a:fontScheme>
-    <a:fmtScheme name="Office">
+    <a:fmtScheme>
       <a:fillStyleLst>
         <a:solidFill>
           <a:schemeClr val="phClr"/>
         </a:solidFill>
-        <a:gradFill rotWithShape="1">
+        <a:gradFill>
           <a:gsLst>
             <a:gs pos="0">
               <a:schemeClr val="phClr">
                 <a:lumMod val="110000"/>
-                <a:satMod val="105000"/>
                 <a:tint val="67000"/>
               </a:schemeClr>
             </a:gs>
             <a:gs pos="50000">
               <a:schemeClr val="phClr">
                 <a:lumMod val="105000"/>
-                <a:satMod val="103000"/>
                 <a:tint val="73000"/>
               </a:schemeClr>
             </a:gs>
             <a:gs pos="100000">
               <a:schemeClr val="phClr">
                 <a:lumMod val="105000"/>
-                <a:satMod val="109000"/>
                 <a:tint val="81000"/>
               </a:schemeClr>
             </a:gs>
           </a:gsLst>
           <a:lin ang="5400000" scaled="0"/>
+          <a:tileRect l="0" t="0" r="0" b="0"/>
         </a:gradFill>
-        <a:gradFill rotWithShape="1">
+        <a:gradFill>
           <a:gsLst>
             <a:gs pos="0">
               <a:schemeClr val="phClr">
-                <a:satMod val="103000"/>
                 <a:lumMod val="102000"/>
                 <a:tint val="94000"/>
               </a:schemeClr>
             </a:gs>
             <a:gs pos="50000">
               <a:schemeClr val="phClr">
-                <a:satMod val="110000"/>
                 <a:lumMod val="100000"/>
                 <a:shade val="100000"/>
               </a:schemeClr>
@@ -2194,33 +3351,24 @@
             <a:gs pos="100000">
               <a:schemeClr val="phClr">
                 <a:lumMod val="99000"/>
-                <a:satMod val="120000"/>
                 <a:shade val="78000"/>
               </a:schemeClr>
             </a:gs>
           </a:gsLst>
           <a:lin ang="5400000" scaled="0"/>
+          <a:tileRect l="0" t="0" r="0" b="0"/>
         </a:gradFill>
       </a:fillStyleLst>
       <a:lnStyleLst>
         <a:ln w="6350" cap="flat" cmpd="sng" algn="ctr">
-          <a:solidFill>
-            <a:schemeClr val="phClr"/>
-          </a:solidFill>
           <a:prstDash val="solid"/>
           <a:miter lim="800000"/>
         </a:ln>
         <a:ln w="12700" cap="flat" cmpd="sng" algn="ctr">
-          <a:solidFill>
-            <a:schemeClr val="phClr"/>
-          </a:solidFill>
           <a:prstDash val="solid"/>
           <a:miter lim="800000"/>
         </a:ln>
         <a:ln w="19050" cap="flat" cmpd="sng" algn="ctr">
-          <a:solidFill>
-            <a:schemeClr val="phClr"/>
-          </a:solidFill>
           <a:prstDash val="solid"/>
           <a:miter lim="800000"/>
         </a:ln>
@@ -2233,13 +3381,7 @@
           <a:effectLst/>
         </a:effectStyle>
         <a:effectStyle>
-          <a:effectLst>
-            <a:outerShdw blurRad="57150" dist="19050" dir="5400000" algn="ctr" rotWithShape="0">
-              <a:srgbClr val="000000">
-                <a:alpha val="63000"/>
-              </a:srgbClr>
-            </a:outerShdw>
-          </a:effectLst>
+          <a:effectLst/>
         </a:effectStyle>
       </a:effectStyleLst>
       <a:bgFillStyleLst>
@@ -2249,15 +3391,13 @@
         <a:solidFill>
           <a:schemeClr val="phClr">
             <a:tint val="95000"/>
-            <a:satMod val="170000"/>
           </a:schemeClr>
         </a:solidFill>
-        <a:gradFill rotWithShape="1">
+        <a:gradFill>
           <a:gsLst>
             <a:gs pos="0">
               <a:schemeClr val="phClr">
                 <a:tint val="93000"/>
-                <a:satMod val="150000"/>
                 <a:shade val="98000"/>
                 <a:lumMod val="102000"/>
               </a:schemeClr>
@@ -2265,7 +3405,6 @@
             <a:gs pos="50000">
               <a:schemeClr val="phClr">
                 <a:tint val="98000"/>
-                <a:satMod val="130000"/>
                 <a:shade val="90000"/>
                 <a:lumMod val="103000"/>
               </a:schemeClr>
@@ -2273,21 +3412,14 @@
             <a:gs pos="100000">
               <a:schemeClr val="phClr">
                 <a:shade val="63000"/>
-                <a:satMod val="120000"/>
               </a:schemeClr>
             </a:gs>
           </a:gsLst>
           <a:lin ang="5400000" scaled="0"/>
+          <a:tileRect l="0" t="0" r="0" b="0"/>
         </a:gradFill>
       </a:bgFillStyleLst>
     </a:fmtScheme>
   </a:themeElements>
-  <a:objectDefaults/>
-  <a:extraClrSchemeLst/>
-  <a:extLst>
-    <a:ext uri="{05A4C25C-085E-4340-85A3-A5531E510DB2}">
-      <thm15:themeFamily xmlns:thm15="http://schemas.microsoft.com/office/thememl/2012/main" name="Office Theme" id="{62F939B6-93AF-4DB8-9C6B-D6C7DFDC589F}" vid="{4A3C46E8-61CC-4603-A589-7422A47A8E4A}"/>
-    </a:ext>
-  </a:extLst>
 </a:theme>
 </file>
--- a/AISearchProforma.docx
+++ b/AISearchProforma.docx
@@ -134,119 +134,41 @@
                               <w:spacing w:lineRule="auto" w:line="240" w:before="0" w:after="0"/>
                               <w:ind w:end="45"/>
                               <w:rPr>
-                                <w:sz w:val="6"/>
-                                <w:szCs w:val="6"/>
+                                <w:i/>
                               </w:rPr>
                             </w:pPr>
                             <w:r>
                               <w:rPr>
                                 <w:i/>
-                                <w:sz w:val="6"/>
-                                <w:szCs w:val="6"/>
-                              </w:rPr>
-                              <w:t xml:space="preserve">Describe the </w:t>
+                              </w:rPr>
+                              <w:t xml:space="preserve">When </w:t>
                             </w:r>
                             <w:r>
                               <w:rPr>
                                 <w:b/>
-                                <w:i/>
-                                <w:sz w:val="6"/>
-                                <w:szCs w:val="6"/>
-                              </w:rPr>
-                              <w:t>enhancements</w:t>
-                            </w:r>
-                            <w:r>
-                              <w:rPr>
-                                <w:i/>
-                                <w:sz w:val="6"/>
-                                <w:szCs w:val="6"/>
-                              </w:rPr>
-                              <w:t xml:space="preserve"> you have made to your algorithms in the two boxes. You can vary the sizes of these boxes but do </w:t>
-                            </w:r>
-                            <w:r>
-                              <w:rPr>
-                                <w:i/>
-                                <w:sz w:val="6"/>
-                                <w:szCs w:val="6"/>
+                                <w:bCs/>
+                                <w:i/>
                                 <w:u w:val="single"/>
                               </w:rPr>
-                              <w:t>not change the font (Calabri), font size (11), the paragraph properties (single space) or the header and footer</w:t>
-                            </w:r>
-                            <w:r>
-                              <w:rPr>
-                                <w:i/>
-                                <w:sz w:val="6"/>
-                                <w:szCs w:val="6"/>
-                              </w:rPr>
-                              <w:t xml:space="preserve">, and both boxes should </w:t>
-                            </w:r>
-                            <w:r>
-                              <w:rPr>
-                                <w:i/>
-                                <w:sz w:val="6"/>
-                                <w:szCs w:val="6"/>
-                                <w:u w:val="single"/>
-                              </w:rPr>
-                              <w:t>fit onto one side of A4</w:t>
-                            </w:r>
-                            <w:r>
-                              <w:rPr>
-                                <w:i/>
-                                <w:sz w:val="6"/>
-                                <w:szCs w:val="6"/>
-                              </w:rPr>
-                              <w:t xml:space="preserve">. Do not embed images. You should </w:t>
-                            </w:r>
-                            <w:r>
-                              <w:rPr>
-                                <w:i/>
-                                <w:sz w:val="6"/>
-                                <w:szCs w:val="6"/>
-                                <w:u w:val="single"/>
-                              </w:rPr>
-                              <w:t>type</w:t>
-                            </w:r>
-                            <w:r>
-                              <w:rPr>
-                                <w:i/>
-                                <w:sz w:val="6"/>
-                                <w:szCs w:val="6"/>
-                              </w:rPr>
-                              <w:t xml:space="preserve"> into this Word document and save it as a pdf. You may include a commentary on the relative success of your enhancements if you wish and </w:t>
-                            </w:r>
-                            <w:r>
-                              <w:rPr>
-                                <w:b/>
-                                <w:i/>
-                                <w:sz w:val="6"/>
-                                <w:szCs w:val="6"/>
-                              </w:rPr>
-                              <w:t>your submitted codes should be well commented</w:t>
-                            </w:r>
-                            <w:r>
-                              <w:rPr>
-                                <w:i/>
-                                <w:sz w:val="6"/>
-                                <w:szCs w:val="6"/>
-                              </w:rPr>
-                              <w:t xml:space="preserve">. However, </w:t>
-                            </w:r>
-                            <w:r>
-                              <w:rPr>
-                                <w:b/>
-                                <w:i/>
-                                <w:sz w:val="6"/>
-                                <w:szCs w:val="6"/>
-                              </w:rPr>
-                              <w:t>full explanations of enhancements should be provided here</w:t>
-                            </w:r>
-                            <w:r>
-                              <w:rPr>
-                                <w:i/>
-                                <w:sz w:val="6"/>
-                                <w:szCs w:val="6"/>
-                              </w:rPr>
-                              <w:t xml:space="preserve"> with code comments used to show where and how the enhancements are made. You should try and itemize your enhancements, in some way, possibly by using bold and underlined fonts, so that you succinctly describe each enhancement in turn.</w:t>
+                              <w:t>generating the initial population</w:t>
+                            </w:r>
+                            <w:r>
+                              <w:rPr>
+                                <w:i/>
+                              </w:rPr>
+                              <w:t xml:space="preserve"> I take a random walk through the graph, weighted by the inverse of the edge distances. This gives a much better starting point than shuffling cities is in the basic implementation as the average tour length of the initial population reduces by </w:t>
+                            </w:r>
+                            <w:r>
+                              <w:rPr>
+                                <w:i/>
+                              </w:rPr>
+                              <w:t>20</w:t>
+                            </w:r>
+                            <w:r>
+                              <w:rPr>
+                                <w:i/>
+                              </w:rPr>
+                              <w:t>%.</w:t>
                             </w:r>
                           </w:p>
                           <w:p>
@@ -256,15 +178,11 @@
                               <w:ind w:end="45"/>
                               <w:rPr>
                                 <w:i/>
-                                <w:sz w:val="6"/>
-                                <w:szCs w:val="6"/>
                               </w:rPr>
                             </w:pPr>
                             <w:r>
                               <w:rPr>
                                 <w:i/>
-                                <w:sz w:val="6"/>
-                                <w:szCs w:val="6"/>
                               </w:rPr>
                             </w:r>
                           </w:p>
@@ -274,26 +192,62 @@
                               <w:spacing w:lineRule="auto" w:line="240" w:before="0" w:after="0"/>
                               <w:ind w:end="45"/>
                               <w:rPr>
-                                <w:sz w:val="6"/>
-                                <w:szCs w:val="6"/>
+                                <w:i/>
                               </w:rPr>
                             </w:pPr>
                             <w:r>
                               <w:rPr>
+                                <w:i/>
+                              </w:rPr>
+                              <w:t xml:space="preserve">For my genetic algorithm, I use </w:t>
+                            </w:r>
+                            <w:r>
+                              <w:rPr>
                                 <w:b/>
-                                <w:i/>
-                                <w:sz w:val="6"/>
-                                <w:szCs w:val="6"/>
-                              </w:rPr>
-                              <w:t>Save the final document as a pdf.</w:t>
-                            </w:r>
-                            <w:r>
-                              <w:rPr>
-                                <w:i/>
-                                <w:sz w:val="6"/>
-                                <w:szCs w:val="6"/>
-                              </w:rPr>
-                              <w:t xml:space="preserve"> (You can delete all these instructions.)</w:t>
+                                <w:bCs/>
+                                <w:i/>
+                                <w:u w:val="single"/>
+                              </w:rPr>
+                              <w:t>partially-mapped crossover</w:t>
+                            </w:r>
+                            <w:r>
+                              <w:rPr>
+                                <w:b w:val="false"/>
+                                <w:bCs w:val="false"/>
+                                <w:i/>
+                                <w:u w:val="none"/>
+                              </w:rPr>
+                              <w:t xml:space="preserve"> </w:t>
+                            </w:r>
+                            <w:r>
+                              <w:rPr>
+                                <w:i/>
+                              </w:rPr>
+                              <w:t xml:space="preserve">to generate children from given parents. </w:t>
+                            </w:r>
+                            <w:r>
+                              <w:rPr>
+                                <w:i/>
+                              </w:rPr>
+                              <w:t xml:space="preserve">This creates a child for each parent, then swaps a sub-tour between them. Conflicts </w:t>
+                            </w:r>
+                            <w:r>
+                              <w:rPr>
+                                <w:i/>
+                              </w:rPr>
+                              <w:t>can be</w:t>
+                            </w:r>
+                            <w:r>
+                              <w:rPr>
+                                <w:i/>
+                              </w:rPr>
+                              <w:t xml:space="preserve"> easily resolved by constructing a mapping between the subtours. </w:t>
+                            </w:r>
+                            <w:r>
+                              <w:rPr>
+                                <w:i/>
+                              </w:rPr>
+                              <w:t>I chose this as it retains ordering information from both of the parent tours and has a better conflict resolution compared to other crossover algorithms. This reduced tour length by 10%, and required generations by 20%</w:t>
                             </w:r>
                           </w:p>
                           <w:p>
@@ -324,7 +278,7 @@
                               <w:rPr>
                                 <w:i/>
                               </w:rPr>
-                              <w:t xml:space="preserve">When </w:t>
+                              <w:t xml:space="preserve">To mutate individuals, I used </w:t>
                             </w:r>
                             <w:r>
                               <w:rPr>
@@ -333,25 +287,25 @@
                                 <w:i/>
                                 <w:u w:val="single"/>
                               </w:rPr>
-                              <w:t>generating the initial population</w:t>
-                            </w:r>
-                            <w:r>
-                              <w:rPr>
-                                <w:i/>
-                              </w:rPr>
-                              <w:t xml:space="preserve"> I take a random walk through the graph, weighted by the inverse of the edge distances. This gives a much better starting point than shuffling cities is in the basic implementation as the average tour length of the initial population reduces by </w:t>
-                            </w:r>
-                            <w:r>
-                              <w:rPr>
-                                <w:i/>
-                              </w:rPr>
-                              <w:t>20</w:t>
-                            </w:r>
-                            <w:r>
-                              <w:rPr>
-                                <w:i/>
-                              </w:rPr>
-                              <w:t>%.</w:t>
+                              <w:t>displacement mutation</w:t>
+                            </w:r>
+                            <w:r>
+                              <w:rPr>
+                                <w:i/>
+                              </w:rPr>
+                              <w:t xml:space="preserve">. </w:t>
+                            </w:r>
+                            <w:r>
+                              <w:rPr>
+                                <w:i/>
+                              </w:rPr>
+                              <w:t xml:space="preserve">This works removing a randomly selected subtour from a given tour, and inserting it back in, but in a new, random place. I only choose to mutate children about 20% of the time. </w:t>
+                            </w:r>
+                            <w:r>
+                              <w:rPr>
+                                <w:i/>
+                              </w:rPr>
+                              <w:t>I again chose this as it does not cause many conflicts and is easy to compute. This reduced the tour length by a further 10%.</w:t>
                             </w:r>
                           </w:p>
                           <w:p>
@@ -382,7 +336,7 @@
                               <w:rPr>
                                 <w:i/>
                               </w:rPr>
-                              <w:t xml:space="preserve">For my genetic algorithm, I use </w:t>
+                              <w:t xml:space="preserve">When going into the next generation I </w:t>
                             </w:r>
                             <w:r>
                               <w:rPr>
@@ -391,46 +345,88 @@
                                 <w:i/>
                                 <w:u w:val="single"/>
                               </w:rPr>
-                              <w:t>partially-mapped crossover</w:t>
-                            </w:r>
-                            <w:r>
-                              <w:rPr>
-                                <w:b w:val="false"/>
-                                <w:bCs w:val="false"/>
-                                <w:i/>
-                                <w:u w:val="none"/>
-                              </w:rPr>
-                              <w:t xml:space="preserve"> </w:t>
-                            </w:r>
-                            <w:r>
-                              <w:rPr>
-                                <w:i/>
-                              </w:rPr>
-                              <w:t xml:space="preserve">to generate children from given parents. </w:t>
-                            </w:r>
-                            <w:r>
-                              <w:rPr>
-                                <w:i/>
-                              </w:rPr>
-                              <w:t xml:space="preserve">This creates a child for each parent, then swaps a sub-tour between them. Conflicts </w:t>
-                            </w:r>
-                            <w:r>
-                              <w:rPr>
-                                <w:i/>
-                              </w:rPr>
-                              <w:t>can be</w:t>
-                            </w:r>
-                            <w:r>
-                              <w:rPr>
-                                <w:i/>
-                              </w:rPr>
-                              <w:t xml:space="preserve"> easily resolved by constructing a mapping between the subtours. </w:t>
-                            </w:r>
-                            <w:r>
-                              <w:rPr>
-                                <w:i/>
-                              </w:rPr>
-                              <w:t>I chose this as it retains ordering information from both of the parent tours and has a better conflict resolution compared to other crossover algorithms. This reduced tour length by 10%, and required generations by 20%</w:t>
+                              <w:t>kept the best individuals</w:t>
+                            </w:r>
+                            <w:r>
+                              <w:rPr>
+                                <w:i/>
+                              </w:rPr>
+                              <w:t xml:space="preserve"> from </w:t>
+                            </w:r>
+                            <w:r>
+                              <w:rPr>
+                                <w:i/>
+                              </w:rPr>
+                              <w:t xml:space="preserve">both </w:t>
+                            </w:r>
+                            <w:r>
+                              <w:rPr>
+                                <w:i/>
+                              </w:rPr>
+                              <w:t xml:space="preserve">the previous </w:t>
+                            </w:r>
+                            <w:r>
+                              <w:rPr>
+                                <w:i/>
+                              </w:rPr>
+                              <w:t xml:space="preserve">and current </w:t>
+                            </w:r>
+                            <w:r>
+                              <w:rPr>
+                                <w:i/>
+                              </w:rPr>
+                              <w:t>generation</w:t>
+                            </w:r>
+                            <w:r>
+                              <w:rPr>
+                                <w:i/>
+                              </w:rPr>
+                              <w:t>s combined</w:t>
+                            </w:r>
+                            <w:r>
+                              <w:rPr>
+                                <w:i/>
+                              </w:rPr>
+                              <w:t>, and did not include the worst perform</w:t>
+                            </w:r>
+                            <w:r>
+                              <w:rPr>
+                                <w:i/>
+                              </w:rPr>
+                              <w:t>ers</w:t>
+                            </w:r>
+                            <w:r>
+                              <w:rPr>
+                                <w:i/>
+                              </w:rPr>
+                              <w:t xml:space="preserve">. </w:t>
+                            </w:r>
+                            <w:r>
+                              <w:rPr>
+                                <w:i/>
+                              </w:rPr>
+                              <w:t xml:space="preserve">This ensures the best solutions found are never lost. </w:t>
+                            </w:r>
+                            <w:r>
+                              <w:rPr>
+                                <w:i/>
+                              </w:rPr>
+                              <w:t xml:space="preserve">I also </w:t>
+                            </w:r>
+                            <w:r>
+                              <w:rPr>
+                                <w:b/>
+                                <w:bCs/>
+                                <w:i/>
+                                <w:u w:val="single"/>
+                              </w:rPr>
+                              <w:t>eliminate all duplicate tours</w:t>
+                            </w:r>
+                            <w:r>
+                              <w:rPr>
+                                <w:i/>
+                              </w:rPr>
+                              <w:t xml:space="preserve"> by computing a hash for each of my individuals so they can be stored in a set, with minimal other constraints required in order to remove any others. This helps to improve diversity drastically compared, offsetting the effect of the elitist selection.</w:t>
                             </w:r>
                           </w:p>
                           <w:p>
@@ -461,7 +457,7 @@
                               <w:rPr>
                                 <w:i/>
                               </w:rPr>
-                              <w:t xml:space="preserve">To mutate individuals, I used </w:t>
+                              <w:t xml:space="preserve">I also added an </w:t>
                             </w:r>
                             <w:r>
                               <w:rPr>
@@ -470,125 +466,13 @@
                                 <w:i/>
                                 <w:u w:val="single"/>
                               </w:rPr>
-                              <w:t>displacement mutation</w:t>
-                            </w:r>
-                            <w:r>
-                              <w:rPr>
-                                <w:i/>
-                              </w:rPr>
-                              <w:t xml:space="preserve">. </w:t>
-                            </w:r>
-                            <w:r>
-                              <w:rPr>
-                                <w:i/>
-                              </w:rPr>
-                              <w:t xml:space="preserve">This works removing a randomly selected subtour from a given tour, and inserting it back in, but in a new, random place. I only choose to mutate children about 20% of the time. </w:t>
-                            </w:r>
-                            <w:r>
-                              <w:rPr>
-                                <w:i/>
-                              </w:rPr>
-                              <w:t>I again chose this as it does not cause many conflicts and is easy to compute. This reduced the tour length by a further 10%.</w:t>
-                            </w:r>
-                          </w:p>
-                          <w:p>
-                            <w:pPr>
-                              <w:pStyle w:val="FrameContents"/>
-                              <w:spacing w:lineRule="auto" w:line="240" w:before="0" w:after="0"/>
-                              <w:ind w:end="45"/>
-                              <w:rPr>
-                                <w:i/>
-                              </w:rPr>
-                            </w:pPr>
-                            <w:r>
-                              <w:rPr>
-                                <w:i/>
-                              </w:rPr>
-                            </w:r>
-                          </w:p>
-                          <w:p>
-                            <w:pPr>
-                              <w:pStyle w:val="FrameContents"/>
-                              <w:spacing w:lineRule="auto" w:line="240" w:before="0" w:after="0"/>
-                              <w:ind w:end="45"/>
-                              <w:rPr>
-                                <w:i/>
-                              </w:rPr>
-                            </w:pPr>
-                            <w:r>
-                              <w:rPr>
-                                <w:i/>
-                              </w:rPr>
-                              <w:t xml:space="preserve">When going into the next generation I </w:t>
-                            </w:r>
-                            <w:r>
-                              <w:rPr>
-                                <w:b/>
-                                <w:bCs/>
-                                <w:i/>
-                                <w:u w:val="single"/>
-                              </w:rPr>
-                              <w:t>kept the best individuals</w:t>
-                            </w:r>
-                            <w:r>
-                              <w:rPr>
-                                <w:i/>
-                              </w:rPr>
-                              <w:t xml:space="preserve"> from </w:t>
-                            </w:r>
-                            <w:r>
-                              <w:rPr>
-                                <w:i/>
-                              </w:rPr>
-                              <w:t xml:space="preserve">both </w:t>
-                            </w:r>
-                            <w:r>
-                              <w:rPr>
-                                <w:i/>
-                              </w:rPr>
-                              <w:t xml:space="preserve">the previous </w:t>
-                            </w:r>
-                            <w:r>
-                              <w:rPr>
-                                <w:i/>
-                              </w:rPr>
-                              <w:t xml:space="preserve">and current </w:t>
-                            </w:r>
-                            <w:r>
-                              <w:rPr>
-                                <w:i/>
-                              </w:rPr>
-                              <w:t>generation</w:t>
-                            </w:r>
-                            <w:r>
-                              <w:rPr>
-                                <w:i/>
-                              </w:rPr>
-                              <w:t>s combined</w:t>
-                            </w:r>
-                            <w:r>
-                              <w:rPr>
-                                <w:i/>
-                              </w:rPr>
-                              <w:t>, and did not include the worst perform</w:t>
-                            </w:r>
-                            <w:r>
-                              <w:rPr>
-                                <w:i/>
-                              </w:rPr>
-                              <w:t>ers</w:t>
-                            </w:r>
-                            <w:r>
-                              <w:rPr>
-                                <w:i/>
-                              </w:rPr>
-                              <w:t xml:space="preserve">. </w:t>
-                            </w:r>
-                            <w:r>
-                              <w:rPr>
-                                <w:i/>
-                              </w:rPr>
-                              <w:t xml:space="preserve">This ensures the best solutions found are never lost. </w:t>
+                              <w:t>early stagnation condition</w:t>
+                            </w:r>
+                            <w:r>
+                              <w:rPr>
+                                <w:i/>
+                              </w:rPr>
+                              <w:t xml:space="preserve"> that checks to see if the algorithm has been able to find any improvements for the past few iterations, and increases the population size, and mutation chance.</w:t>
                             </w:r>
                           </w:p>
                         </w:txbxContent>
@@ -615,119 +499,41 @@
                         <w:spacing w:lineRule="auto" w:line="240" w:before="0" w:after="0"/>
                         <w:ind w:end="45"/>
                         <w:rPr>
-                          <w:sz w:val="6"/>
-                          <w:szCs w:val="6"/>
+                          <w:i/>
                         </w:rPr>
                       </w:pPr>
                       <w:r>
                         <w:rPr>
                           <w:i/>
-                          <w:sz w:val="6"/>
-                          <w:szCs w:val="6"/>
-                        </w:rPr>
-                        <w:t xml:space="preserve">Describe the </w:t>
+                        </w:rPr>
+                        <w:t xml:space="preserve">When </w:t>
                       </w:r>
                       <w:r>
                         <w:rPr>
                           <w:b/>
-                          <w:i/>
-                          <w:sz w:val="6"/>
-                          <w:szCs w:val="6"/>
-                        </w:rPr>
-                        <w:t>enhancements</w:t>
-                      </w:r>
-                      <w:r>
-                        <w:rPr>
-                          <w:i/>
-                          <w:sz w:val="6"/>
-                          <w:szCs w:val="6"/>
-                        </w:rPr>
-                        <w:t xml:space="preserve"> you have made to your algorithms in the two boxes. You can vary the sizes of these boxes but do </w:t>
-                      </w:r>
-                      <w:r>
-                        <w:rPr>
-                          <w:i/>
-                          <w:sz w:val="6"/>
-                          <w:szCs w:val="6"/>
+                          <w:bCs/>
+                          <w:i/>
                           <w:u w:val="single"/>
                         </w:rPr>
-                        <w:t>not change the font (Calabri), font size (11), the paragraph properties (single space) or the header and footer</w:t>
-                      </w:r>
-                      <w:r>
-                        <w:rPr>
-                          <w:i/>
-                          <w:sz w:val="6"/>
-                          <w:szCs w:val="6"/>
-                        </w:rPr>
-                        <w:t xml:space="preserve">, and both boxes should </w:t>
-                      </w:r>
-                      <w:r>
-                        <w:rPr>
-                          <w:i/>
-                          <w:sz w:val="6"/>
-                          <w:szCs w:val="6"/>
-                          <w:u w:val="single"/>
-                        </w:rPr>
-                        <w:t>fit onto one side of A4</w:t>
-                      </w:r>
-                      <w:r>
-                        <w:rPr>
-                          <w:i/>
-                          <w:sz w:val="6"/>
-                          <w:szCs w:val="6"/>
-                        </w:rPr>
-                        <w:t xml:space="preserve">. Do not embed images. You should </w:t>
-                      </w:r>
-                      <w:r>
-                        <w:rPr>
-                          <w:i/>
-                          <w:sz w:val="6"/>
-                          <w:szCs w:val="6"/>
-                          <w:u w:val="single"/>
-                        </w:rPr>
-                        <w:t>type</w:t>
-                      </w:r>
-                      <w:r>
-                        <w:rPr>
-                          <w:i/>
-                          <w:sz w:val="6"/>
-                          <w:szCs w:val="6"/>
-                        </w:rPr>
-                        <w:t xml:space="preserve"> into this Word document and save it as a pdf. You may include a commentary on the relative success of your enhancements if you wish and </w:t>
-                      </w:r>
-                      <w:r>
-                        <w:rPr>
-                          <w:b/>
-                          <w:i/>
-                          <w:sz w:val="6"/>
-                          <w:szCs w:val="6"/>
-                        </w:rPr>
-                        <w:t>your submitted codes should be well commented</w:t>
-                      </w:r>
-                      <w:r>
-                        <w:rPr>
-                          <w:i/>
-                          <w:sz w:val="6"/>
-                          <w:szCs w:val="6"/>
-                        </w:rPr>
-                        <w:t xml:space="preserve">. However, </w:t>
-                      </w:r>
-                      <w:r>
-                        <w:rPr>
-                          <w:b/>
-                          <w:i/>
-                          <w:sz w:val="6"/>
-                          <w:szCs w:val="6"/>
-                        </w:rPr>
-                        <w:t>full explanations of enhancements should be provided here</w:t>
-                      </w:r>
-                      <w:r>
-                        <w:rPr>
-                          <w:i/>
-                          <w:sz w:val="6"/>
-                          <w:szCs w:val="6"/>
-                        </w:rPr>
-                        <w:t xml:space="preserve"> with code comments used to show where and how the enhancements are made. You should try and itemize your enhancements, in some way, possibly by using bold and underlined fonts, so that you succinctly describe each enhancement in turn.</w:t>
+                        <w:t>generating the initial population</w:t>
+                      </w:r>
+                      <w:r>
+                        <w:rPr>
+                          <w:i/>
+                        </w:rPr>
+                        <w:t xml:space="preserve"> I take a random walk through the graph, weighted by the inverse of the edge distances. This gives a much better starting point than shuffling cities is in the basic implementation as the average tour length of the initial population reduces by </w:t>
+                      </w:r>
+                      <w:r>
+                        <w:rPr>
+                          <w:i/>
+                        </w:rPr>
+                        <w:t>20</w:t>
+                      </w:r>
+                      <w:r>
+                        <w:rPr>
+                          <w:i/>
+                        </w:rPr>
+                        <w:t>%.</w:t>
                       </w:r>
                     </w:p>
                     <w:p>
@@ -737,15 +543,11 @@
                         <w:ind w:end="45"/>
                         <w:rPr>
                           <w:i/>
-                          <w:sz w:val="6"/>
-                          <w:szCs w:val="6"/>
                         </w:rPr>
                       </w:pPr>
                       <w:r>
                         <w:rPr>
                           <w:i/>
-                          <w:sz w:val="6"/>
-                          <w:szCs w:val="6"/>
                         </w:rPr>
                       </w:r>
                     </w:p>
@@ -755,26 +557,62 @@
                         <w:spacing w:lineRule="auto" w:line="240" w:before="0" w:after="0"/>
                         <w:ind w:end="45"/>
                         <w:rPr>
-                          <w:sz w:val="6"/>
-                          <w:szCs w:val="6"/>
+                          <w:i/>
                         </w:rPr>
                       </w:pPr>
                       <w:r>
                         <w:rPr>
+                          <w:i/>
+                        </w:rPr>
+                        <w:t xml:space="preserve">For my genetic algorithm, I use </w:t>
+                      </w:r>
+                      <w:r>
+                        <w:rPr>
                           <w:b/>
-                          <w:i/>
-                          <w:sz w:val="6"/>
-                          <w:szCs w:val="6"/>
-                        </w:rPr>
-                        <w:t>Save the final document as a pdf.</w:t>
-                      </w:r>
-                      <w:r>
-                        <w:rPr>
-                          <w:i/>
-                          <w:sz w:val="6"/>
-                          <w:szCs w:val="6"/>
-                        </w:rPr>
-                        <w:t xml:space="preserve"> (You can delete all these instructions.)</w:t>
+                          <w:bCs/>
+                          <w:i/>
+                          <w:u w:val="single"/>
+                        </w:rPr>
+                        <w:t>partially-mapped crossover</w:t>
+                      </w:r>
+                      <w:r>
+                        <w:rPr>
+                          <w:b w:val="false"/>
+                          <w:bCs w:val="false"/>
+                          <w:i/>
+                          <w:u w:val="none"/>
+                        </w:rPr>
+                        <w:t xml:space="preserve"> </w:t>
+                      </w:r>
+                      <w:r>
+                        <w:rPr>
+                          <w:i/>
+                        </w:rPr>
+                        <w:t xml:space="preserve">to generate children from given parents. </w:t>
+                      </w:r>
+                      <w:r>
+                        <w:rPr>
+                          <w:i/>
+                        </w:rPr>
+                        <w:t xml:space="preserve">This creates a child for each parent, then swaps a sub-tour between them. Conflicts </w:t>
+                      </w:r>
+                      <w:r>
+                        <w:rPr>
+                          <w:i/>
+                        </w:rPr>
+                        <w:t>can be</w:t>
+                      </w:r>
+                      <w:r>
+                        <w:rPr>
+                          <w:i/>
+                        </w:rPr>
+                        <w:t xml:space="preserve"> easily resolved by constructing a mapping between the subtours. </w:t>
+                      </w:r>
+                      <w:r>
+                        <w:rPr>
+                          <w:i/>
+                        </w:rPr>
+                        <w:t>I chose this as it retains ordering information from both of the parent tours and has a better conflict resolution compared to other crossover algorithms. This reduced tour length by 10%, and required generations by 20%</w:t>
                       </w:r>
                     </w:p>
                     <w:p>
@@ -805,7 +643,7 @@
                         <w:rPr>
                           <w:i/>
                         </w:rPr>
-                        <w:t xml:space="preserve">When </w:t>
+                        <w:t xml:space="preserve">To mutate individuals, I used </w:t>
                       </w:r>
                       <w:r>
                         <w:rPr>
@@ -814,25 +652,25 @@
                           <w:i/>
                           <w:u w:val="single"/>
                         </w:rPr>
-                        <w:t>generating the initial population</w:t>
-                      </w:r>
-                      <w:r>
-                        <w:rPr>
-                          <w:i/>
-                        </w:rPr>
-                        <w:t xml:space="preserve"> I take a random walk through the graph, weighted by the inverse of the edge distances. This gives a much better starting point than shuffling cities is in the basic implementation as the average tour length of the initial population reduces by </w:t>
-                      </w:r>
-                      <w:r>
-                        <w:rPr>
-                          <w:i/>
-                        </w:rPr>
-                        <w:t>20</w:t>
-                      </w:r>
-                      <w:r>
-                        <w:rPr>
-                          <w:i/>
-                        </w:rPr>
-                        <w:t>%.</w:t>
+                        <w:t>displacement mutation</w:t>
+                      </w:r>
+                      <w:r>
+                        <w:rPr>
+                          <w:i/>
+                        </w:rPr>
+                        <w:t xml:space="preserve">. </w:t>
+                      </w:r>
+                      <w:r>
+                        <w:rPr>
+                          <w:i/>
+                        </w:rPr>
+                        <w:t xml:space="preserve">This works removing a randomly selected subtour from a given tour, and inserting it back in, but in a new, random place. I only choose to mutate children about 20% of the time. </w:t>
+                      </w:r>
+                      <w:r>
+                        <w:rPr>
+                          <w:i/>
+                        </w:rPr>
+                        <w:t>I again chose this as it does not cause many conflicts and is easy to compute. This reduced the tour length by a further 10%.</w:t>
                       </w:r>
                     </w:p>
                     <w:p>
@@ -863,7 +701,7 @@
                         <w:rPr>
                           <w:i/>
                         </w:rPr>
-                        <w:t xml:space="preserve">For my genetic algorithm, I use </w:t>
+                        <w:t xml:space="preserve">When going into the next generation I </w:t>
                       </w:r>
                       <w:r>
                         <w:rPr>
@@ -872,46 +710,88 @@
                           <w:i/>
                           <w:u w:val="single"/>
                         </w:rPr>
-                        <w:t>partially-mapped crossover</w:t>
-                      </w:r>
-                      <w:r>
-                        <w:rPr>
-                          <w:b w:val="false"/>
-                          <w:bCs w:val="false"/>
-                          <w:i/>
-                          <w:u w:val="none"/>
-                        </w:rPr>
-                        <w:t xml:space="preserve"> </w:t>
-                      </w:r>
-                      <w:r>
-                        <w:rPr>
-                          <w:i/>
-                        </w:rPr>
-                        <w:t xml:space="preserve">to generate children from given parents. </w:t>
-                      </w:r>
-                      <w:r>
-                        <w:rPr>
-                          <w:i/>
-                        </w:rPr>
-                        <w:t xml:space="preserve">This creates a child for each parent, then swaps a sub-tour between them. Conflicts </w:t>
-                      </w:r>
-                      <w:r>
-                        <w:rPr>
-                          <w:i/>
-                        </w:rPr>
-                        <w:t>can be</w:t>
-                      </w:r>
-                      <w:r>
-                        <w:rPr>
-                          <w:i/>
-                        </w:rPr>
-                        <w:t xml:space="preserve"> easily resolved by constructing a mapping between the subtours. </w:t>
-                      </w:r>
-                      <w:r>
-                        <w:rPr>
-                          <w:i/>
-                        </w:rPr>
-                        <w:t>I chose this as it retains ordering information from both of the parent tours and has a better conflict resolution compared to other crossover algorithms. This reduced tour length by 10%, and required generations by 20%</w:t>
+                        <w:t>kept the best individuals</w:t>
+                      </w:r>
+                      <w:r>
+                        <w:rPr>
+                          <w:i/>
+                        </w:rPr>
+                        <w:t xml:space="preserve"> from </w:t>
+                      </w:r>
+                      <w:r>
+                        <w:rPr>
+                          <w:i/>
+                        </w:rPr>
+                        <w:t xml:space="preserve">both </w:t>
+                      </w:r>
+                      <w:r>
+                        <w:rPr>
+                          <w:i/>
+                        </w:rPr>
+                        <w:t xml:space="preserve">the previous </w:t>
+                      </w:r>
+                      <w:r>
+                        <w:rPr>
+                          <w:i/>
+                        </w:rPr>
+                        <w:t xml:space="preserve">and current </w:t>
+                      </w:r>
+                      <w:r>
+                        <w:rPr>
+                          <w:i/>
+                        </w:rPr>
+                        <w:t>generation</w:t>
+                      </w:r>
+                      <w:r>
+                        <w:rPr>
+                          <w:i/>
+                        </w:rPr>
+                        <w:t>s combined</w:t>
+                      </w:r>
+                      <w:r>
+                        <w:rPr>
+                          <w:i/>
+                        </w:rPr>
+                        <w:t>, and did not include the worst perform</w:t>
+                      </w:r>
+                      <w:r>
+                        <w:rPr>
+                          <w:i/>
+                        </w:rPr>
+                        <w:t>ers</w:t>
+                      </w:r>
+                      <w:r>
+                        <w:rPr>
+                          <w:i/>
+                        </w:rPr>
+                        <w:t xml:space="preserve">. </w:t>
+                      </w:r>
+                      <w:r>
+                        <w:rPr>
+                          <w:i/>
+                        </w:rPr>
+                        <w:t xml:space="preserve">This ensures the best solutions found are never lost. </w:t>
+                      </w:r>
+                      <w:r>
+                        <w:rPr>
+                          <w:i/>
+                        </w:rPr>
+                        <w:t xml:space="preserve">I also </w:t>
+                      </w:r>
+                      <w:r>
+                        <w:rPr>
+                          <w:b/>
+                          <w:bCs/>
+                          <w:i/>
+                          <w:u w:val="single"/>
+                        </w:rPr>
+                        <w:t>eliminate all duplicate tours</w:t>
+                      </w:r>
+                      <w:r>
+                        <w:rPr>
+                          <w:i/>
+                        </w:rPr>
+                        <w:t xml:space="preserve"> by computing a hash for each of my individuals so they can be stored in a set, with minimal other constraints required in order to remove any others. This helps to improve diversity drastically compared, offsetting the effect of the elitist selection.</w:t>
                       </w:r>
                     </w:p>
                     <w:p>
@@ -942,7 +822,7 @@
                         <w:rPr>
                           <w:i/>
                         </w:rPr>
-                        <w:t xml:space="preserve">To mutate individuals, I used </w:t>
+                        <w:t xml:space="preserve">I also added an </w:t>
                       </w:r>
                       <w:r>
                         <w:rPr>
@@ -951,125 +831,13 @@
                           <w:i/>
                           <w:u w:val="single"/>
                         </w:rPr>
-                        <w:t>displacement mutation</w:t>
-                      </w:r>
-                      <w:r>
-                        <w:rPr>
-                          <w:i/>
-                        </w:rPr>
-                        <w:t xml:space="preserve">. </w:t>
-                      </w:r>
-                      <w:r>
-                        <w:rPr>
-                          <w:i/>
-                        </w:rPr>
-                        <w:t xml:space="preserve">This works removing a randomly selected subtour from a given tour, and inserting it back in, but in a new, random place. I only choose to mutate children about 20% of the time. </w:t>
-                      </w:r>
-                      <w:r>
-                        <w:rPr>
-                          <w:i/>
-                        </w:rPr>
-                        <w:t>I again chose this as it does not cause many conflicts and is easy to compute. This reduced the tour length by a further 10%.</w:t>
-                      </w:r>
-                    </w:p>
-                    <w:p>
-                      <w:pPr>
-                        <w:pStyle w:val="FrameContents"/>
-                        <w:spacing w:lineRule="auto" w:line="240" w:before="0" w:after="0"/>
-                        <w:ind w:end="45"/>
-                        <w:rPr>
-                          <w:i/>
-                        </w:rPr>
-                      </w:pPr>
-                      <w:r>
-                        <w:rPr>
-                          <w:i/>
-                        </w:rPr>
-                      </w:r>
-                    </w:p>
-                    <w:p>
-                      <w:pPr>
-                        <w:pStyle w:val="FrameContents"/>
-                        <w:spacing w:lineRule="auto" w:line="240" w:before="0" w:after="0"/>
-                        <w:ind w:end="45"/>
-                        <w:rPr>
-                          <w:i/>
-                        </w:rPr>
-                      </w:pPr>
-                      <w:r>
-                        <w:rPr>
-                          <w:i/>
-                        </w:rPr>
-                        <w:t xml:space="preserve">When going into the next generation I </w:t>
-                      </w:r>
-                      <w:r>
-                        <w:rPr>
-                          <w:b/>
-                          <w:bCs/>
-                          <w:i/>
-                          <w:u w:val="single"/>
-                        </w:rPr>
-                        <w:t>kept the best individuals</w:t>
-                      </w:r>
-                      <w:r>
-                        <w:rPr>
-                          <w:i/>
-                        </w:rPr>
-                        <w:t xml:space="preserve"> from </w:t>
-                      </w:r>
-                      <w:r>
-                        <w:rPr>
-                          <w:i/>
-                        </w:rPr>
-                        <w:t xml:space="preserve">both </w:t>
-                      </w:r>
-                      <w:r>
-                        <w:rPr>
-                          <w:i/>
-                        </w:rPr>
-                        <w:t xml:space="preserve">the previous </w:t>
-                      </w:r>
-                      <w:r>
-                        <w:rPr>
-                          <w:i/>
-                        </w:rPr>
-                        <w:t xml:space="preserve">and current </w:t>
-                      </w:r>
-                      <w:r>
-                        <w:rPr>
-                          <w:i/>
-                        </w:rPr>
-                        <w:t>generation</w:t>
-                      </w:r>
-                      <w:r>
-                        <w:rPr>
-                          <w:i/>
-                        </w:rPr>
-                        <w:t>s combined</w:t>
-                      </w:r>
-                      <w:r>
-                        <w:rPr>
-                          <w:i/>
-                        </w:rPr>
-                        <w:t>, and did not include the worst perform</w:t>
-                      </w:r>
-                      <w:r>
-                        <w:rPr>
-                          <w:i/>
-                        </w:rPr>
-                        <w:t>ers</w:t>
-                      </w:r>
-                      <w:r>
-                        <w:rPr>
-                          <w:i/>
-                        </w:rPr>
-                        <w:t xml:space="preserve">. </w:t>
-                      </w:r>
-                      <w:r>
-                        <w:rPr>
-                          <w:i/>
-                        </w:rPr>
-                        <w:t xml:space="preserve">This ensures the best solutions found are never lost. </w:t>
+                        <w:t>early stagnation condition</w:t>
+                      </w:r>
+                      <w:r>
+                        <w:rPr>
+                          <w:i/>
+                        </w:rPr>
+                        <w:t xml:space="preserve"> that checks to see if the algorithm has been able to find any improvements for the past few iterations, and increases the population size, and mutation chance.</w:t>
                       </w:r>
                     </w:p>
                   </w:txbxContent>

--- a/AISearchProforma.docx
+++ b/AISearchProforma.docx
@@ -15,20 +15,9 @@
       </w:pPr>
       <w:r>
         <w:rPr/>
-        <w:t xml:space="preserve">Name: </w:t>
-      </w:r>
-      <w:r>
-        <w:rPr/>
-        <w:t>Jacob Flint</w:t>
-      </w:r>
-      <w:r>
-        <w:rPr/>
+        <w:t>Name: Jacob Flint</w:t>
         <w:tab/>
-        <w:t xml:space="preserve">User-name: </w:t>
-      </w:r>
-      <w:r>
-        <w:rPr/>
-        <w:t>ssqf78</w:t>
+        <w:t>User-name: ssqf78</w:t>
       </w:r>
     </w:p>
     <w:p>
@@ -44,11 +33,7 @@
       </w:pPr>
       <w:r>
         <w:rPr/>
-        <w:t xml:space="preserve">Algorithm A: </w:t>
-      </w:r>
-      <w:r>
-        <w:rPr/>
-        <w:t>Genetic Algorithm</w:t>
+        <w:t>Algorithm A: Genetic Algorithm</w:t>
       </w:r>
     </w:p>
     <w:p>
@@ -64,11 +49,7 @@
       </w:pPr>
       <w:r>
         <w:rPr/>
-        <w:t xml:space="preserve">Algorithm B: </w:t>
-      </w:r>
-      <w:r>
-        <w:rPr/>
-        <w:t>Ant Colony Optimisation</w:t>
+        <w:t>Algorithm B: Ant Colony Optimisation</w:t>
       </w:r>
     </w:p>
     <w:p>
@@ -86,7 +67,7 @@
         <mc:AlternateContent>
           <mc:Choice Requires="wps">
             <w:drawing>
-              <wp:anchor behindDoc="0" distT="40640" distB="63500" distL="109220" distR="128905" simplePos="0" locked="0" layoutInCell="0" allowOverlap="1" relativeHeight="2" wp14:anchorId="0DDCE53D">
+              <wp:anchor behindDoc="0" distT="40005" distB="62865" distL="109220" distR="128270" simplePos="0" locked="0" layoutInCell="0" allowOverlap="1" relativeHeight="2" wp14:anchorId="0DDCE53D">
                 <wp:simplePos x="0" y="0"/>
                 <wp:positionH relativeFrom="margin">
                   <wp:posOffset>-803910</wp:posOffset>
@@ -130,7 +111,7 @@
                         <w:txbxContent>
                           <w:p>
                             <w:pPr>
-                              <w:pStyle w:val="FrameContents"/>
+                              <w:pStyle w:val="FrameContentsuser"/>
                               <w:spacing w:lineRule="auto" w:line="240" w:before="0" w:after="0"/>
                               <w:ind w:end="45"/>
                               <w:rPr>
@@ -140,6 +121,7 @@
                             <w:r>
                               <w:rPr>
                                 <w:i/>
+                                <w:color w:val="000000"/>
                               </w:rPr>
                               <w:t xml:space="preserve">When </w:t>
                             </w:r>
@@ -148,6 +130,7 @@
                                 <w:b/>
                                 <w:bCs/>
                                 <w:i/>
+                                <w:color w:val="000000"/>
                                 <w:u w:val="single"/>
                               </w:rPr>
                               <w:t>generating the initial population</w:t>
@@ -155,25 +138,14 @@
                             <w:r>
                               <w:rPr>
                                 <w:i/>
-                              </w:rPr>
-                              <w:t xml:space="preserve"> I take a random walk through the graph, weighted by the inverse of the edge distances. This gives a much better starting point than shuffling cities is in the basic implementation as the average tour length of the initial population reduces by </w:t>
-                            </w:r>
-                            <w:r>
-                              <w:rPr>
-                                <w:i/>
-                              </w:rPr>
-                              <w:t>20</w:t>
-                            </w:r>
-                            <w:r>
-                              <w:rPr>
-                                <w:i/>
-                              </w:rPr>
-                              <w:t>%.</w:t>
+                                <w:color w:val="000000"/>
+                              </w:rPr>
+                              <w:t xml:space="preserve"> I take a random walk through the graph, weighted by the inverse of the edge distances. This gives a much better starting point than shuffling cities is in the basic implementation as the average tour length of the initial population reduces by 20%.</w:t>
                             </w:r>
                           </w:p>
                           <w:p>
                             <w:pPr>
-                              <w:pStyle w:val="FrameContents"/>
+                              <w:pStyle w:val="FrameContentsuser"/>
                               <w:spacing w:lineRule="auto" w:line="240" w:before="0" w:after="0"/>
                               <w:ind w:end="45"/>
                               <w:rPr>
@@ -183,12 +155,13 @@
                             <w:r>
                               <w:rPr>
                                 <w:i/>
+                                <w:color w:val="000000"/>
                               </w:rPr>
                             </w:r>
                           </w:p>
                           <w:p>
                             <w:pPr>
-                              <w:pStyle w:val="FrameContents"/>
+                              <w:pStyle w:val="FrameContentsuser"/>
                               <w:spacing w:lineRule="auto" w:line="240" w:before="0" w:after="0"/>
                               <w:ind w:end="45"/>
                               <w:rPr>
@@ -198,6 +171,7 @@
                             <w:r>
                               <w:rPr>
                                 <w:i/>
+                                <w:color w:val="000000"/>
                               </w:rPr>
                               <w:t xml:space="preserve">For my genetic algorithm, I use </w:t>
                             </w:r>
@@ -206,6 +180,7 @@
                                 <w:b/>
                                 <w:bCs/>
                                 <w:i/>
+                                <w:color w:val="000000"/>
                                 <w:u w:val="single"/>
                               </w:rPr>
                               <w:t>partially-mapped crossover</w:t>
@@ -215,6 +190,7 @@
                                 <w:b w:val="false"/>
                                 <w:bCs w:val="false"/>
                                 <w:i/>
+                                <w:color w:val="000000"/>
                                 <w:u w:val="none"/>
                               </w:rPr>
                               <w:t xml:space="preserve"> </w:t>
@@ -222,37 +198,14 @@
                             <w:r>
                               <w:rPr>
                                 <w:i/>
-                              </w:rPr>
-                              <w:t xml:space="preserve">to generate children from given parents. </w:t>
-                            </w:r>
-                            <w:r>
-                              <w:rPr>
-                                <w:i/>
-                              </w:rPr>
-                              <w:t xml:space="preserve">This creates a child for each parent, then swaps a sub-tour between them. Conflicts </w:t>
-                            </w:r>
-                            <w:r>
-                              <w:rPr>
-                                <w:i/>
-                              </w:rPr>
-                              <w:t>can be</w:t>
-                            </w:r>
-                            <w:r>
-                              <w:rPr>
-                                <w:i/>
-                              </w:rPr>
-                              <w:t xml:space="preserve"> easily resolved by constructing a mapping between the subtours. </w:t>
-                            </w:r>
-                            <w:r>
-                              <w:rPr>
-                                <w:i/>
-                              </w:rPr>
-                              <w:t>I chose this as it retains ordering information from both of the parent tours and has a better conflict resolution compared to other crossover algorithms. This reduced tour length by 10%, and required generations by 20%</w:t>
+                                <w:color w:val="000000"/>
+                              </w:rPr>
+                              <w:t>to generate children from given parents. This creates a child for each parent, then swaps a sub-tour between them. Conflicts can be easily resolved by constructing a mapping between the subtours. I chose this as it retains ordering information from both of the parent tours and has a better conflict resolution compared to other crossover algorithms. This reduced tour length by 10%, and required generations by 20%</w:t>
                             </w:r>
                           </w:p>
                           <w:p>
                             <w:pPr>
-                              <w:pStyle w:val="FrameContents"/>
+                              <w:pStyle w:val="FrameContentsuser"/>
                               <w:spacing w:lineRule="auto" w:line="240" w:before="0" w:after="0"/>
                               <w:ind w:end="45"/>
                               <w:rPr>
@@ -262,12 +215,13 @@
                             <w:r>
                               <w:rPr>
                                 <w:i/>
+                                <w:color w:val="000000"/>
                               </w:rPr>
                             </w:r>
                           </w:p>
                           <w:p>
                             <w:pPr>
-                              <w:pStyle w:val="FrameContents"/>
+                              <w:pStyle w:val="FrameContentsuser"/>
                               <w:spacing w:lineRule="auto" w:line="240" w:before="0" w:after="0"/>
                               <w:ind w:end="45"/>
                               <w:rPr>
@@ -277,6 +231,7 @@
                             <w:r>
                               <w:rPr>
                                 <w:i/>
+                                <w:color w:val="000000"/>
                               </w:rPr>
                               <w:t xml:space="preserve">To mutate individuals, I used </w:t>
                             </w:r>
@@ -285,6 +240,7 @@
                                 <w:b/>
                                 <w:bCs/>
                                 <w:i/>
+                                <w:color w:val="000000"/>
                                 <w:u w:val="single"/>
                               </w:rPr>
                               <w:t>displacement mutation</w:t>
@@ -292,25 +248,14 @@
                             <w:r>
                               <w:rPr>
                                 <w:i/>
-                              </w:rPr>
-                              <w:t xml:space="preserve">. </w:t>
-                            </w:r>
-                            <w:r>
-                              <w:rPr>
-                                <w:i/>
-                              </w:rPr>
-                              <w:t xml:space="preserve">This works removing a randomly selected subtour from a given tour, and inserting it back in, but in a new, random place. I only choose to mutate children about 20% of the time. </w:t>
-                            </w:r>
-                            <w:r>
-                              <w:rPr>
-                                <w:i/>
-                              </w:rPr>
-                              <w:t>I again chose this as it does not cause many conflicts and is easy to compute. This reduced the tour length by a further 10%.</w:t>
+                                <w:color w:val="000000"/>
+                              </w:rPr>
+                              <w:t>. This works removing a randomly selected subtour from a given tour, and inserting it back in, but in a new, random place. I only choose to mutate children about 20% of the time. I again chose this as it does not cause many conflicts and is easy to compute. This reduced the tour length by a further 10%.</w:t>
                             </w:r>
                           </w:p>
                           <w:p>
                             <w:pPr>
-                              <w:pStyle w:val="FrameContents"/>
+                              <w:pStyle w:val="FrameContentsuser"/>
                               <w:spacing w:lineRule="auto" w:line="240" w:before="0" w:after="0"/>
                               <w:ind w:end="45"/>
                               <w:rPr>
@@ -320,12 +265,13 @@
                             <w:r>
                               <w:rPr>
                                 <w:i/>
+                                <w:color w:val="000000"/>
                               </w:rPr>
                             </w:r>
                           </w:p>
                           <w:p>
                             <w:pPr>
-                              <w:pStyle w:val="FrameContents"/>
+                              <w:pStyle w:val="FrameContentsuser"/>
                               <w:spacing w:lineRule="auto" w:line="240" w:before="0" w:after="0"/>
                               <w:ind w:end="45"/>
                               <w:rPr>
@@ -335,6 +281,7 @@
                             <w:r>
                               <w:rPr>
                                 <w:i/>
+                                <w:color w:val="000000"/>
                               </w:rPr>
                               <w:t xml:space="preserve">When going into the next generation I </w:t>
                             </w:r>
@@ -343,6 +290,7 @@
                                 <w:b/>
                                 <w:bCs/>
                                 <w:i/>
+                                <w:color w:val="000000"/>
                                 <w:u w:val="single"/>
                               </w:rPr>
                               <w:t>kept the best individuals</w:t>
@@ -350,74 +298,16 @@
                             <w:r>
                               <w:rPr>
                                 <w:i/>
-                              </w:rPr>
-                              <w:t xml:space="preserve"> from </w:t>
-                            </w:r>
-                            <w:r>
-                              <w:rPr>
-                                <w:i/>
-                              </w:rPr>
-                              <w:t xml:space="preserve">both </w:t>
-                            </w:r>
-                            <w:r>
-                              <w:rPr>
-                                <w:i/>
-                              </w:rPr>
-                              <w:t xml:space="preserve">the previous </w:t>
-                            </w:r>
-                            <w:r>
-                              <w:rPr>
-                                <w:i/>
-                              </w:rPr>
-                              <w:t xml:space="preserve">and current </w:t>
-                            </w:r>
-                            <w:r>
-                              <w:rPr>
-                                <w:i/>
-                              </w:rPr>
-                              <w:t>generation</w:t>
-                            </w:r>
-                            <w:r>
-                              <w:rPr>
-                                <w:i/>
-                              </w:rPr>
-                              <w:t>s combined</w:t>
-                            </w:r>
-                            <w:r>
-                              <w:rPr>
-                                <w:i/>
-                              </w:rPr>
-                              <w:t>, and did not include the worst perform</w:t>
-                            </w:r>
-                            <w:r>
-                              <w:rPr>
-                                <w:i/>
-                              </w:rPr>
-                              <w:t>ers</w:t>
-                            </w:r>
-                            <w:r>
-                              <w:rPr>
-                                <w:i/>
-                              </w:rPr>
-                              <w:t xml:space="preserve">. </w:t>
-                            </w:r>
-                            <w:r>
-                              <w:rPr>
-                                <w:i/>
-                              </w:rPr>
-                              <w:t xml:space="preserve">This ensures the best solutions found are never lost. </w:t>
-                            </w:r>
-                            <w:r>
-                              <w:rPr>
-                                <w:i/>
-                              </w:rPr>
-                              <w:t xml:space="preserve">I also </w:t>
+                                <w:color w:val="000000"/>
+                              </w:rPr>
+                              <w:t xml:space="preserve"> from both the previous and current generations combined, and did not include the worst performers. This ensures the best solutions found are never lost. I also </w:t>
                             </w:r>
                             <w:r>
                               <w:rPr>
                                 <w:b/>
                                 <w:bCs/>
                                 <w:i/>
+                                <w:color w:val="000000"/>
                                 <w:u w:val="single"/>
                               </w:rPr>
                               <w:t>eliminate all duplicate tours</w:t>
@@ -425,13 +315,14 @@
                             <w:r>
                               <w:rPr>
                                 <w:i/>
+                                <w:color w:val="000000"/>
                               </w:rPr>
                               <w:t xml:space="preserve"> by computing a hash for each of my individuals so they can be stored in a set, with minimal other constraints required in order to remove any others. This helps to improve diversity drastically compared, offsetting the effect of the elitist selection.</w:t>
                             </w:r>
                           </w:p>
                           <w:p>
                             <w:pPr>
-                              <w:pStyle w:val="FrameContents"/>
+                              <w:pStyle w:val="FrameContentsuser"/>
                               <w:spacing w:lineRule="auto" w:line="240" w:before="0" w:after="0"/>
                               <w:ind w:end="45"/>
                               <w:rPr>
@@ -441,12 +332,13 @@
                             <w:r>
                               <w:rPr>
                                 <w:i/>
+                                <w:color w:val="000000"/>
                               </w:rPr>
                             </w:r>
                           </w:p>
                           <w:p>
                             <w:pPr>
-                              <w:pStyle w:val="FrameContents"/>
+                              <w:pStyle w:val="FrameContentsuser"/>
                               <w:spacing w:lineRule="auto" w:line="240" w:before="0" w:after="0"/>
                               <w:ind w:end="45"/>
                               <w:rPr>
@@ -456,6 +348,7 @@
                             <w:r>
                               <w:rPr>
                                 <w:i/>
+                                <w:color w:val="000000"/>
                               </w:rPr>
                               <w:t xml:space="preserve">I also added an </w:t>
                             </w:r>
@@ -464,6 +357,7 @@
                                 <w:b/>
                                 <w:bCs/>
                                 <w:i/>
+                                <w:color w:val="000000"/>
                                 <w:u w:val="single"/>
                               </w:rPr>
                               <w:t>early stagnation condition</w:t>
@@ -471,6 +365,7 @@
                             <w:r>
                               <w:rPr>
                                 <w:i/>
+                                <w:color w:val="000000"/>
                               </w:rPr>
                               <w:t xml:space="preserve"> that checks to see if the algorithm has been able to find any improvements for the past few iterations, and increases the population size, and mutation chance.</w:t>
                             </w:r>
@@ -495,7 +390,7 @@
                   <w:txbxContent>
                     <w:p>
                       <w:pPr>
-                        <w:pStyle w:val="FrameContents"/>
+                        <w:pStyle w:val="FrameContentsuser"/>
                         <w:spacing w:lineRule="auto" w:line="240" w:before="0" w:after="0"/>
                         <w:ind w:end="45"/>
                         <w:rPr>
@@ -505,6 +400,7 @@
                       <w:r>
                         <w:rPr>
                           <w:i/>
+                          <w:color w:val="000000"/>
                         </w:rPr>
                         <w:t xml:space="preserve">When </w:t>
                       </w:r>
@@ -513,6 +409,7 @@
                           <w:b/>
                           <w:bCs/>
                           <w:i/>
+                          <w:color w:val="000000"/>
                           <w:u w:val="single"/>
                         </w:rPr>
                         <w:t>generating the initial population</w:t>
@@ -520,25 +417,14 @@
                       <w:r>
                         <w:rPr>
                           <w:i/>
-                        </w:rPr>
-                        <w:t xml:space="preserve"> I take a random walk through the graph, weighted by the inverse of the edge distances. This gives a much better starting point than shuffling cities is in the basic implementation as the average tour length of the initial population reduces by </w:t>
-                      </w:r>
-                      <w:r>
-                        <w:rPr>
-                          <w:i/>
-                        </w:rPr>
-                        <w:t>20</w:t>
-                      </w:r>
-                      <w:r>
-                        <w:rPr>
-                          <w:i/>
-                        </w:rPr>
-                        <w:t>%.</w:t>
+                          <w:color w:val="000000"/>
+                        </w:rPr>
+                        <w:t xml:space="preserve"> I take a random walk through the graph, weighted by the inverse of the edge distances. This gives a much better starting point than shuffling cities is in the basic implementation as the average tour length of the initial population reduces by 20%.</w:t>
                       </w:r>
                     </w:p>
                     <w:p>
                       <w:pPr>
-                        <w:pStyle w:val="FrameContents"/>
+                        <w:pStyle w:val="FrameContentsuser"/>
                         <w:spacing w:lineRule="auto" w:line="240" w:before="0" w:after="0"/>
                         <w:ind w:end="45"/>
                         <w:rPr>
@@ -548,12 +434,13 @@
                       <w:r>
                         <w:rPr>
                           <w:i/>
+                          <w:color w:val="000000"/>
                         </w:rPr>
                       </w:r>
                     </w:p>
                     <w:p>
                       <w:pPr>
-                        <w:pStyle w:val="FrameContents"/>
+                        <w:pStyle w:val="FrameContentsuser"/>
                         <w:spacing w:lineRule="auto" w:line="240" w:before="0" w:after="0"/>
                         <w:ind w:end="45"/>
                         <w:rPr>
@@ -563,6 +450,7 @@
                       <w:r>
                         <w:rPr>
                           <w:i/>
+                          <w:color w:val="000000"/>
                         </w:rPr>
                         <w:t xml:space="preserve">For my genetic algorithm, I use </w:t>
                       </w:r>
@@ -571,6 +459,7 @@
                           <w:b/>
                           <w:bCs/>
                           <w:i/>
+                          <w:color w:val="000000"/>
                           <w:u w:val="single"/>
                         </w:rPr>
                         <w:t>partially-mapped crossover</w:t>
@@ -580,6 +469,7 @@
                           <w:b w:val="false"/>
                           <w:bCs w:val="false"/>
                           <w:i/>
+                          <w:color w:val="000000"/>
                           <w:u w:val="none"/>
                         </w:rPr>
                         <w:t xml:space="preserve"> </w:t>
@@ -587,37 +477,14 @@
                       <w:r>
                         <w:rPr>
                           <w:i/>
-                        </w:rPr>
-                        <w:t xml:space="preserve">to generate children from given parents. </w:t>
-                      </w:r>
-                      <w:r>
-                        <w:rPr>
-                          <w:i/>
-                        </w:rPr>
-                        <w:t xml:space="preserve">This creates a child for each parent, then swaps a sub-tour between them. Conflicts </w:t>
-                      </w:r>
-                      <w:r>
-                        <w:rPr>
-                          <w:i/>
-                        </w:rPr>
-                        <w:t>can be</w:t>
-                      </w:r>
-                      <w:r>
-                        <w:rPr>
-                          <w:i/>
-                        </w:rPr>
-                        <w:t xml:space="preserve"> easily resolved by constructing a mapping between the subtours. </w:t>
-                      </w:r>
-                      <w:r>
-                        <w:rPr>
-                          <w:i/>
-                        </w:rPr>
-                        <w:t>I chose this as it retains ordering information from both of the parent tours and has a better conflict resolution compared to other crossover algorithms. This reduced tour length by 10%, and required generations by 20%</w:t>
+                          <w:color w:val="000000"/>
+                        </w:rPr>
+                        <w:t>to generate children from given parents. This creates a child for each parent, then swaps a sub-tour between them. Conflicts can be easily resolved by constructing a mapping between the subtours. I chose this as it retains ordering information from both of the parent tours and has a better conflict resolution compared to other crossover algorithms. This reduced tour length by 10%, and required generations by 20%</w:t>
                       </w:r>
                     </w:p>
                     <w:p>
                       <w:pPr>
-                        <w:pStyle w:val="FrameContents"/>
+                        <w:pStyle w:val="FrameContentsuser"/>
                         <w:spacing w:lineRule="auto" w:line="240" w:before="0" w:after="0"/>
                         <w:ind w:end="45"/>
                         <w:rPr>
@@ -627,12 +494,13 @@
                       <w:r>
                         <w:rPr>
                           <w:i/>
+                          <w:color w:val="000000"/>
                         </w:rPr>
                       </w:r>
                     </w:p>
                     <w:p>
                       <w:pPr>
-                        <w:pStyle w:val="FrameContents"/>
+                        <w:pStyle w:val="FrameContentsuser"/>
                         <w:spacing w:lineRule="auto" w:line="240" w:before="0" w:after="0"/>
                         <w:ind w:end="45"/>
                         <w:rPr>
@@ -642,6 +510,7 @@
                       <w:r>
                         <w:rPr>
                           <w:i/>
+                          <w:color w:val="000000"/>
                         </w:rPr>
                         <w:t xml:space="preserve">To mutate individuals, I used </w:t>
                       </w:r>
@@ -650,6 +519,7 @@
                           <w:b/>
                           <w:bCs/>
                           <w:i/>
+                          <w:color w:val="000000"/>
                           <w:u w:val="single"/>
                         </w:rPr>
                         <w:t>displacement mutation</w:t>
@@ -657,25 +527,14 @@
                       <w:r>
                         <w:rPr>
                           <w:i/>
-                        </w:rPr>
-                        <w:t xml:space="preserve">. </w:t>
-                      </w:r>
-                      <w:r>
-                        <w:rPr>
-                          <w:i/>
-                        </w:rPr>
-                        <w:t xml:space="preserve">This works removing a randomly selected subtour from a given tour, and inserting it back in, but in a new, random place. I only choose to mutate children about 20% of the time. </w:t>
-                      </w:r>
-                      <w:r>
-                        <w:rPr>
-                          <w:i/>
-                        </w:rPr>
-                        <w:t>I again chose this as it does not cause many conflicts and is easy to compute. This reduced the tour length by a further 10%.</w:t>
+                          <w:color w:val="000000"/>
+                        </w:rPr>
+                        <w:t>. This works removing a randomly selected subtour from a given tour, and inserting it back in, but in a new, random place. I only choose to mutate children about 20% of the time. I again chose this as it does not cause many conflicts and is easy to compute. This reduced the tour length by a further 10%.</w:t>
                       </w:r>
                     </w:p>
                     <w:p>
                       <w:pPr>
-                        <w:pStyle w:val="FrameContents"/>
+                        <w:pStyle w:val="FrameContentsuser"/>
                         <w:spacing w:lineRule="auto" w:line="240" w:before="0" w:after="0"/>
                         <w:ind w:end="45"/>
                         <w:rPr>
@@ -685,12 +544,13 @@
                       <w:r>
                         <w:rPr>
                           <w:i/>
+                          <w:color w:val="000000"/>
                         </w:rPr>
                       </w:r>
                     </w:p>
                     <w:p>
                       <w:pPr>
-                        <w:pStyle w:val="FrameContents"/>
+                        <w:pStyle w:val="FrameContentsuser"/>
                         <w:spacing w:lineRule="auto" w:line="240" w:before="0" w:after="0"/>
                         <w:ind w:end="45"/>
                         <w:rPr>
@@ -700,6 +560,7 @@
                       <w:r>
                         <w:rPr>
                           <w:i/>
+                          <w:color w:val="000000"/>
                         </w:rPr>
                         <w:t xml:space="preserve">When going into the next generation I </w:t>
                       </w:r>
@@ -708,6 +569,7 @@
                           <w:b/>
                           <w:bCs/>
                           <w:i/>
+                          <w:color w:val="000000"/>
                           <w:u w:val="single"/>
                         </w:rPr>
                         <w:t>kept the best individuals</w:t>
@@ -715,74 +577,16 @@
                       <w:r>
                         <w:rPr>
                           <w:i/>
-                        </w:rPr>
-                        <w:t xml:space="preserve"> from </w:t>
-                      </w:r>
-                      <w:r>
-                        <w:rPr>
-                          <w:i/>
-                        </w:rPr>
-                        <w:t xml:space="preserve">both </w:t>
-                      </w:r>
-                      <w:r>
-                        <w:rPr>
-                          <w:i/>
-                        </w:rPr>
-                        <w:t xml:space="preserve">the previous </w:t>
-                      </w:r>
-                      <w:r>
-                        <w:rPr>
-                          <w:i/>
-                        </w:rPr>
-                        <w:t xml:space="preserve">and current </w:t>
-                      </w:r>
-                      <w:r>
-                        <w:rPr>
-                          <w:i/>
-                        </w:rPr>
-                        <w:t>generation</w:t>
-                      </w:r>
-                      <w:r>
-                        <w:rPr>
-                          <w:i/>
-                        </w:rPr>
-                        <w:t>s combined</w:t>
-                      </w:r>
-                      <w:r>
-                        <w:rPr>
-                          <w:i/>
-                        </w:rPr>
-                        <w:t>, and did not include the worst perform</w:t>
-                      </w:r>
-                      <w:r>
-                        <w:rPr>
-                          <w:i/>
-                        </w:rPr>
-                        <w:t>ers</w:t>
-                      </w:r>
-                      <w:r>
-                        <w:rPr>
-                          <w:i/>
-                        </w:rPr>
-                        <w:t xml:space="preserve">. </w:t>
-                      </w:r>
-                      <w:r>
-                        <w:rPr>
-                          <w:i/>
-                        </w:rPr>
-                        <w:t xml:space="preserve">This ensures the best solutions found are never lost. </w:t>
-                      </w:r>
-                      <w:r>
-                        <w:rPr>
-                          <w:i/>
-                        </w:rPr>
-                        <w:t xml:space="preserve">I also </w:t>
+                          <w:color w:val="000000"/>
+                        </w:rPr>
+                        <w:t xml:space="preserve"> from both the previous and current generations combined, and did not include the worst performers. This ensures the best solutions found are never lost. I also </w:t>
                       </w:r>
                       <w:r>
                         <w:rPr>
                           <w:b/>
                           <w:bCs/>
                           <w:i/>
+                          <w:color w:val="000000"/>
                           <w:u w:val="single"/>
                         </w:rPr>
                         <w:t>eliminate all duplicate tours</w:t>
@@ -790,13 +594,14 @@
                       <w:r>
                         <w:rPr>
                           <w:i/>
+                          <w:color w:val="000000"/>
                         </w:rPr>
                         <w:t xml:space="preserve"> by computing a hash for each of my individuals so they can be stored in a set, with minimal other constraints required in order to remove any others. This helps to improve diversity drastically compared, offsetting the effect of the elitist selection.</w:t>
                       </w:r>
                     </w:p>
                     <w:p>
                       <w:pPr>
-                        <w:pStyle w:val="FrameContents"/>
+                        <w:pStyle w:val="FrameContentsuser"/>
                         <w:spacing w:lineRule="auto" w:line="240" w:before="0" w:after="0"/>
                         <w:ind w:end="45"/>
                         <w:rPr>
@@ -806,12 +611,13 @@
                       <w:r>
                         <w:rPr>
                           <w:i/>
+                          <w:color w:val="000000"/>
                         </w:rPr>
                       </w:r>
                     </w:p>
                     <w:p>
                       <w:pPr>
-                        <w:pStyle w:val="FrameContents"/>
+                        <w:pStyle w:val="FrameContentsuser"/>
                         <w:spacing w:lineRule="auto" w:line="240" w:before="0" w:after="0"/>
                         <w:ind w:end="45"/>
                         <w:rPr>
@@ -821,6 +627,7 @@
                       <w:r>
                         <w:rPr>
                           <w:i/>
+                          <w:color w:val="000000"/>
                         </w:rPr>
                         <w:t xml:space="preserve">I also added an </w:t>
                       </w:r>
@@ -829,6 +636,7 @@
                           <w:b/>
                           <w:bCs/>
                           <w:i/>
+                          <w:color w:val="000000"/>
                           <w:u w:val="single"/>
                         </w:rPr>
                         <w:t>early stagnation condition</w:t>
@@ -836,6 +644,7 @@
                       <w:r>
                         <w:rPr>
                           <w:i/>
+                          <w:color w:val="000000"/>
                         </w:rPr>
                         <w:t xml:space="preserve"> that checks to see if the algorithm has been able to find any improvements for the past few iterations, and increases the population size, and mutation chance.</w:t>
                       </w:r>
@@ -857,28 +666,7 @@
           <w:b/>
           <w:bCs/>
         </w:rPr>
-        <w:t xml:space="preserve">Partially-mapped crossover; </w:t>
-      </w:r>
-      <w:r>
-        <w:rPr>
-          <w:b/>
-          <w:bCs/>
-        </w:rPr>
-        <w:t>A</w:t>
-      </w:r>
-      <w:r>
-        <w:rPr>
-          <w:b/>
-          <w:bCs/>
-        </w:rPr>
-        <w:t xml:space="preserve">lternating position crossover; </w:t>
-      </w:r>
-      <w:r>
-        <w:rPr>
-          <w:b/>
-          <w:bCs/>
-        </w:rPr>
-        <w:t>Elitist selection</w:t>
+        <w:t>Partially-mapped crossover; Alternating position crossover; Elitist selection</w:t>
       </w:r>
     </w:p>
     <w:p>
@@ -896,7 +684,7 @@
         <mc:AlternateContent>
           <mc:Choice Requires="wps">
             <w:drawing>
-              <wp:anchor behindDoc="0" distT="40005" distB="62865" distL="109220" distR="121285" simplePos="0" locked="0" layoutInCell="0" allowOverlap="1" relativeHeight="4" wp14:anchorId="395F7EF3">
+              <wp:anchor behindDoc="0" distT="39370" distB="62865" distL="109220" distR="120650" simplePos="0" locked="0" layoutInCell="0" allowOverlap="1" relativeHeight="4" wp14:anchorId="395F7EF3">
                 <wp:simplePos x="0" y="0"/>
                 <wp:positionH relativeFrom="margin">
                   <wp:posOffset>-811530</wp:posOffset>
@@ -940,7 +728,7 @@
                         <w:txbxContent>
                           <w:p>
                             <w:pPr>
-                              <w:pStyle w:val="FrameContents"/>
+                              <w:pStyle w:val="FrameContentsuser"/>
                               <w:spacing w:lineRule="auto" w:line="240" w:before="0" w:after="0"/>
                               <w:ind w:end="45"/>
                               <w:rPr>
@@ -952,6 +740,7 @@
                               <w:rPr>
                                 <w:i/>
                                 <w:iCs/>
+                                <w:color w:val="000000"/>
                               </w:rPr>
                               <w:t xml:space="preserve">To enhance my Ant Colony Optimisation algorithm, I </w:t>
                             </w:r>
@@ -961,6 +750,7 @@
                                 <w:bCs/>
                                 <w:i/>
                                 <w:iCs/>
+                                <w:color w:val="000000"/>
                                 <w:u w:val="single"/>
                               </w:rPr>
                               <w:t>added an extra heuristic</w:t>
@@ -969,48 +759,15 @@
                               <w:rPr>
                                 <w:i/>
                                 <w:iCs/>
-                              </w:rPr>
-                              <w:t xml:space="preserve"> that, </w:t>
-                            </w:r>
-                            <w:r>
-                              <w:rPr>
-                                <w:i/>
-                                <w:iCs/>
-                              </w:rPr>
-                              <w:t xml:space="preserve">for every node, </w:t>
-                            </w:r>
-                            <w:r>
-                              <w:rPr>
-                                <w:i/>
-                                <w:iCs/>
-                              </w:rPr>
-                              <w:t>is related to the number of cit</w:t>
-                            </w:r>
-                            <w:r>
-                              <w:rPr>
-                                <w:i/>
-                                <w:iCs/>
-                              </w:rPr>
-                              <w:t>i</w:t>
-                            </w:r>
-                            <w:r>
-                              <w:rPr>
-                                <w:i/>
-                                <w:iCs/>
-                              </w:rPr>
-                              <w:t xml:space="preserve">es that are closer </w:t>
-                            </w:r>
-                            <w:r>
-                              <w:rPr>
-                                <w:i/>
-                                <w:iCs/>
-                              </w:rPr>
-                              <w:t>any other node (closest[i][j] = 5 iff i is the 5</w:t>
-                            </w:r>
-                            <w:r>
-                              <w:rPr>
-                                <w:i/>
-                                <w:iCs/>
+                                <w:color w:val="000000"/>
+                              </w:rPr>
+                              <w:t xml:space="preserve"> that, for every node, is related to the number of cities that are closer any other node (closest[i][j] = 5 iff i is the 5</w:t>
+                            </w:r>
+                            <w:r>
+                              <w:rPr>
+                                <w:i/>
+                                <w:iCs/>
+                                <w:color w:val="000000"/>
                                 <w:vertAlign w:val="superscript"/>
                               </w:rPr>
                               <w:t>th</w:t>
@@ -1019,20 +776,14 @@
                               <w:rPr>
                                 <w:i/>
                                 <w:iCs/>
-                              </w:rPr>
-                              <w:t xml:space="preserve"> closest city to j). </w:t>
-                            </w:r>
-                            <w:r>
-                              <w:rPr>
-                                <w:i/>
-                                <w:iCs/>
-                              </w:rPr>
-                              <w:t>This is able to give the ants a clearer idea of which nodes are closer than others than using the absolute distance heuristic by itself (especially true if many of the distances are very similar).</w:t>
+                                <w:color w:val="000000"/>
+                              </w:rPr>
+                              <w:t xml:space="preserve"> closest city to j). This is able to give the ants a clearer idea of which nodes are closer than others than using the absolute distance heuristic by itself (especially true if many of the distances are very similar).</w:t>
                             </w:r>
                           </w:p>
                           <w:p>
                             <w:pPr>
-                              <w:pStyle w:val="FrameContents"/>
+                              <w:pStyle w:val="FrameContentsuser"/>
                               <w:spacing w:lineRule="auto" w:line="240" w:before="0" w:after="0"/>
                               <w:ind w:end="45"/>
                               <w:rPr>
@@ -1044,12 +795,13 @@
                               <w:rPr>
                                 <w:i/>
                                 <w:iCs/>
+                                <w:color w:val="000000"/>
                               </w:rPr>
                             </w:r>
                           </w:p>
                           <w:p>
                             <w:pPr>
-                              <w:pStyle w:val="FrameContents"/>
+                              <w:pStyle w:val="FrameContentsuser"/>
                               <w:spacing w:lineRule="auto" w:line="240" w:before="0" w:after="0"/>
                               <w:ind w:end="45"/>
                               <w:rPr>
@@ -1061,6 +813,7 @@
                               <w:rPr>
                                 <w:i/>
                                 <w:iCs/>
+                                <w:color w:val="000000"/>
                               </w:rPr>
                               <w:t xml:space="preserve">For a portion of the best-performing ants of each iteration, I perform the </w:t>
                             </w:r>
@@ -1070,6 +823,7 @@
                                 <w:bCs/>
                                 <w:i/>
                                 <w:iCs/>
+                                <w:color w:val="000000"/>
                                 <w:u w:val="single"/>
                               </w:rPr>
                               <w:t>2-opt algorithm</w:t>
@@ -1080,6 +834,7 @@
                                 <w:bCs w:val="false"/>
                                 <w:i/>
                                 <w:iCs/>
+                                <w:color w:val="000000"/>
                                 <w:u w:val="none"/>
                               </w:rPr>
                               <w:t xml:space="preserve"> </w:t>
@@ -1088,6 +843,7 @@
                               <w:rPr>
                                 <w:i/>
                                 <w:iCs/>
+                                <w:color w:val="000000"/>
                               </w:rPr>
                               <w:t xml:space="preserve">on all of them, before they deposit their pheromones. From this, I saw that the results converged about </w:t>
                             </w:r>
@@ -1097,6 +853,7 @@
                                 <w:bCs/>
                                 <w:i/>
                                 <w:iCs/>
+                                <w:color w:val="000000"/>
                               </w:rPr>
                               <w:t>30% faster</w:t>
                             </w:r>
@@ -1104,20 +861,15 @@
                               <w:rPr>
                                 <w:i/>
                                 <w:iCs/>
-                              </w:rPr>
-                              <w:t xml:space="preserve">. </w:t>
-                            </w:r>
-                            <w:r>
-                              <w:rPr>
-                                <w:i/>
-                                <w:iCs/>
-                              </w:rPr>
-                              <w:t>The number of ants I chose to do this for is max {50, num_ants / 5}. The reason I do not use this on larger problems is because the running time is O(n</w:t>
-                            </w:r>
-                            <w:r>
-                              <w:rPr>
-                                <w:i/>
-                                <w:iCs/>
+                                <w:color w:val="000000"/>
+                              </w:rPr>
+                              <w:t>. The number of ants I chose to do this for is max {50, num_ants / 5}. The reason I do not use this on larger problems is because the running time is O(n</w:t>
+                            </w:r>
+                            <w:r>
+                              <w:rPr>
+                                <w:i/>
+                                <w:iCs/>
+                                <w:color w:val="000000"/>
                                 <w:vertAlign w:val="superscript"/>
                               </w:rPr>
                               <w:t>2</w:t>
@@ -1126,13 +878,14 @@
                               <w:rPr>
                                 <w:i/>
                                 <w:iCs/>
+                                <w:color w:val="000000"/>
                               </w:rPr>
                               <w:t xml:space="preserve">). This allows for 2-opt to be used more heavily on smaller problems where n is smaller, and not as much on larger ones. </w:t>
                             </w:r>
                           </w:p>
                           <w:p>
                             <w:pPr>
-                              <w:pStyle w:val="FrameContents"/>
+                              <w:pStyle w:val="FrameContentsuser"/>
                               <w:spacing w:lineRule="auto" w:line="240" w:before="0" w:after="0"/>
                               <w:ind w:end="45"/>
                               <w:rPr>
@@ -1144,12 +897,13 @@
                               <w:rPr>
                                 <w:i/>
                                 <w:iCs/>
+                                <w:color w:val="000000"/>
                               </w:rPr>
                             </w:r>
                           </w:p>
                           <w:p>
                             <w:pPr>
-                              <w:pStyle w:val="FrameContents"/>
+                              <w:pStyle w:val="FrameContentsuser"/>
                               <w:spacing w:lineRule="auto" w:line="240" w:before="0" w:after="0"/>
                               <w:ind w:end="45"/>
                               <w:rPr>
@@ -1161,6 +915,7 @@
                               <w:rPr>
                                 <w:i/>
                                 <w:iCs/>
+                                <w:color w:val="000000"/>
                               </w:rPr>
                               <w:t xml:space="preserve">The </w:t>
                             </w:r>
@@ -1170,6 +925,7 @@
                                 <w:bCs/>
                                 <w:i/>
                                 <w:iCs/>
+                                <w:color w:val="000000"/>
                                 <w:u w:val="single"/>
                               </w:rPr>
                               <w:t>pheromones are initally set</w:t>
@@ -1178,6 +934,7 @@
                               <w:rPr>
                                 <w:i/>
                                 <w:iCs/>
+                                <w:color w:val="000000"/>
                               </w:rPr>
                               <w:t xml:space="preserve"> related to a multiple of the closest cities heuristic and the minimum pheromone value. Doing this </w:t>
                             </w:r>
@@ -1187,6 +944,7 @@
                                 <w:bCs/>
                                 <w:i/>
                                 <w:iCs/>
+                                <w:color w:val="000000"/>
                               </w:rPr>
                               <w:t xml:space="preserve">reduced the path length </w:t>
                             </w:r>
@@ -1194,6 +952,7 @@
                               <w:rPr>
                                 <w:i/>
                                 <w:iCs/>
+                                <w:color w:val="000000"/>
                               </w:rPr>
                               <w:t xml:space="preserve">of the first iteration by </w:t>
                             </w:r>
@@ -1203,6 +962,7 @@
                                 <w:bCs/>
                                 <w:i/>
                                 <w:iCs/>
+                                <w:color w:val="000000"/>
                               </w:rPr>
                               <w:t>30%</w:t>
                             </w:r>
@@ -1210,13 +970,14 @@
                               <w:rPr>
                                 <w:i/>
                                 <w:iCs/>
+                                <w:color w:val="000000"/>
                               </w:rPr>
                               <w:t xml:space="preserve">. </w:t>
                             </w:r>
                           </w:p>
                           <w:p>
                             <w:pPr>
-                              <w:pStyle w:val="FrameContents"/>
+                              <w:pStyle w:val="FrameContentsuser"/>
                               <w:spacing w:lineRule="auto" w:line="240" w:before="0" w:after="0"/>
                               <w:ind w:end="45"/>
                               <w:rPr>
@@ -1228,12 +989,13 @@
                               <w:rPr>
                                 <w:i/>
                                 <w:iCs/>
+                                <w:color w:val="000000"/>
                               </w:rPr>
                             </w:r>
                           </w:p>
                           <w:p>
                             <w:pPr>
-                              <w:pStyle w:val="FrameContents"/>
+                              <w:pStyle w:val="FrameContentsuser"/>
                               <w:spacing w:lineRule="auto" w:line="240" w:before="0" w:after="0"/>
                               <w:ind w:end="45"/>
                               <w:rPr>
@@ -1245,6 +1007,7 @@
                               <w:rPr>
                                 <w:i/>
                                 <w:iCs/>
+                                <w:color w:val="000000"/>
                               </w:rPr>
                               <w:t xml:space="preserve">Another enhancement is </w:t>
                             </w:r>
@@ -1254,6 +1017,7 @@
                                 <w:bCs/>
                                 <w:i/>
                                 <w:iCs/>
+                                <w:color w:val="000000"/>
                                 <w:u w:val="single"/>
                               </w:rPr>
                               <w:t>bounding the pheromone strength</w:t>
@@ -1264,34 +1028,15 @@
                                 <w:bCs w:val="false"/>
                                 <w:i/>
                                 <w:iCs/>
+                                <w:color w:val="000000"/>
                                 <w:u w:val="none"/>
                               </w:rPr>
-                              <w:t xml:space="preserve">. </w:t>
-                            </w:r>
-                            <w:r>
-                              <w:rPr>
-                                <w:b w:val="false"/>
-                                <w:bCs w:val="false"/>
-                                <w:i/>
-                                <w:iCs/>
-                                <w:u w:val="none"/>
-                              </w:rPr>
-                              <w:t>This is done to stop the algorithm getting stuck in a locally optimal solution</w:t>
-                            </w:r>
-                            <w:r>
-                              <w:rPr>
-                                <w:b w:val="false"/>
-                                <w:bCs w:val="false"/>
-                                <w:i/>
-                                <w:iCs/>
-                                <w:u w:val="none"/>
-                              </w:rPr>
-                              <w:t xml:space="preserve"> this is bounded by k * (rho * best tour length). </w:t>
+                              <w:t xml:space="preserve">. This is done to stop the algorithm getting stuck in a locally optimal solution this is bounded by k * (rho * best tour length). </w:t>
                             </w:r>
                           </w:p>
                           <w:p>
                             <w:pPr>
-                              <w:pStyle w:val="FrameContents"/>
+                              <w:pStyle w:val="FrameContentsuser"/>
                               <w:spacing w:lineRule="auto" w:line="240" w:before="0" w:after="0"/>
                               <w:ind w:end="45"/>
                               <w:rPr>
@@ -1308,13 +1053,14 @@
                                 <w:bCs w:val="false"/>
                                 <w:i/>
                                 <w:iCs/>
+                                <w:color w:val="000000"/>
                                 <w:u w:val="none"/>
                               </w:rPr>
                             </w:r>
                           </w:p>
                           <w:p>
                             <w:pPr>
-                              <w:pStyle w:val="FrameContents"/>
+                              <w:pStyle w:val="FrameContentsuser"/>
                               <w:bidi w:val="0"/>
                               <w:spacing w:lineRule="auto" w:line="240" w:before="0" w:after="0"/>
                               <w:ind w:end="45"/>
@@ -1332,6 +1078,7 @@
                                 <w:bCs w:val="false"/>
                                 <w:i/>
                                 <w:iCs/>
+                                <w:color w:val="000000"/>
                                 <w:u w:val="none"/>
                               </w:rPr>
                               <w:t xml:space="preserve">The last thing I did to improve the algorithm is use a </w:t>
@@ -1342,6 +1089,7 @@
                                 <w:bCs/>
                                 <w:i/>
                                 <w:iCs/>
+                                <w:color w:val="000000"/>
                                 <w:u w:val="single"/>
                               </w:rPr>
                               <w:t>symmetric pheromone matrix</w:t>
@@ -1352,6 +1100,7 @@
                                 <w:bCs w:val="false"/>
                                 <w:i/>
                                 <w:iCs/>
+                                <w:color w:val="000000"/>
                                 <w:u w:val="none"/>
                               </w:rPr>
                               <w:t xml:space="preserve"> since the graph/tour is undirected and means that ants interact more often, meaning I can use fewer ants in the system. </w:t>
@@ -1359,7 +1108,7 @@
                           </w:p>
                           <w:p>
                             <w:pPr>
-                              <w:pStyle w:val="FrameContents"/>
+                              <w:pStyle w:val="FrameContentsuser"/>
                               <w:spacing w:lineRule="auto" w:line="240" w:before="0" w:after="0"/>
                               <w:ind w:end="45"/>
                               <w:rPr>
@@ -1371,12 +1120,13 @@
                               <w:rPr>
                                 <w:i/>
                                 <w:iCs/>
+                                <w:color w:val="000000"/>
                               </w:rPr>
                             </w:r>
                           </w:p>
                           <w:p>
                             <w:pPr>
-                              <w:pStyle w:val="FrameContents"/>
+                              <w:pStyle w:val="FrameContentsuser"/>
                               <w:spacing w:lineRule="auto" w:line="240" w:before="0" w:after="0"/>
                               <w:ind w:end="45"/>
                               <w:rPr>
@@ -1388,6 +1138,7 @@
                               <w:rPr>
                                 <w:i/>
                                 <w:iCs/>
+                                <w:color w:val="000000"/>
                               </w:rPr>
                               <w:t xml:space="preserve">I also drastically </w:t>
                             </w:r>
@@ -1397,6 +1148,7 @@
                                 <w:bCs/>
                                 <w:i/>
                                 <w:iCs/>
+                                <w:color w:val="000000"/>
                                 <w:u w:val="single"/>
                               </w:rPr>
                               <w:t>improved performance</w:t>
@@ -1405,6 +1157,7 @@
                               <w:rPr>
                                 <w:i/>
                                 <w:iCs/>
+                                <w:color w:val="000000"/>
                               </w:rPr>
                               <w:t xml:space="preserve"> so </w:t>
                             </w:r>
@@ -1414,6 +1167,7 @@
                                 <w:bCs/>
                                 <w:i/>
                                 <w:iCs/>
+                                <w:color w:val="000000"/>
                               </w:rPr>
                               <w:t xml:space="preserve">each iteration takes less than 50% of the time </w:t>
                             </w:r>
@@ -1421,13 +1175,14 @@
                               <w:rPr>
                                 <w:i/>
                                 <w:iCs/>
+                                <w:color w:val="000000"/>
                               </w:rPr>
                               <w:t xml:space="preserve">the basic implementation did (including the 2-opt). This was done by precomputing probability values for each edge, making sure to use python sets as they have an O(1) membership test, and also only using path length differences in my 2-opt implementation as supposed to calculating the length of the entire route. </w:t>
                             </w:r>
                           </w:p>
                           <w:p>
                             <w:pPr>
-                              <w:pStyle w:val="FrameContents"/>
+                              <w:pStyle w:val="FrameContentsuser"/>
                               <w:spacing w:lineRule="auto" w:line="240" w:before="0" w:after="0"/>
                               <w:ind w:end="45"/>
                               <w:rPr>
@@ -1437,8 +1192,7 @@
                             </w:pPr>
                             <w:r>
                               <w:rPr>
-                                <w:i/>
-                                <w:iCs/>
+                                <w:color w:val="000000"/>
                               </w:rPr>
                             </w:r>
                           </w:p>
@@ -1462,7 +1216,7 @@
                   <w:txbxContent>
                     <w:p>
                       <w:pPr>
-                        <w:pStyle w:val="FrameContents"/>
+                        <w:pStyle w:val="FrameContentsuser"/>
                         <w:spacing w:lineRule="auto" w:line="240" w:before="0" w:after="0"/>
                         <w:ind w:end="45"/>
                         <w:rPr>
@@ -1474,6 +1228,7 @@
                         <w:rPr>
                           <w:i/>
                           <w:iCs/>
+                          <w:color w:val="000000"/>
                         </w:rPr>
                         <w:t xml:space="preserve">To enhance my Ant Colony Optimisation algorithm, I </w:t>
                       </w:r>
@@ -1483,6 +1238,7 @@
                           <w:bCs/>
                           <w:i/>
                           <w:iCs/>
+                          <w:color w:val="000000"/>
                           <w:u w:val="single"/>
                         </w:rPr>
                         <w:t>added an extra heuristic</w:t>
@@ -1491,48 +1247,15 @@
                         <w:rPr>
                           <w:i/>
                           <w:iCs/>
-                        </w:rPr>
-                        <w:t xml:space="preserve"> that, </w:t>
-                      </w:r>
-                      <w:r>
-                        <w:rPr>
-                          <w:i/>
-                          <w:iCs/>
-                        </w:rPr>
-                        <w:t xml:space="preserve">for every node, </w:t>
-                      </w:r>
-                      <w:r>
-                        <w:rPr>
-                          <w:i/>
-                          <w:iCs/>
-                        </w:rPr>
-                        <w:t>is related to the number of cit</w:t>
-                      </w:r>
-                      <w:r>
-                        <w:rPr>
-                          <w:i/>
-                          <w:iCs/>
-                        </w:rPr>
-                        <w:t>i</w:t>
-                      </w:r>
-                      <w:r>
-                        <w:rPr>
-                          <w:i/>
-                          <w:iCs/>
-                        </w:rPr>
-                        <w:t xml:space="preserve">es that are closer </w:t>
-                      </w:r>
-                      <w:r>
-                        <w:rPr>
-                          <w:i/>
-                          <w:iCs/>
-                        </w:rPr>
-                        <w:t>any other node (closest[i][j] = 5 iff i is the 5</w:t>
-                      </w:r>
-                      <w:r>
-                        <w:rPr>
-                          <w:i/>
-                          <w:iCs/>
+                          <w:color w:val="000000"/>
+                        </w:rPr>
+                        <w:t xml:space="preserve"> that, for every node, is related to the number of cities that are closer any other node (closest[i][j] = 5 iff i is the 5</w:t>
+                      </w:r>
+                      <w:r>
+                        <w:rPr>
+                          <w:i/>
+                          <w:iCs/>
+                          <w:color w:val="000000"/>
                           <w:vertAlign w:val="superscript"/>
                         </w:rPr>
                         <w:t>th</w:t>
@@ -1541,20 +1264,14 @@
                         <w:rPr>
                           <w:i/>
                           <w:iCs/>
-                        </w:rPr>
-                        <w:t xml:space="preserve"> closest city to j). </w:t>
-                      </w:r>
-                      <w:r>
-                        <w:rPr>
-                          <w:i/>
-                          <w:iCs/>
-                        </w:rPr>
-                        <w:t>This is able to give the ants a clearer idea of which nodes are closer than others than using the absolute distance heuristic by itself (especially true if many of the distances are very similar).</w:t>
+                          <w:color w:val="000000"/>
+                        </w:rPr>
+                        <w:t xml:space="preserve"> closest city to j). This is able to give the ants a clearer idea of which nodes are closer than others than using the absolute distance heuristic by itself (especially true if many of the distances are very similar).</w:t>
                       </w:r>
                     </w:p>
                     <w:p>
                       <w:pPr>
-                        <w:pStyle w:val="FrameContents"/>
+                        <w:pStyle w:val="FrameContentsuser"/>
                         <w:spacing w:lineRule="auto" w:line="240" w:before="0" w:after="0"/>
                         <w:ind w:end="45"/>
                         <w:rPr>
@@ -1566,12 +1283,13 @@
                         <w:rPr>
                           <w:i/>
                           <w:iCs/>
+                          <w:color w:val="000000"/>
                         </w:rPr>
                       </w:r>
                     </w:p>
                     <w:p>
                       <w:pPr>
-                        <w:pStyle w:val="FrameContents"/>
+                        <w:pStyle w:val="FrameContentsuser"/>
                         <w:spacing w:lineRule="auto" w:line="240" w:before="0" w:after="0"/>
                         <w:ind w:end="45"/>
                         <w:rPr>
@@ -1583,6 +1301,7 @@
                         <w:rPr>
                           <w:i/>
                           <w:iCs/>
+                          <w:color w:val="000000"/>
                         </w:rPr>
                         <w:t xml:space="preserve">For a portion of the best-performing ants of each iteration, I perform the </w:t>
                       </w:r>
@@ -1592,6 +1311,7 @@
                           <w:bCs/>
                           <w:i/>
                           <w:iCs/>
+                          <w:color w:val="000000"/>
                           <w:u w:val="single"/>
                         </w:rPr>
                         <w:t>2-opt algorithm</w:t>
@@ -1602,6 +1322,7 @@
                           <w:bCs w:val="false"/>
                           <w:i/>
                           <w:iCs/>
+                          <w:color w:val="000000"/>
                           <w:u w:val="none"/>
                         </w:rPr>
                         <w:t xml:space="preserve"> </w:t>
@@ -1610,6 +1331,7 @@
                         <w:rPr>
                           <w:i/>
                           <w:iCs/>
+                          <w:color w:val="000000"/>
                         </w:rPr>
                         <w:t xml:space="preserve">on all of them, before they deposit their pheromones. From this, I saw that the results converged about </w:t>
                       </w:r>
@@ -1619,6 +1341,7 @@
                           <w:bCs/>
                           <w:i/>
                           <w:iCs/>
+                          <w:color w:val="000000"/>
                         </w:rPr>
                         <w:t>30% faster</w:t>
                       </w:r>
@@ -1626,20 +1349,15 @@
                         <w:rPr>
                           <w:i/>
                           <w:iCs/>
-                        </w:rPr>
-                        <w:t xml:space="preserve">. </w:t>
-                      </w:r>
-                      <w:r>
-                        <w:rPr>
-                          <w:i/>
-                          <w:iCs/>
-                        </w:rPr>
-                        <w:t>The number of ants I chose to do this for is max {50, num_ants / 5}. The reason I do not use this on larger problems is because the running time is O(n</w:t>
-                      </w:r>
-                      <w:r>
-                        <w:rPr>
-                          <w:i/>
-                          <w:iCs/>
+                          <w:color w:val="000000"/>
+                        </w:rPr>
+                        <w:t>. The number of ants I chose to do this for is max {50, num_ants / 5}. The reason I do not use this on larger problems is because the running time is O(n</w:t>
+                      </w:r>
+                      <w:r>
+                        <w:rPr>
+                          <w:i/>
+                          <w:iCs/>
+                          <w:color w:val="000000"/>
                           <w:vertAlign w:val="superscript"/>
                         </w:rPr>
                         <w:t>2</w:t>
@@ -1648,13 +1366,14 @@
                         <w:rPr>
                           <w:i/>
                           <w:iCs/>
+                          <w:color w:val="000000"/>
                         </w:rPr>
                         <w:t xml:space="preserve">). This allows for 2-opt to be used more heavily on smaller problems where n is smaller, and not as much on larger ones. </w:t>
                       </w:r>
                     </w:p>
                     <w:p>
                       <w:pPr>
-                        <w:pStyle w:val="FrameContents"/>
+                        <w:pStyle w:val="FrameContentsuser"/>
                         <w:spacing w:lineRule="auto" w:line="240" w:before="0" w:after="0"/>
                         <w:ind w:end="45"/>
                         <w:rPr>
@@ -1666,12 +1385,13 @@
                         <w:rPr>
                           <w:i/>
                           <w:iCs/>
+                          <w:color w:val="000000"/>
                         </w:rPr>
                       </w:r>
                     </w:p>
                     <w:p>
                       <w:pPr>
-                        <w:pStyle w:val="FrameContents"/>
+                        <w:pStyle w:val="FrameContentsuser"/>
                         <w:spacing w:lineRule="auto" w:line="240" w:before="0" w:after="0"/>
                         <w:ind w:end="45"/>
                         <w:rPr>
@@ -1683,6 +1403,7 @@
                         <w:rPr>
                           <w:i/>
                           <w:iCs/>
+                          <w:color w:val="000000"/>
                         </w:rPr>
                         <w:t xml:space="preserve">The </w:t>
                       </w:r>
@@ -1692,6 +1413,7 @@
                           <w:bCs/>
                           <w:i/>
                           <w:iCs/>
+                          <w:color w:val="000000"/>
                           <w:u w:val="single"/>
                         </w:rPr>
                         <w:t>pheromones are initally set</w:t>
@@ -1700,6 +1422,7 @@
                         <w:rPr>
                           <w:i/>
                           <w:iCs/>
+                          <w:color w:val="000000"/>
                         </w:rPr>
                         <w:t xml:space="preserve"> related to a multiple of the closest cities heuristic and the minimum pheromone value. Doing this </w:t>
                       </w:r>
@@ -1709,6 +1432,7 @@
                           <w:bCs/>
                           <w:i/>
                           <w:iCs/>
+                          <w:color w:val="000000"/>
                         </w:rPr>
                         <w:t xml:space="preserve">reduced the path length </w:t>
                       </w:r>
@@ -1716,6 +1440,7 @@
                         <w:rPr>
                           <w:i/>
                           <w:iCs/>
+                          <w:color w:val="000000"/>
                         </w:rPr>
                         <w:t xml:space="preserve">of the first iteration by </w:t>
                       </w:r>
@@ -1725,6 +1450,7 @@
                           <w:bCs/>
                           <w:i/>
                           <w:iCs/>
+                          <w:color w:val="000000"/>
                         </w:rPr>
                         <w:t>30%</w:t>
                       </w:r>
@@ -1732,13 +1458,14 @@
                         <w:rPr>
                           <w:i/>
                           <w:iCs/>
+                          <w:color w:val="000000"/>
                         </w:rPr>
                         <w:t xml:space="preserve">. </w:t>
                       </w:r>
                     </w:p>
                     <w:p>
                       <w:pPr>
-                        <w:pStyle w:val="FrameContents"/>
+                        <w:pStyle w:val="FrameContentsuser"/>
                         <w:spacing w:lineRule="auto" w:line="240" w:before="0" w:after="0"/>
                         <w:ind w:end="45"/>
                         <w:rPr>
@@ -1750,12 +1477,13 @@
                         <w:rPr>
                           <w:i/>
                           <w:iCs/>
+                          <w:color w:val="000000"/>
                         </w:rPr>
                       </w:r>
                     </w:p>
                     <w:p>
                       <w:pPr>
-                        <w:pStyle w:val="FrameContents"/>
+                        <w:pStyle w:val="FrameContentsuser"/>
                         <w:spacing w:lineRule="auto" w:line="240" w:before="0" w:after="0"/>
                         <w:ind w:end="45"/>
                         <w:rPr>
@@ -1767,6 +1495,7 @@
                         <w:rPr>
                           <w:i/>
                           <w:iCs/>
+                          <w:color w:val="000000"/>
                         </w:rPr>
                         <w:t xml:space="preserve">Another enhancement is </w:t>
                       </w:r>
@@ -1776,6 +1505,7 @@
                           <w:bCs/>
                           <w:i/>
                           <w:iCs/>
+                          <w:color w:val="000000"/>
                           <w:u w:val="single"/>
                         </w:rPr>
                         <w:t>bounding the pheromone strength</w:t>
@@ -1786,34 +1516,15 @@
                           <w:bCs w:val="false"/>
                           <w:i/>
                           <w:iCs/>
+                          <w:color w:val="000000"/>
                           <w:u w:val="none"/>
                         </w:rPr>
-                        <w:t xml:space="preserve">. </w:t>
-                      </w:r>
-                      <w:r>
-                        <w:rPr>
-                          <w:b w:val="false"/>
-                          <w:bCs w:val="false"/>
-                          <w:i/>
-                          <w:iCs/>
-                          <w:u w:val="none"/>
-                        </w:rPr>
-                        <w:t>This is done to stop the algorithm getting stuck in a locally optimal solution</w:t>
-                      </w:r>
-                      <w:r>
-                        <w:rPr>
-                          <w:b w:val="false"/>
-                          <w:bCs w:val="false"/>
-                          <w:i/>
-                          <w:iCs/>
-                          <w:u w:val="none"/>
-                        </w:rPr>
-                        <w:t xml:space="preserve"> this is bounded by k * (rho * best tour length). </w:t>
+                        <w:t xml:space="preserve">. This is done to stop the algorithm getting stuck in a locally optimal solution this is bounded by k * (rho * best tour length). </w:t>
                       </w:r>
                     </w:p>
                     <w:p>
                       <w:pPr>
-                        <w:pStyle w:val="FrameContents"/>
+                        <w:pStyle w:val="FrameContentsuser"/>
                         <w:spacing w:lineRule="auto" w:line="240" w:before="0" w:after="0"/>
                         <w:ind w:end="45"/>
                         <w:rPr>
@@ -1830,13 +1541,14 @@
                           <w:bCs w:val="false"/>
                           <w:i/>
                           <w:iCs/>
+                          <w:color w:val="000000"/>
                           <w:u w:val="none"/>
                         </w:rPr>
                       </w:r>
                     </w:p>
                     <w:p>
                       <w:pPr>
-                        <w:pStyle w:val="FrameContents"/>
+                        <w:pStyle w:val="FrameContentsuser"/>
                         <w:bidi w:val="0"/>
                         <w:spacing w:lineRule="auto" w:line="240" w:before="0" w:after="0"/>
                         <w:ind w:end="45"/>
@@ -1854,6 +1566,7 @@
                           <w:bCs w:val="false"/>
                           <w:i/>
                           <w:iCs/>
+                          <w:color w:val="000000"/>
                           <w:u w:val="none"/>
                         </w:rPr>
                         <w:t xml:space="preserve">The last thing I did to improve the algorithm is use a </w:t>
@@ -1864,6 +1577,7 @@
                           <w:bCs/>
                           <w:i/>
                           <w:iCs/>
+                          <w:color w:val="000000"/>
                           <w:u w:val="single"/>
                         </w:rPr>
                         <w:t>symmetric pheromone matrix</w:t>
@@ -1874,6 +1588,7 @@
                           <w:bCs w:val="false"/>
                           <w:i/>
                           <w:iCs/>
+                          <w:color w:val="000000"/>
                           <w:u w:val="none"/>
                         </w:rPr>
                         <w:t xml:space="preserve"> since the graph/tour is undirected and means that ants interact more often, meaning I can use fewer ants in the system. </w:t>
@@ -1881,7 +1596,7 @@
                     </w:p>
                     <w:p>
                       <w:pPr>
-                        <w:pStyle w:val="FrameContents"/>
+                        <w:pStyle w:val="FrameContentsuser"/>
                         <w:spacing w:lineRule="auto" w:line="240" w:before="0" w:after="0"/>
                         <w:ind w:end="45"/>
                         <w:rPr>
@@ -1893,12 +1608,13 @@
                         <w:rPr>
                           <w:i/>
                           <w:iCs/>
+                          <w:color w:val="000000"/>
                         </w:rPr>
                       </w:r>
                     </w:p>
                     <w:p>
                       <w:pPr>
-                        <w:pStyle w:val="FrameContents"/>
+                        <w:pStyle w:val="FrameContentsuser"/>
                         <w:spacing w:lineRule="auto" w:line="240" w:before="0" w:after="0"/>
                         <w:ind w:end="45"/>
                         <w:rPr>
@@ -1910,6 +1626,7 @@
                         <w:rPr>
                           <w:i/>
                           <w:iCs/>
+                          <w:color w:val="000000"/>
                         </w:rPr>
                         <w:t xml:space="preserve">I also drastically </w:t>
                       </w:r>
@@ -1919,6 +1636,7 @@
                           <w:bCs/>
                           <w:i/>
                           <w:iCs/>
+                          <w:color w:val="000000"/>
                           <w:u w:val="single"/>
                         </w:rPr>
                         <w:t>improved performance</w:t>
@@ -1927,6 +1645,7 @@
                         <w:rPr>
                           <w:i/>
                           <w:iCs/>
+                          <w:color w:val="000000"/>
                         </w:rPr>
                         <w:t xml:space="preserve"> so </w:t>
                       </w:r>
@@ -1936,6 +1655,7 @@
                           <w:bCs/>
                           <w:i/>
                           <w:iCs/>
+                          <w:color w:val="000000"/>
                         </w:rPr>
                         <w:t xml:space="preserve">each iteration takes less than 50% of the time </w:t>
                       </w:r>
@@ -1943,13 +1663,14 @@
                         <w:rPr>
                           <w:i/>
                           <w:iCs/>
+                          <w:color w:val="000000"/>
                         </w:rPr>
                         <w:t xml:space="preserve">the basic implementation did (including the 2-opt). This was done by precomputing probability values for each edge, making sure to use python sets as they have an O(1) membership test, and also only using path length differences in my 2-opt implementation as supposed to calculating the length of the entire route. </w:t>
                       </w:r>
                     </w:p>
                     <w:p>
                       <w:pPr>
-                        <w:pStyle w:val="FrameContents"/>
+                        <w:pStyle w:val="FrameContentsuser"/>
                         <w:spacing w:lineRule="auto" w:line="240" w:before="0" w:after="0"/>
                         <w:ind w:end="45"/>
                         <w:rPr>
@@ -1959,8 +1680,7 @@
                       </w:pPr>
                       <w:r>
                         <w:rPr>
-                          <w:i/>
-                          <w:iCs/>
+                          <w:color w:val="000000"/>
                         </w:rPr>
                       </w:r>
                     </w:p>
@@ -2038,7 +1758,7 @@
         <mc:AlternateContent>
           <mc:Choice Requires="wps">
             <w:drawing>
-              <wp:anchor behindDoc="0" distT="40640" distB="64770" distL="108585" distR="124460" simplePos="0" locked="0" layoutInCell="0" allowOverlap="1" relativeHeight="6" wp14:anchorId="7F7DBDF3">
+              <wp:anchor behindDoc="0" distT="40005" distB="64135" distL="107950" distR="124460" simplePos="0" locked="0" layoutInCell="0" allowOverlap="1" relativeHeight="6" wp14:anchorId="7F7DBDF3">
                 <wp:simplePos x="0" y="0"/>
                 <wp:positionH relativeFrom="margin">
                   <wp:posOffset>-819150</wp:posOffset>
@@ -2082,7 +1802,7 @@
                         <w:txbxContent>
                           <w:p>
                             <w:pPr>
-                              <w:pStyle w:val="FrameContents"/>
+                              <w:pStyle w:val="FrameContentsuser"/>
                               <w:spacing w:lineRule="auto" w:line="240" w:before="0" w:after="0"/>
                               <w:ind w:end="45"/>
                               <w:rPr>
@@ -2091,109 +1811,8 @@
                             </w:pPr>
                             <w:r>
                               <w:rPr>
-                                <w:i/>
-                              </w:rPr>
-                              <w:t xml:space="preserve">Describe any non-standard algorithms you have implemented that </w:t>
-                            </w:r>
-                            <w:r>
-                              <w:rPr>
-                                <w:b/>
-                                <w:i/>
-                              </w:rPr>
-                              <w:t>have not been covered in lectures</w:t>
-                            </w:r>
-                            <w:r>
-                              <w:rPr>
-                                <w:i/>
-                              </w:rPr>
-                              <w:t xml:space="preserve"> (otherwise these boxes should be blank) You need to convince me that your implementation is indeed that of the named algorithm and you need to </w:t>
-                            </w:r>
-                            <w:r>
-                              <w:rPr>
-                                <w:b/>
-                                <w:i/>
-                              </w:rPr>
-                              <w:t>provide a full reference to the source for your algorithm</w:t>
-                            </w:r>
-                            <w:r>
-                              <w:rPr>
-                                <w:i/>
-                              </w:rPr>
-                              <w:t xml:space="preserve">. You should </w:t>
-                            </w:r>
-                            <w:r>
-                              <w:rPr>
-                                <w:b/>
-                                <w:i/>
-                              </w:rPr>
-                              <w:t>include a pseudocode description</w:t>
-                            </w:r>
-                            <w:r>
-                              <w:rPr>
-                                <w:i/>
-                              </w:rPr>
-                              <w:t xml:space="preserve">. You can vary the sizes of these boxes but </w:t>
-                            </w:r>
-                            <w:r>
-                              <w:rPr>
-                                <w:i/>
-                                <w:u w:val="single"/>
-                              </w:rPr>
-                              <w:t>do not change the font (Calabri), font size (11), the paragraph properties (single space) or the header and footer</w:t>
-                            </w:r>
-                            <w:r>
-                              <w:rPr>
-                                <w:i/>
-                              </w:rPr>
-                              <w:t xml:space="preserve"> and everything should </w:t>
-                            </w:r>
-                            <w:r>
-                              <w:rPr>
-                                <w:i/>
-                                <w:u w:val="single"/>
-                              </w:rPr>
-                              <w:t>fit onto one side of A4</w:t>
-                            </w:r>
-                            <w:r>
-                              <w:rPr>
-                                <w:i/>
-                              </w:rPr>
-                              <w:t xml:space="preserve">. (You can delete these instructions.) </w:t>
-                            </w:r>
-                          </w:p>
-                          <w:p>
-                            <w:pPr>
-                              <w:pStyle w:val="FrameContents"/>
-                              <w:spacing w:lineRule="auto" w:line="240" w:before="0" w:after="0"/>
-                              <w:ind w:end="45"/>
-                              <w:rPr>
-                                <w:i/>
-                              </w:rPr>
-                            </w:pPr>
-                            <w:r>
-                              <w:rPr>
-                                <w:i/>
-                              </w:rPr>
-                            </w:r>
-                          </w:p>
-                          <w:p>
-                            <w:pPr>
-                              <w:pStyle w:val="FrameContents"/>
-                              <w:spacing w:lineRule="auto" w:line="240" w:before="0" w:after="0"/>
-                              <w:ind w:end="45"/>
-                              <w:rPr>
-                                <w:b/>
-                                <w:bCs/>
-                                <w:i/>
-                              </w:rPr>
-                            </w:pPr>
-                            <w:r>
-                              <w:rPr>
-                                <w:b/>
-                                <w:bCs/>
-                                <w:i/>
-                              </w:rPr>
-                              <w:t>Remember: You need my express permission to implement a non-standard algorithm!</w:t>
+                                <w:color w:val="000000"/>
+                              </w:rPr>
                             </w:r>
                           </w:p>
                         </w:txbxContent>
@@ -2209,14 +1828,14 @@
           </mc:Choice>
           <mc:Fallback>
             <w:pict>
-              <v:rect id="shape_0" fillcolor="white" stroked="t" o:allowincell="f" style="position:absolute;margin-left:-64.5pt;margin-top:27.6pt;width:577.75pt;height:289.05pt;mso-wrap-style:square;v-text-anchor:top;mso-position-horizontal-relative:margin" wp14:anchorId="7F7DBDF3">
+              <v:rect id="shape_0" fillcolor="white" stroked="t" o:allowincell="f" style="position:absolute;margin-left:-64.5pt;margin-top:27.6pt;width:577.75pt;height:289.05pt;mso-wrap-style:none;v-text-anchor:middle;mso-position-horizontal-relative:margin" wp14:anchorId="7F7DBDF3">
                 <v:fill o:detectmouseclick="t" type="solid" color2="black"/>
                 <v:stroke color="black" weight="9360" joinstyle="miter" endcap="flat"/>
                 <v:textbox>
                   <w:txbxContent>
                     <w:p>
                       <w:pPr>
-                        <w:pStyle w:val="FrameContents"/>
+                        <w:pStyle w:val="FrameContentsuser"/>
                         <w:spacing w:lineRule="auto" w:line="240" w:before="0" w:after="0"/>
                         <w:ind w:end="45"/>
                         <w:rPr>
@@ -2225,109 +1844,8 @@
                       </w:pPr>
                       <w:r>
                         <w:rPr>
-                          <w:i/>
-                        </w:rPr>
-                        <w:t xml:space="preserve">Describe any non-standard algorithms you have implemented that </w:t>
-                      </w:r>
-                      <w:r>
-                        <w:rPr>
-                          <w:b/>
-                          <w:i/>
-                        </w:rPr>
-                        <w:t>have not been covered in lectures</w:t>
-                      </w:r>
-                      <w:r>
-                        <w:rPr>
-                          <w:i/>
-                        </w:rPr>
-                        <w:t xml:space="preserve"> (otherwise these boxes should be blank) You need to convince me that your implementation is indeed that of the named algorithm and you need to </w:t>
-                      </w:r>
-                      <w:r>
-                        <w:rPr>
-                          <w:b/>
-                          <w:i/>
-                        </w:rPr>
-                        <w:t>provide a full reference to the source for your algorithm</w:t>
-                      </w:r>
-                      <w:r>
-                        <w:rPr>
-                          <w:i/>
-                        </w:rPr>
-                        <w:t xml:space="preserve">. You should </w:t>
-                      </w:r>
-                      <w:r>
-                        <w:rPr>
-                          <w:b/>
-                          <w:i/>
-                        </w:rPr>
-                        <w:t>include a pseudocode description</w:t>
-                      </w:r>
-                      <w:r>
-                        <w:rPr>
-                          <w:i/>
-                        </w:rPr>
-                        <w:t xml:space="preserve">. You can vary the sizes of these boxes but </w:t>
-                      </w:r>
-                      <w:r>
-                        <w:rPr>
-                          <w:i/>
-                          <w:u w:val="single"/>
-                        </w:rPr>
-                        <w:t>do not change the font (Calabri), font size (11), the paragraph properties (single space) or the header and footer</w:t>
-                      </w:r>
-                      <w:r>
-                        <w:rPr>
-                          <w:i/>
-                        </w:rPr>
-                        <w:t xml:space="preserve"> and everything should </w:t>
-                      </w:r>
-                      <w:r>
-                        <w:rPr>
-                          <w:i/>
-                          <w:u w:val="single"/>
-                        </w:rPr>
-                        <w:t>fit onto one side of A4</w:t>
-                      </w:r>
-                      <w:r>
-                        <w:rPr>
-                          <w:i/>
-                        </w:rPr>
-                        <w:t xml:space="preserve">. (You can delete these instructions.) </w:t>
-                      </w:r>
-                    </w:p>
-                    <w:p>
-                      <w:pPr>
-                        <w:pStyle w:val="FrameContents"/>
-                        <w:spacing w:lineRule="auto" w:line="240" w:before="0" w:after="0"/>
-                        <w:ind w:end="45"/>
-                        <w:rPr>
-                          <w:i/>
-                        </w:rPr>
-                      </w:pPr>
-                      <w:r>
-                        <w:rPr>
-                          <w:i/>
-                        </w:rPr>
-                      </w:r>
-                    </w:p>
-                    <w:p>
-                      <w:pPr>
-                        <w:pStyle w:val="FrameContents"/>
-                        <w:spacing w:lineRule="auto" w:line="240" w:before="0" w:after="0"/>
-                        <w:ind w:end="45"/>
-                        <w:rPr>
-                          <w:b/>
-                          <w:bCs/>
-                          <w:i/>
-                        </w:rPr>
-                      </w:pPr>
-                      <w:r>
-                        <w:rPr>
-                          <w:b/>
-                          <w:bCs/>
-                          <w:i/>
-                        </w:rPr>
-                        <w:t>Remember: You need my express permission to implement a non-standard algorithm!</w:t>
+                          <w:color w:val="000000"/>
+                        </w:rPr>
                       </w:r>
                     </w:p>
                   </w:txbxContent>
@@ -2382,7 +1900,7 @@
         <mc:AlternateContent>
           <mc:Choice Requires="wps">
             <w:drawing>
-              <wp:anchor behindDoc="0" distT="40640" distB="64770" distL="108585" distR="137160" simplePos="0" locked="0" layoutInCell="0" allowOverlap="1" relativeHeight="8" wp14:anchorId="419B783E">
+              <wp:anchor behindDoc="0" distT="40005" distB="64135" distL="108585" distR="137160" simplePos="0" locked="0" layoutInCell="0" allowOverlap="1" relativeHeight="8" wp14:anchorId="419B783E">
                 <wp:simplePos x="0" y="0"/>
                 <wp:positionH relativeFrom="margin">
                   <wp:posOffset>-803275</wp:posOffset>
@@ -2426,7 +1944,7 @@
                         <w:txbxContent>
                           <w:p>
                             <w:pPr>
-                              <w:pStyle w:val="FrameContents"/>
+                              <w:pStyle w:val="FrameContentsuser"/>
                               <w:spacing w:lineRule="auto" w:line="240" w:before="0" w:after="0"/>
                               <w:ind w:end="45"/>
                               <w:rPr>
@@ -2435,9 +1953,8 @@
                             </w:pPr>
                             <w:r>
                               <w:rPr>
-                                <w:i/>
-                              </w:rPr>
-                              <w:t>Type here, as above.</w:t>
+                                <w:color w:val="000000"/>
+                              </w:rPr>
                             </w:r>
                           </w:p>
                         </w:txbxContent>
@@ -2453,14 +1970,14 @@
           </mc:Choice>
           <mc:Fallback>
             <w:pict>
-              <v:rect id="shape_0" fillcolor="white" stroked="t" o:allowincell="f" style="position:absolute;margin-left:-63.25pt;margin-top:27.55pt;width:575.3pt;height:289.05pt;mso-wrap-style:square;v-text-anchor:top;mso-position-horizontal-relative:margin" wp14:anchorId="419B783E">
+              <v:rect id="shape_0" fillcolor="white" stroked="t" o:allowincell="f" style="position:absolute;margin-left:-63.25pt;margin-top:27.55pt;width:575.3pt;height:289.05pt;mso-wrap-style:none;v-text-anchor:middle;mso-position-horizontal-relative:margin" wp14:anchorId="419B783E">
                 <v:fill o:detectmouseclick="t" type="solid" color2="black"/>
                 <v:stroke color="black" weight="9360" joinstyle="miter" endcap="flat"/>
                 <v:textbox>
                   <w:txbxContent>
                     <w:p>
                       <w:pPr>
-                        <w:pStyle w:val="FrameContents"/>
+                        <w:pStyle w:val="FrameContentsuser"/>
                         <w:spacing w:lineRule="auto" w:line="240" w:before="0" w:after="0"/>
                         <w:ind w:end="45"/>
                         <w:rPr>
@@ -2469,9 +1986,8 @@
                       </w:pPr>
                       <w:r>
                         <w:rPr>
-                          <w:i/>
-                        </w:rPr>
-                        <w:t>Type here, as above.</w:t>
+                          <w:color w:val="000000"/>
+                        </w:rPr>
                       </w:r>
                     </w:p>
                   </w:txbxContent>
@@ -2910,6 +2426,7 @@
     <w:qFormat/>
     <w:pPr>
       <w:widowControl/>
+      <w:suppressAutoHyphens w:val="true"/>
       <w:bidi w:val="0"/>
       <w:spacing w:lineRule="auto" w:line="259" w:before="0" w:after="160"/>
       <w:jc w:val="start"/>
@@ -2988,6 +2505,13 @@
     <w:rPr>
       <w:rFonts w:cs="Liberation Sans"/>
     </w:rPr>
+  </w:style>
+  <w:style w:type="paragraph" w:styleId="FrameContentsuser">
+    <w:name w:val="Frame Contents (user)"/>
+    <w:basedOn w:val="Normal"/>
+    <w:qFormat/>
+    <w:pPr/>
+    <w:rPr/>
   </w:style>
   <w:style w:type="paragraph" w:styleId="FrameContents">
     <w:name w:val="Frame Contents"/>
